--- a/Operating Systems.docx
+++ b/Operating Systems.docx
@@ -1,360 +1,505 @@
 
 <file path=word/document.xml><?xml version="1.0" encoding="utf-8"?>
-<w:document xmlns:wpc="http://schemas.microsoft.com/office/word/2010/wordprocessingCanvas" xmlns:cx="http://schemas.microsoft.com/office/drawing/2014/chartex" xmlns:cx1="http://schemas.microsoft.com/office/drawing/2015/9/8/chartex" xmlns:cx2="http://schemas.microsoft.com/office/drawing/2015/10/21/chartex" xmlns:cx3="http://schemas.microsoft.com/office/drawing/2016/5/9/chartex" xmlns:cx4="http://schemas.microsoft.com/office/drawing/2016/5/10/chartex" xmlns:cx5="http://schemas.microsoft.com/office/drawing/2016/5/11/chartex" xmlns:cx6="http://schemas.microsoft.com/office/drawing/2016/5/12/chartex" xmlns:cx7="http://schemas.microsoft.com/office/drawing/2016/5/13/chartex" xmlns:cx8="http://schemas.microsoft.com/office/drawing/2016/5/14/chartex" xmlns:mc="http://schemas.openxmlformats.org/markup-compatibility/2006" xmlns:aink="http://schemas.microsoft.com/office/drawing/2016/ink" xmlns:am3d="http://schemas.microsoft.com/office/drawing/2017/model3d" xmlns:o="urn:schemas-microsoft-com:office:office" xmlns:oel="http://schemas.microsoft.com/office/2019/extlst" xmlns:r="http://schemas.openxmlformats.org/officeDocument/2006/relationships" xmlns:m="http://schemas.openxmlformats.org/officeDocument/2006/math" xmlns:v="urn:schemas-microsoft-com:vml" xmlns:wp14="http://schemas.microsoft.com/office/word/2010/wordprocessingDrawing" xmlns:wp="http://schemas.openxmlformats.org/drawingml/2006/wordprocessingDrawing" xmlns:w10="urn:schemas-microsoft-com:office:word" xmlns:w="http://schemas.openxmlformats.org/wordprocessingml/2006/main" xmlns:w14="http://schemas.microsoft.com/office/word/2010/wordml" xmlns:w15="http://schemas.microsoft.com/office/word/2012/wordml" xmlns:w16cex="http://schemas.microsoft.com/office/word/2018/wordml/cex" xmlns:w16cid="http://schemas.microsoft.com/office/word/2016/wordml/cid" xmlns:w16="http://schemas.microsoft.com/office/word/2018/wordml" xmlns:w16du="http://schemas.microsoft.com/office/word/2023/wordml/word16du" xmlns:w16sdtdh="http://schemas.microsoft.com/office/word/2020/wordml/sdtdatahash" xmlns:w16sdtfl="http://schemas.microsoft.com/office/word/2024/wordml/sdtformatlock" xmlns:w16se="http://schemas.microsoft.com/office/word/2015/wordml/symex" xmlns:wpg="http://schemas.microsoft.com/office/word/2010/wordprocessingGroup" xmlns:wpi="http://schemas.microsoft.com/office/word/2010/wordprocessingInk" xmlns:wne="http://schemas.microsoft.com/office/word/2006/wordml" xmlns:wps="http://schemas.microsoft.com/office/word/2010/wordprocessingShape" mc:Ignorable="w14 w15 w16se w16cid w16 w16cex w16sdtdh w16sdtfl w16du wp14">
+<w:document xmlns:o="urn:schemas-microsoft-com:office:office" xmlns:r="http://schemas.openxmlformats.org/officeDocument/2006/relationships" xmlns:v="urn:schemas-microsoft-com:vml" xmlns:w="http://schemas.openxmlformats.org/wordprocessingml/2006/main" xmlns:w10="urn:schemas-microsoft-com:office:word" xmlns:wp="http://schemas.openxmlformats.org/drawingml/2006/wordprocessingDrawing" xmlns:wps="http://schemas.microsoft.com/office/word/2010/wordprocessingShape" xmlns:wpg="http://schemas.microsoft.com/office/word/2010/wordprocessingGroup" xmlns:mc="http://schemas.openxmlformats.org/markup-compatibility/2006" xmlns:wp14="http://schemas.microsoft.com/office/word/2010/wordprocessingDrawing" xmlns:w14="http://schemas.microsoft.com/office/word/2010/wordml" xmlns:w15="http://schemas.microsoft.com/office/word/2012/wordml" mc:Ignorable="w14 wp14 w15">
   <w:body>
     <w:p>
-      <w:r>
+      <w:pPr>
+        <w:pStyle w:val="Normal"/>
+        <w:rPr/>
+      </w:pPr>
+      <w:r>
+        <w:rPr/>
         <w:t>Operating Systems</w:t>
       </w:r>
     </w:p>
-    <w:p/>
-    <w:p>
-      <w:r>
+    <w:p>
+      <w:pPr>
+        <w:pStyle w:val="Normal"/>
+        <w:rPr/>
+      </w:pPr>
+      <w:r>
+        <w:rPr/>
+      </w:r>
+    </w:p>
+    <w:p>
+      <w:pPr>
+        <w:pStyle w:val="Normal"/>
+        <w:rPr/>
+      </w:pPr>
+      <w:r>
+        <w:rPr/>
         <w:t>Computer Software – Page 1</w:t>
       </w:r>
     </w:p>
     <w:p>
       <w:pPr>
-        <w:ind w:firstLine="720"/>
-      </w:pPr>
-      <w:r>
+        <w:pStyle w:val="Normal"/>
+        <w:ind w:firstLine="720"/>
+        <w:rPr/>
+      </w:pPr>
+      <w:r>
+        <w:rPr/>
         <w:t>Systems Programs</w:t>
       </w:r>
     </w:p>
     <w:p>
       <w:pPr>
-        <w:ind w:left="720" w:firstLine="720"/>
-      </w:pPr>
-      <w:r>
+        <w:pStyle w:val="Normal"/>
+        <w:ind w:firstLine="720" w:left="720"/>
+        <w:rPr/>
+      </w:pPr>
+      <w:r>
+        <w:rPr/>
         <w:t>Manage the operation of the computer</w:t>
       </w:r>
     </w:p>
     <w:p>
       <w:pPr>
-        <w:ind w:left="1440" w:firstLine="720"/>
-      </w:pPr>
-      <w:r>
+        <w:pStyle w:val="Normal"/>
+        <w:ind w:firstLine="720" w:left="1440"/>
+        <w:rPr/>
+      </w:pPr>
+      <w:r>
+        <w:rPr/>
         <w:t>Operating system (a computer program)</w:t>
       </w:r>
     </w:p>
     <w:p>
       <w:pPr>
-        <w:ind w:left="2160" w:firstLine="720"/>
-      </w:pPr>
-      <w:r>
+        <w:pStyle w:val="Normal"/>
+        <w:ind w:firstLine="720" w:left="2160"/>
+        <w:rPr/>
+      </w:pPr>
+      <w:r>
+        <w:rPr/>
         <w:t>Shield programmers from the complexity of the hardware</w:t>
       </w:r>
     </w:p>
     <w:p>
       <w:pPr>
-        <w:ind w:left="2160" w:firstLine="720"/>
-      </w:pPr>
-      <w:r>
+        <w:pStyle w:val="Normal"/>
+        <w:ind w:firstLine="720" w:left="2160"/>
+        <w:rPr/>
+      </w:pPr>
+      <w:r>
+        <w:rPr/>
         <w:t>Interface (virtual machine): easier to understand and program</w:t>
       </w:r>
     </w:p>
     <w:p>
       <w:pPr>
-        <w:ind w:left="1440" w:firstLine="720"/>
-      </w:pPr>
-    </w:p>
-    <w:p>
-      <w:pPr>
-        <w:ind w:left="720" w:firstLine="720"/>
-      </w:pPr>
-    </w:p>
-    <w:p>
-      <w:pPr>
-        <w:ind w:firstLine="720"/>
-      </w:pPr>
-      <w:r>
+        <w:pStyle w:val="Normal"/>
+        <w:ind w:firstLine="720" w:left="1440"/>
+        <w:rPr/>
+      </w:pPr>
+      <w:r>
+        <w:rPr/>
+      </w:r>
+    </w:p>
+    <w:p>
+      <w:pPr>
+        <w:pStyle w:val="Normal"/>
+        <w:ind w:firstLine="720" w:left="720"/>
+        <w:rPr/>
+      </w:pPr>
+      <w:r>
+        <w:rPr/>
+      </w:r>
+    </w:p>
+    <w:p>
+      <w:pPr>
+        <w:pStyle w:val="Normal"/>
+        <w:ind w:firstLine="720"/>
+        <w:rPr/>
+      </w:pPr>
+      <w:r>
+        <w:rPr/>
         <w:t>Application programs</w:t>
       </w:r>
     </w:p>
     <w:p>
       <w:pPr>
-        <w:ind w:left="720" w:firstLine="720"/>
-      </w:pPr>
-      <w:r>
+        <w:pStyle w:val="Normal"/>
+        <w:ind w:firstLine="720" w:left="720"/>
+        <w:rPr/>
+      </w:pPr>
+      <w:r>
+        <w:rPr/>
         <w:t>Perform the actual work the user wants</w:t>
       </w:r>
     </w:p>
     <w:p>
       <w:pPr>
-        <w:ind w:firstLine="720"/>
-      </w:pPr>
-      <w:proofErr w:type="spellStart"/>
-      <w:r>
-        <w:t>Cisc</w:t>
-      </w:r>
-      <w:proofErr w:type="spellEnd"/>
-      <w:r>
-        <w:t xml:space="preserve"> – complex instruction set computer</w:t>
-      </w:r>
-    </w:p>
-    <w:p>
-      <w:pPr>
-        <w:ind w:firstLine="720"/>
-      </w:pPr>
-      <w:r>
+        <w:pStyle w:val="Normal"/>
+        <w:ind w:firstLine="720"/>
+        <w:rPr/>
+      </w:pPr>
+      <w:r>
+        <w:rPr/>
+        <w:t>Cisc – complex instruction set computer</w:t>
+      </w:r>
+    </w:p>
+    <w:p>
+      <w:pPr>
+        <w:pStyle w:val="Normal"/>
+        <w:ind w:firstLine="720"/>
+        <w:rPr/>
+      </w:pPr>
+      <w:r>
+        <w:rPr/>
         <w:t>Risc – reduced instruction set computer</w:t>
       </w:r>
     </w:p>
     <w:p>
       <w:pPr>
-        <w:ind w:firstLine="720"/>
-      </w:pPr>
-      <w:r>
+        <w:pStyle w:val="Normal"/>
+        <w:ind w:firstLine="720"/>
+        <w:rPr/>
+      </w:pPr>
+      <w:r>
+        <w:rPr/>
         <w:t>A major function of an OS is to hide the low level processes from the programmer</w:t>
       </w:r>
     </w:p>
     <w:p>
       <w:pPr>
-        <w:ind w:firstLine="720"/>
-      </w:pPr>
-      <w:r>
+        <w:pStyle w:val="Normal"/>
+        <w:ind w:firstLine="720"/>
+        <w:rPr/>
+      </w:pPr>
+      <w:r>
+        <w:rPr/>
         <w:t>Kernel mode vs user mode</w:t>
       </w:r>
     </w:p>
     <w:p>
       <w:pPr>
-        <w:ind w:firstLine="720"/>
-      </w:pPr>
-      <w:r>
+        <w:pStyle w:val="Normal"/>
+        <w:ind w:firstLine="720"/>
+        <w:rPr/>
+      </w:pPr>
+      <w:r>
+        <w:rPr/>
         <w:t>Kernel mode works on the operating system</w:t>
       </w:r>
     </w:p>
     <w:p>
       <w:pPr>
-        <w:ind w:firstLine="720"/>
-      </w:pPr>
-      <w:r>
+        <w:pStyle w:val="Normal"/>
+        <w:ind w:firstLine="720"/>
+        <w:rPr/>
+      </w:pPr>
+      <w:r>
+        <w:rPr/>
         <w:t>User mode works on the programs above the operating system</w:t>
       </w:r>
     </w:p>
     <w:p>
       <w:pPr>
-        <w:ind w:firstLine="720"/>
-      </w:pPr>
-      <w:r>
+        <w:pStyle w:val="Normal"/>
+        <w:ind w:firstLine="720"/>
+        <w:rPr/>
+      </w:pPr>
+      <w:r>
+        <w:rPr/>
         <w:t>What is an operating system?</w:t>
       </w:r>
     </w:p>
     <w:p>
       <w:pPr>
-        <w:ind w:left="720" w:firstLine="720"/>
-      </w:pPr>
-      <w:r>
+        <w:pStyle w:val="Normal"/>
+        <w:ind w:firstLine="720" w:left="720"/>
+        <w:rPr/>
+      </w:pPr>
+      <w:r>
+        <w:rPr/>
         <w:t>Extending the machine (virtual machine)</w:t>
       </w:r>
     </w:p>
     <w:p>
       <w:pPr>
-        <w:ind w:left="720" w:firstLine="720"/>
-      </w:pPr>
-      <w:r>
+        <w:pStyle w:val="Normal"/>
+        <w:ind w:firstLine="720" w:left="720"/>
+        <w:rPr/>
+      </w:pPr>
+      <w:r>
+        <w:rPr/>
         <w:t>Managing [the machine] resources (resource manager)</w:t>
       </w:r>
     </w:p>
     <w:p>
       <w:pPr>
-        <w:ind w:firstLine="720"/>
-      </w:pPr>
-      <w:r>
+        <w:pStyle w:val="Normal"/>
+        <w:ind w:firstLine="720"/>
+        <w:rPr/>
+      </w:pPr>
+      <w:r>
+        <w:rPr/>
         <w:t>The operating system as a resource manager (bottom-up view)</w:t>
       </w:r>
     </w:p>
     <w:p>
       <w:pPr>
-        <w:ind w:left="720" w:firstLine="720"/>
-      </w:pPr>
-      <w:r>
+        <w:pStyle w:val="Normal"/>
+        <w:ind w:firstLine="720" w:left="720"/>
+        <w:rPr/>
+      </w:pPr>
+      <w:r>
+        <w:rPr/>
         <w:t>Manage all the pieces of a complex system</w:t>
       </w:r>
     </w:p>
     <w:p>
       <w:pPr>
-        <w:ind w:left="2160" w:hanging="720"/>
-      </w:pPr>
-      <w:r>
+        <w:pStyle w:val="Normal"/>
+        <w:ind w:hanging="720" w:left="2160"/>
+        <w:rPr/>
+      </w:pPr>
+      <w:r>
+        <w:rPr/>
         <w:t>Provide for an orderly and controlled allocation of the hardware among the competing programs</w:t>
       </w:r>
     </w:p>
     <w:p>
       <w:pPr>
-        <w:ind w:left="2160" w:hanging="720"/>
-      </w:pPr>
-      <w:r>
+        <w:pStyle w:val="Normal"/>
+        <w:ind w:hanging="720" w:left="2160"/>
+        <w:rPr/>
+      </w:pPr>
+      <w:r>
+        <w:rPr/>
         <w:t>Keep track of who is using which resource, grant resource requests, account for resource usage, and mediate conflicting resource requests</w:t>
       </w:r>
     </w:p>
     <w:p>
       <w:pPr>
-        <w:ind w:firstLine="720"/>
-      </w:pPr>
-      <w:r>
+        <w:pStyle w:val="Normal"/>
+        <w:ind w:firstLine="720"/>
+        <w:rPr/>
+      </w:pPr>
+      <w:r>
+        <w:rPr/>
         <w:t>What is an operating system</w:t>
       </w:r>
     </w:p>
     <w:p>
       <w:pPr>
-        <w:ind w:left="720" w:firstLine="720"/>
-      </w:pPr>
-      <w:r>
+        <w:pStyle w:val="Normal"/>
+        <w:ind w:firstLine="720" w:left="720"/>
+        <w:rPr/>
+      </w:pPr>
+      <w:r>
+        <w:rPr/>
         <w:t>A computer program</w:t>
       </w:r>
     </w:p>
     <w:p>
       <w:pPr>
-        <w:ind w:left="720" w:firstLine="720"/>
-      </w:pPr>
-      <w:r>
-        <w:lastRenderedPageBreak/>
+        <w:pStyle w:val="Normal"/>
+        <w:ind w:firstLine="720" w:left="720"/>
+        <w:rPr/>
+      </w:pPr>
+      <w:r>
+        <w:rPr/>
         <w:t>Software extensions to the hardware</w:t>
       </w:r>
     </w:p>
     <w:p>
       <w:pPr>
-        <w:ind w:left="720" w:firstLine="720"/>
-      </w:pPr>
-      <w:r>
+        <w:pStyle w:val="Normal"/>
+        <w:ind w:firstLine="720" w:left="720"/>
+        <w:rPr/>
+      </w:pPr>
+      <w:r>
+        <w:rPr/>
         <w:t>An interface between users and the hardware</w:t>
       </w:r>
     </w:p>
     <w:p>
       <w:pPr>
-        <w:ind w:left="720" w:firstLine="720"/>
-      </w:pPr>
-      <w:r>
+        <w:pStyle w:val="Normal"/>
+        <w:ind w:firstLine="720" w:left="720"/>
+        <w:rPr/>
+      </w:pPr>
+      <w:r>
+        <w:rPr/>
         <w:t>Software to shield users from complex hardware</w:t>
       </w:r>
     </w:p>
     <w:p>
       <w:pPr>
-        <w:ind w:left="720" w:firstLine="720"/>
-      </w:pPr>
-      <w:r>
+        <w:pStyle w:val="Normal"/>
+        <w:ind w:firstLine="720" w:left="720"/>
+        <w:rPr/>
+      </w:pPr>
+      <w:r>
+        <w:rPr/>
         <w:t>Software to manage all the computer resources</w:t>
       </w:r>
     </w:p>
     <w:p>
       <w:pPr>
-        <w:ind w:left="720" w:firstLine="720"/>
-      </w:pPr>
-      <w:r>
+        <w:pStyle w:val="Normal"/>
+        <w:ind w:firstLine="720" w:left="720"/>
+        <w:rPr/>
+      </w:pPr>
+      <w:r>
+        <w:rPr/>
         <w:t>Software which presents an easy-to-use virtual machine</w:t>
       </w:r>
     </w:p>
     <w:p>
       <w:pPr>
-        <w:ind w:left="720" w:firstLine="720"/>
-      </w:pPr>
-      <w:r>
+        <w:pStyle w:val="Normal"/>
+        <w:ind w:firstLine="720" w:left="720"/>
+        <w:rPr/>
+      </w:pPr>
+      <w:r>
+        <w:rPr/>
         <w:t>Software that runs in kernel (or supervisor) mode</w:t>
       </w:r>
     </w:p>
     <w:p>
       <w:pPr>
-        <w:ind w:firstLine="720"/>
-      </w:pPr>
-      <w:r>
+        <w:pStyle w:val="Normal"/>
+        <w:ind w:firstLine="720"/>
+        <w:rPr/>
+      </w:pPr>
+      <w:r>
+        <w:rPr/>
         <w:br/>
         <w:t>operating system generations – page 6-16 (know the major events, not the dates)</w:t>
       </w:r>
     </w:p>
     <w:p>
       <w:pPr>
-        <w:ind w:firstLine="720"/>
-      </w:pPr>
-      <w:r>
+        <w:pStyle w:val="Normal"/>
+        <w:ind w:firstLine="720"/>
+        <w:rPr/>
+      </w:pPr>
+      <w:r>
+        <w:rPr/>
         <w:t>Babbage “Analytical Engine” – page 6</w:t>
       </w:r>
     </w:p>
     <w:p>
       <w:pPr>
-        <w:ind w:left="720" w:firstLine="720"/>
-      </w:pPr>
-      <w:r>
+        <w:pStyle w:val="Normal"/>
+        <w:ind w:firstLine="720" w:left="720"/>
+        <w:rPr/>
+      </w:pPr>
+      <w:r>
+        <w:rPr/>
         <w:t>The first “true” digital computer</w:t>
       </w:r>
     </w:p>
     <w:p>
       <w:pPr>
-        <w:ind w:left="720" w:firstLine="720"/>
-      </w:pPr>
-      <w:r>
+        <w:pStyle w:val="Normal"/>
+        <w:ind w:firstLine="720" w:left="720"/>
+        <w:rPr/>
+      </w:pPr>
+      <w:r>
+        <w:rPr/>
         <w:t>No operating system</w:t>
       </w:r>
     </w:p>
     <w:p>
       <w:pPr>
-        <w:ind w:firstLine="720"/>
-      </w:pPr>
-      <w:r>
+        <w:pStyle w:val="Normal"/>
+        <w:ind w:firstLine="720"/>
+        <w:rPr/>
+      </w:pPr>
+      <w:r>
+        <w:rPr/>
         <w:t>First generation (1945-1955) – page 7</w:t>
       </w:r>
     </w:p>
     <w:p>
       <w:pPr>
-        <w:ind w:left="720" w:firstLine="720"/>
-      </w:pPr>
-      <w:r>
+        <w:pStyle w:val="Normal"/>
+        <w:ind w:firstLine="720" w:left="720"/>
+        <w:rPr/>
+      </w:pPr>
+      <w:r>
+        <w:rPr/>
         <w:t>Vacuum tubes</w:t>
       </w:r>
     </w:p>
     <w:p>
       <w:pPr>
-        <w:ind w:left="720" w:firstLine="720"/>
-      </w:pPr>
-      <w:r>
+        <w:pStyle w:val="Normal"/>
+        <w:ind w:firstLine="720" w:left="720"/>
+        <w:rPr/>
+      </w:pPr>
+      <w:r>
+        <w:rPr/>
         <w:t>Plugboards</w:t>
       </w:r>
     </w:p>
     <w:p>
       <w:pPr>
-        <w:ind w:left="720" w:firstLine="720"/>
-      </w:pPr>
-      <w:r>
+        <w:pStyle w:val="Normal"/>
+        <w:ind w:firstLine="720" w:left="720"/>
+        <w:rPr/>
+      </w:pPr>
+      <w:r>
+        <w:rPr/>
         <w:t>No operating systems</w:t>
       </w:r>
     </w:p>
     <w:p>
       <w:pPr>
-        <w:ind w:firstLine="720"/>
-      </w:pPr>
-      <w:r>
+        <w:pStyle w:val="Normal"/>
+        <w:ind w:firstLine="720"/>
+        <w:rPr/>
+      </w:pPr>
+      <w:r>
+        <w:rPr/>
         <w:t>Second generation (1955-1965) – page 7</w:t>
       </w:r>
     </w:p>
     <w:p>
       <w:pPr>
-        <w:ind w:left="720" w:firstLine="720"/>
-      </w:pPr>
-      <w:r>
+        <w:pStyle w:val="Normal"/>
+        <w:ind w:firstLine="720" w:left="720"/>
+        <w:rPr/>
+      </w:pPr>
+      <w:r>
+        <w:rPr/>
         <w:t>Transistors</w:t>
       </w:r>
     </w:p>
     <w:p>
       <w:pPr>
-        <w:ind w:left="720" w:firstLine="720"/>
-      </w:pPr>
-      <w:r>
+        <w:pStyle w:val="Normal"/>
+        <w:ind w:firstLine="720" w:left="720"/>
+        <w:rPr/>
+      </w:pPr>
+      <w:r>
+        <w:rPr/>
         <w:t>Punch cards</w:t>
       </w:r>
     </w:p>
     <w:p>
       <w:pPr>
-        <w:ind w:left="720" w:firstLine="720"/>
-      </w:pPr>
-      <w:r>
+        <w:pStyle w:val="Normal"/>
+        <w:ind w:firstLine="720" w:left="720"/>
+        <w:rPr/>
+      </w:pPr>
+      <w:r>
+        <w:rPr/>
         <w:t>Batch systems (the first operating systems)</w:t>
       </w:r>
     </w:p>
     <w:p>
       <w:pPr>
-        <w:ind w:left="1440" w:firstLine="720"/>
-      </w:pPr>
-      <w:r>
+        <w:pStyle w:val="Normal"/>
+        <w:ind w:firstLine="720" w:left="1440"/>
+        <w:rPr/>
+      </w:pPr>
+      <w:r>
+        <w:rPr/>
         <w:t>1</w:t>
       </w:r>
       <w:r>
@@ -364,975 +509,903 @@
         <w:t>st</w:t>
       </w:r>
       <w:r>
+        <w:rPr/>
         <w:t xml:space="preserve"> batch system: GM-NAA I/O System, 1956</w:t>
       </w:r>
     </w:p>
     <w:p>
       <w:pPr>
-        <w:ind w:firstLine="720"/>
-      </w:pPr>
-      <w:r>
+        <w:pStyle w:val="Normal"/>
+        <w:ind w:firstLine="720"/>
+        <w:rPr/>
+      </w:pPr>
+      <w:r>
+        <w:rPr/>
         <w:t>Third generation (1965-1980) – page 9</w:t>
       </w:r>
     </w:p>
     <w:p>
       <w:pPr>
-        <w:ind w:left="720" w:firstLine="720"/>
-      </w:pPr>
-      <w:r>
+        <w:pStyle w:val="Normal"/>
+        <w:ind w:firstLine="720" w:left="720"/>
+        <w:rPr/>
+      </w:pPr>
+      <w:r>
+        <w:rPr/>
         <w:t>Integrated circuits (ICs)</w:t>
       </w:r>
     </w:p>
     <w:p>
       <w:pPr>
-        <w:ind w:left="720" w:firstLine="720"/>
-      </w:pPr>
-      <w:r>
+        <w:pStyle w:val="Normal"/>
+        <w:ind w:firstLine="720" w:left="720"/>
+        <w:rPr/>
+      </w:pPr>
+      <w:r>
+        <w:rPr/>
         <w:t>One family – IBM System/360</w:t>
       </w:r>
     </w:p>
     <w:p>
       <w:pPr>
-        <w:ind w:left="720" w:firstLine="720"/>
-      </w:pPr>
-      <w:r>
+        <w:pStyle w:val="Normal"/>
+        <w:ind w:firstLine="720" w:left="720"/>
+        <w:rPr/>
+      </w:pPr>
+      <w:r>
+        <w:rPr/>
         <w:t>OS/360 – huge and extremely complicated</w:t>
       </w:r>
     </w:p>
     <w:p>
       <w:pPr>
-        <w:ind w:left="720" w:firstLine="720"/>
-      </w:pPr>
-      <w:r>
+        <w:pStyle w:val="Normal"/>
+        <w:ind w:firstLine="720" w:left="720"/>
+        <w:rPr/>
+      </w:pPr>
+      <w:r>
+        <w:rPr/>
         <w:t>JCL (Job Control Language)</w:t>
       </w:r>
     </w:p>
     <w:p>
       <w:pPr>
-        <w:ind w:left="720" w:firstLine="720"/>
-      </w:pPr>
-      <w:r>
+        <w:pStyle w:val="Normal"/>
+        <w:ind w:firstLine="720" w:left="720"/>
+        <w:rPr/>
+      </w:pPr>
+      <w:r>
+        <w:rPr/>
         <w:t>Multiprogramming – many jobs in memory, all running at the same time</w:t>
       </w:r>
     </w:p>
     <w:p>
       <w:pPr>
-        <w:ind w:left="1440" w:firstLine="720"/>
-      </w:pPr>
-      <w:r>
+        <w:pStyle w:val="Normal"/>
+        <w:ind w:firstLine="720" w:left="1440"/>
+        <w:rPr/>
+      </w:pPr>
+      <w:r>
+        <w:rPr/>
         <w:t>While some are waiting for I/O, others are using the CPU</w:t>
       </w:r>
     </w:p>
     <w:p>
       <w:pPr>
-        <w:ind w:left="1440" w:firstLine="720"/>
-      </w:pPr>
-      <w:r>
+        <w:pStyle w:val="Normal"/>
+        <w:ind w:firstLine="720" w:left="1440"/>
+        <w:rPr/>
+      </w:pPr>
+      <w:r>
+        <w:rPr/>
         <w:t>The goal is to keep the CPU busy 100% of the time</w:t>
       </w:r>
     </w:p>
     <w:p>
       <w:pPr>
-        <w:ind w:left="720" w:firstLine="720"/>
-      </w:pPr>
-      <w:r>
+        <w:pStyle w:val="Normal"/>
+        <w:ind w:firstLine="720" w:left="720"/>
+        <w:rPr/>
+      </w:pPr>
+      <w:r>
+        <w:rPr/>
         <w:t>Spooling (Simultaneous Peripheral Operation On Line)</w:t>
       </w:r>
     </w:p>
     <w:p>
       <w:pPr>
-        <w:ind w:left="720" w:firstLine="720"/>
-      </w:pPr>
-      <w:r>
-        <w:lastRenderedPageBreak/>
+        <w:pStyle w:val="Normal"/>
+        <w:ind w:firstLine="720" w:left="720"/>
+        <w:rPr/>
+      </w:pPr>
+      <w:r>
+        <w:rPr/>
         <w:t>Time sharing</w:t>
       </w:r>
     </w:p>
     <w:p>
       <w:pPr>
-        <w:ind w:left="1440" w:firstLine="720"/>
-      </w:pPr>
-      <w:r>
+        <w:pStyle w:val="Normal"/>
+        <w:ind w:firstLine="720" w:left="1440"/>
+        <w:rPr/>
+      </w:pPr>
+      <w:r>
+        <w:rPr/>
         <w:t>Variant of multiprogramming</w:t>
       </w:r>
     </w:p>
     <w:p>
       <w:pPr>
-        <w:ind w:left="1440" w:firstLine="720"/>
-      </w:pPr>
-      <w:r>
+        <w:pStyle w:val="Normal"/>
+        <w:ind w:firstLine="720" w:left="1440"/>
+        <w:rPr/>
+      </w:pPr>
+      <w:r>
+        <w:rPr/>
         <w:t>Many users on the same computer</w:t>
       </w:r>
     </w:p>
     <w:p>
       <w:pPr>
-        <w:ind w:left="1440" w:firstLine="720"/>
-      </w:pPr>
-      <w:r>
+        <w:pStyle w:val="Normal"/>
+        <w:ind w:firstLine="720" w:left="1440"/>
+        <w:rPr/>
+      </w:pPr>
+      <w:r>
+        <w:rPr/>
         <w:t>Each user in turn is given a small slice of the CPU</w:t>
       </w:r>
     </w:p>
     <w:p>
       <w:pPr>
-        <w:ind w:left="1440" w:firstLine="720"/>
-      </w:pPr>
-      <w:r>
+        <w:pStyle w:val="Normal"/>
+        <w:ind w:firstLine="720" w:left="1440"/>
+        <w:rPr/>
+      </w:pPr>
+      <w:r>
+        <w:rPr/>
         <w:t>Making each user think they have the whole computer all to themselves</w:t>
       </w:r>
     </w:p>
     <w:p>
       <w:pPr>
-        <w:ind w:left="720" w:firstLine="720"/>
-      </w:pPr>
-    </w:p>
-    <w:p>
-      <w:pPr>
-        <w:ind w:left="720" w:firstLine="720"/>
-      </w:pPr>
-    </w:p>
-    <w:p>
-      <w:pPr>
-        <w:ind w:firstLine="720"/>
-      </w:pPr>
-      <w:r>
+        <w:pStyle w:val="Normal"/>
+        <w:ind w:firstLine="720" w:left="720"/>
+        <w:rPr/>
+      </w:pPr>
+      <w:r>
+        <w:rPr/>
+      </w:r>
+    </w:p>
+    <w:p>
+      <w:pPr>
+        <w:pStyle w:val="Normal"/>
+        <w:ind w:firstLine="720" w:left="720"/>
+        <w:rPr/>
+      </w:pPr>
+      <w:r>
+        <w:rPr/>
+      </w:r>
+    </w:p>
+    <w:p>
+      <w:pPr>
+        <w:pStyle w:val="Normal"/>
+        <w:ind w:firstLine="720"/>
+        <w:rPr/>
+      </w:pPr>
+      <w:r>
+        <w:rPr/>
         <w:t>Fourth generation (1980-Present) – page 14</w:t>
       </w:r>
     </w:p>
-    <w:p/>
-    <w:p>
-      <w:r>
+    <w:p>
+      <w:pPr>
+        <w:pStyle w:val="Normal"/>
+        <w:rPr/>
+      </w:pPr>
+      <w:r>
+        <w:rPr/>
+      </w:r>
+    </w:p>
+    <w:p>
+      <w:pPr>
+        <w:pStyle w:val="Normal"/>
+        <w:rPr/>
+      </w:pPr>
+      <w:r>
+        <w:rPr/>
         <w:t>Operating System Concepts (page 19b-26a)</w:t>
       </w:r>
     </w:p>
     <w:p>
       <w:pPr>
-        <w:ind w:left="1440" w:hanging="720"/>
-      </w:pPr>
-      <w:r>
+        <w:pStyle w:val="Normal"/>
+        <w:ind w:hanging="720" w:left="1440"/>
+        <w:rPr/>
+      </w:pPr>
+      <w:r>
+        <w:rPr/>
         <w:t>System calls – extended instructions, provided by the OS, allowing users to requests OS services (ex: write a file)</w:t>
       </w:r>
     </w:p>
     <w:p>
       <w:pPr>
-        <w:ind w:left="1440" w:hanging="720"/>
-      </w:pPr>
-      <w:r>
+        <w:pStyle w:val="Normal"/>
+        <w:ind w:hanging="720" w:left="1440"/>
+        <w:rPr/>
+      </w:pPr>
+      <w:r>
+        <w:rPr/>
         <w:t>Unix – system calls</w:t>
       </w:r>
     </w:p>
     <w:p>
       <w:pPr>
-        <w:ind w:left="1440" w:hanging="720"/>
-      </w:pPr>
-      <w:r>
+        <w:pStyle w:val="Normal"/>
+        <w:ind w:hanging="720" w:left="1440"/>
+        <w:rPr/>
+      </w:pPr>
+      <w:r>
+        <w:rPr/>
         <w:t>Windows – APIs (Application Programming Interfaces)</w:t>
       </w:r>
     </w:p>
     <w:p>
-      <w:r>
+      <w:pPr>
+        <w:pStyle w:val="Normal"/>
+        <w:rPr/>
+      </w:pPr>
+      <w:r>
+        <w:rPr/>
         <w:t>Processes (page 20-22)</w:t>
       </w:r>
     </w:p>
     <w:p>
       <w:pPr>
-        <w:ind w:firstLine="720"/>
-      </w:pPr>
-      <w:r>
+        <w:pStyle w:val="Normal"/>
+        <w:ind w:firstLine="720"/>
+        <w:rPr/>
+      </w:pPr>
+      <w:r>
+        <w:rPr/>
         <w:t>Process – a program or task in execution</w:t>
       </w:r>
     </w:p>
     <w:p>
       <w:pPr>
-        <w:ind w:firstLine="720"/>
-      </w:pPr>
-      <w:r>
+        <w:pStyle w:val="Normal"/>
+        <w:ind w:firstLine="720"/>
+        <w:rPr/>
+      </w:pPr>
+      <w:r>
+        <w:rPr/>
         <w:t>Address space – memory locations the process can access</w:t>
       </w:r>
     </w:p>
     <w:p>
       <w:pPr>
-        <w:ind w:left="1440" w:hanging="720"/>
-      </w:pPr>
-      <w:r>
+        <w:pStyle w:val="Normal"/>
+        <w:ind w:hanging="720" w:left="1440"/>
+        <w:rPr/>
+      </w:pPr>
+      <w:r>
+        <w:rPr/>
         <w:t>Process table – an array (or linked list) of structures, one per process, containing all information necessary to suspend and restart every process</w:t>
       </w:r>
     </w:p>
     <w:p>
       <w:pPr>
-        <w:ind w:left="1440" w:hanging="720"/>
-      </w:pPr>
-      <w:r>
+        <w:pStyle w:val="Normal"/>
+        <w:ind w:hanging="720" w:left="1440"/>
+        <w:rPr/>
+      </w:pPr>
+      <w:r>
+        <w:rPr/>
         <w:t>Shell – the process which reads and executes user commands</w:t>
       </w:r>
     </w:p>
     <w:p>
       <w:pPr>
+        <w:pStyle w:val="Normal"/>
         <w:ind w:left="1440"/>
-      </w:pPr>
-      <w:r>
-        <w:t xml:space="preserve">Unix – </w:t>
-      </w:r>
-      <w:proofErr w:type="spellStart"/>
-      <w:r>
-        <w:t>Cshell</w:t>
-      </w:r>
-      <w:proofErr w:type="spellEnd"/>
-      <w:r>
-        <w:t>, Bourne shell, Korn shell, BASH, etc.</w:t>
-      </w:r>
-    </w:p>
-    <w:p>
-      <w:pPr>
+        <w:rPr/>
+      </w:pPr>
+      <w:r>
+        <w:rPr/>
+        <w:t>Unix – Cshell, Bourne shell, Korn shell, BASH, etc.</w:t>
+      </w:r>
+    </w:p>
+    <w:p>
+      <w:pPr>
+        <w:pStyle w:val="Normal"/>
         <w:ind w:left="1440"/>
-      </w:pPr>
-      <w:r>
+        <w:rPr/>
+      </w:pPr>
+      <w:r>
+        <w:rPr/>
         <w:t>DOS – COMMAND.COM</w:t>
       </w:r>
     </w:p>
     <w:p>
       <w:pPr>
+        <w:pStyle w:val="Normal"/>
         <w:ind w:left="1440"/>
-      </w:pPr>
-      <w:r>
+        <w:rPr/>
+      </w:pPr>
+      <w:r>
+        <w:rPr/>
         <w:t>Minix – Shell</w:t>
       </w:r>
     </w:p>
     <w:p>
       <w:pPr>
-        <w:ind w:left="1440" w:hanging="720"/>
-      </w:pPr>
-      <w:r>
+        <w:pStyle w:val="Normal"/>
+        <w:ind w:hanging="720" w:left="1440"/>
+        <w:rPr/>
+      </w:pPr>
+      <w:r>
+        <w:rPr/>
         <w:t>Command interpreter – another word for shell</w:t>
       </w:r>
     </w:p>
     <w:p>
       <w:pPr>
-        <w:ind w:left="1440" w:hanging="720"/>
-      </w:pPr>
-      <w:r>
+        <w:pStyle w:val="Normal"/>
+        <w:ind w:hanging="720" w:left="1440"/>
+        <w:rPr/>
+      </w:pPr>
+      <w:r>
+        <w:rPr/>
         <w:t>Child process – a process created by another process (its parent) which inherits all of the attributes of its creator</w:t>
       </w:r>
     </w:p>
     <w:p>
       <w:pPr>
-        <w:ind w:left="1440" w:hanging="720"/>
-      </w:pPr>
-      <w:r>
+        <w:pStyle w:val="Normal"/>
+        <w:ind w:hanging="720" w:left="1440"/>
+        <w:rPr/>
+      </w:pPr>
+      <w:r>
+        <w:rPr/>
         <w:t>Parent process – a process that has created or spawned one or more additional (child) process</w:t>
       </w:r>
     </w:p>
     <w:p>
       <w:pPr>
-        <w:ind w:left="1440" w:hanging="720"/>
-      </w:pPr>
-      <w:r>
-        <w:t xml:space="preserve">UID (User Identification) – a unique number assigned to each </w:t>
-      </w:r>
-      <w:proofErr w:type="spellStart"/>
-      <w:r>
-        <w:t>vaid</w:t>
-      </w:r>
-      <w:proofErr w:type="spellEnd"/>
-      <w:r>
-        <w:t xml:space="preserve"> user by the System Administrator</w:t>
-      </w:r>
-    </w:p>
-    <w:p>
-      <w:pPr>
-        <w:ind w:left="1440" w:hanging="720"/>
-      </w:pPr>
-      <w:r>
-        <w:lastRenderedPageBreak/>
+        <w:pStyle w:val="Normal"/>
+        <w:ind w:hanging="720" w:left="1440"/>
+        <w:rPr/>
+      </w:pPr>
+      <w:r>
+        <w:rPr/>
+        <w:t>UID (User Identification) – a unique number assigned to each vaid user by the System Administrator</w:t>
+      </w:r>
+    </w:p>
+    <w:p>
+      <w:pPr>
+        <w:pStyle w:val="Normal"/>
+        <w:ind w:hanging="720" w:left="1440"/>
+        <w:rPr/>
+      </w:pPr>
+      <w:r>
+        <w:rPr/>
         <w:t>Superuser – a UID which has a special power to violate many protection rules (and access any part of the system)</w:t>
       </w:r>
     </w:p>
     <w:p>
       <w:pPr>
-        <w:ind w:left="1440" w:hanging="720"/>
-      </w:pPr>
-      <w:r>
+        <w:pStyle w:val="Normal"/>
+        <w:ind w:hanging="720" w:left="1440"/>
+        <w:rPr/>
+      </w:pPr>
+      <w:r>
+        <w:rPr/>
         <w:t>Root – another name for the superuser</w:t>
       </w:r>
     </w:p>
     <w:p>
-      <w:r>
+      <w:pPr>
+        <w:pStyle w:val="Normal"/>
+        <w:rPr/>
+      </w:pPr>
+      <w:r>
+        <w:rPr/>
         <w:t>Files (pages 22-25)</w:t>
       </w:r>
     </w:p>
     <w:p>
       <w:pPr>
-        <w:ind w:firstLine="720"/>
-      </w:pPr>
-      <w:r>
+        <w:pStyle w:val="Normal"/>
+        <w:ind w:firstLine="720"/>
+        <w:rPr/>
+      </w:pPr>
+      <w:r>
+        <w:rPr/>
         <w:t>Directory – a special place in the file system hierarchy where like files may be grouped together</w:t>
       </w:r>
     </w:p>
     <w:p>
       <w:pPr>
-        <w:ind w:firstLine="720"/>
-      </w:pPr>
-      <w:r>
+        <w:pStyle w:val="Normal"/>
+        <w:ind w:firstLine="720"/>
+        <w:rPr/>
+      </w:pPr>
+      <w:r>
+        <w:rPr/>
         <w:t>Hierarchical – organized in the shape of an upside-down tree</w:t>
       </w:r>
     </w:p>
     <w:p>
       <w:pPr>
-        <w:ind w:left="1440" w:hanging="720"/>
-      </w:pPr>
-      <w:r>
+        <w:pStyle w:val="Normal"/>
+        <w:ind w:hanging="720" w:left="1440"/>
+        <w:rPr/>
+      </w:pPr>
+      <w:r>
+        <w:rPr/>
         <w:t>Absolute path name – a list of directories that mut be traversed from the root directory to get to a file [or directory], with slashes separating the components (always begins with a slash)</w:t>
       </w:r>
     </w:p>
     <w:p>
       <w:pPr>
-        <w:ind w:left="1440" w:hanging="720"/>
-      </w:pPr>
-      <w:r>
+        <w:pStyle w:val="Normal"/>
+        <w:ind w:hanging="720" w:left="1440"/>
+        <w:rPr/>
+      </w:pPr>
+      <w:r>
+        <w:rPr/>
         <w:t>Current working directory (current directory, working directory, CD, CWD) – the directory of a process at a particular point in time</w:t>
       </w:r>
     </w:p>
     <w:p>
       <w:pPr>
-        <w:ind w:left="1440" w:hanging="720"/>
-      </w:pPr>
-      <w:r>
+        <w:pStyle w:val="Normal"/>
+        <w:ind w:hanging="720" w:left="1440"/>
+        <w:rPr/>
+      </w:pPr>
+      <w:r>
+        <w:rPr/>
         <w:t>Relative path name – a list of directories that must be traversed, starting with the current working directory, to get to a file [or directory], (never begin with a slash)</w:t>
       </w:r>
     </w:p>
     <w:p>
       <w:pPr>
-        <w:ind w:left="1440" w:hanging="720"/>
-      </w:pPr>
-      <w:r>
+        <w:pStyle w:val="Normal"/>
+        <w:ind w:hanging="720" w:left="1440"/>
+        <w:rPr/>
+      </w:pPr>
+      <w:r>
+        <w:rPr/>
         <w:t>File Protection Code (or access permissions) – a 9-bit binary code (UNIX) that specifies who may access each file and directory in the file system and how that access may occur</w:t>
       </w:r>
     </w:p>
     <w:p>
       <w:pPr>
-        <w:ind w:left="1440" w:hanging="720"/>
-      </w:pPr>
-      <w:r>
+        <w:pStyle w:val="Normal"/>
+        <w:ind w:hanging="720" w:left="1440"/>
+        <w:rPr/>
+      </w:pPr>
+      <w:r>
+        <w:rPr/>
         <w:t>File descriptor – an integer, returned by the system when a file is opened, which must be used for all subsequent accesses to the file</w:t>
       </w:r>
     </w:p>
     <w:p>
       <w:pPr>
-        <w:ind w:left="1440" w:hanging="720"/>
-      </w:pPr>
-      <w:r>
+        <w:pStyle w:val="Normal"/>
+        <w:ind w:hanging="720" w:left="1440"/>
+        <w:rPr/>
+      </w:pPr>
+      <w:r>
+        <w:rPr/>
         <w:t>RWX bits</w:t>
       </w:r>
     </w:p>
     <w:p>
       <w:pPr>
-        <w:ind w:left="1440" w:hanging="720"/>
-      </w:pPr>
-      <w:r>
+        <w:pStyle w:val="Normal"/>
+        <w:ind w:hanging="720" w:left="1440"/>
+        <w:rPr/>
+      </w:pPr>
+      <w:r>
+        <w:rPr/>
         <w:t>Mount point (page 24) – a directory (usually empty) in the root file system where another file system may be connected (mounted) to the root file system</w:t>
       </w:r>
     </w:p>
     <w:p>
-      <w:r>
+      <w:pPr>
+        <w:pStyle w:val="Normal"/>
+        <w:rPr/>
+      </w:pPr>
+      <w:r>
+        <w:rPr/>
         <w:t>Special files (page 24-25)</w:t>
       </w:r>
     </w:p>
     <w:p>
       <w:pPr>
-        <w:ind w:left="1440" w:hanging="720"/>
-      </w:pPr>
-      <w:r>
+        <w:pStyle w:val="Normal"/>
+        <w:ind w:hanging="720" w:left="1440"/>
+        <w:rPr/>
+      </w:pPr>
+      <w:r>
+        <w:rPr/>
         <w:t>Special file – a file designated with the letters b or c indicating it is actually a block or character I/O device; used to make I/O devices look like files</w:t>
       </w:r>
     </w:p>
     <w:p>
       <w:pPr>
-        <w:ind w:left="1440" w:hanging="720"/>
-      </w:pPr>
-      <w:r>
+        <w:pStyle w:val="Normal"/>
+        <w:ind w:hanging="720" w:left="1440"/>
+        <w:rPr/>
+      </w:pPr>
+      <w:r>
+        <w:rPr/>
         <w:t>Block special file – I/O devices that are read and written with randomly addressable blocks</w:t>
       </w:r>
     </w:p>
     <w:p>
       <w:pPr>
-        <w:ind w:left="1440" w:hanging="720"/>
-      </w:pPr>
-      <w:r>
+        <w:pStyle w:val="Normal"/>
+        <w:ind w:hanging="720" w:left="1440"/>
+        <w:rPr/>
+      </w:pPr>
+      <w:r>
+        <w:rPr/>
         <w:t>Character special file – I/O devices that are read and written with character streams (printers)</w:t>
       </w:r>
     </w:p>
     <w:p>
       <w:pPr>
-        <w:ind w:left="1440" w:hanging="720"/>
-      </w:pPr>
-      <w:r>
+        <w:pStyle w:val="Normal"/>
+        <w:ind w:hanging="720" w:left="1440"/>
+        <w:rPr/>
+      </w:pPr>
+      <w:r>
+        <w:rPr/>
         <w:t>/dev the directory that contains all  of the special files</w:t>
       </w:r>
     </w:p>
     <w:p>
       <w:pPr>
-        <w:ind w:left="1440" w:hanging="720"/>
-      </w:pPr>
-      <w:r>
+        <w:pStyle w:val="Normal"/>
+        <w:ind w:hanging="720" w:left="1440"/>
+        <w:rPr/>
+      </w:pPr>
+      <w:r>
+        <w:rPr/>
         <w:t>Major device number – a number associated with each special file that indicates the class of devices within a class of devices</w:t>
       </w:r>
     </w:p>
     <w:p>
       <w:pPr>
-        <w:ind w:left="1440" w:hanging="720"/>
-      </w:pPr>
-      <w:r>
+        <w:pStyle w:val="Normal"/>
+        <w:ind w:hanging="720" w:left="1440"/>
+        <w:rPr/>
+      </w:pPr>
+      <w:r>
+        <w:rPr/>
         <w:t>Device driver – a module in the operating system that handles devices</w:t>
       </w:r>
     </w:p>
     <w:p>
-      <w:r>
+      <w:pPr>
+        <w:pStyle w:val="Normal"/>
+        <w:rPr/>
+      </w:pPr>
+      <w:r>
+        <w:rPr/>
         <w:t>Pipes (page 25)</w:t>
       </w:r>
     </w:p>
     <w:p>
-      <w:r>
+      <w:pPr>
+        <w:pStyle w:val="Normal"/>
+        <w:rPr/>
+      </w:pPr>
+      <w:r>
+        <w:rPr/>
         <w:t>The shell (page 25-26)</w:t>
       </w:r>
     </w:p>
     <w:p>
       <w:pPr>
-        <w:ind w:firstLine="720"/>
-      </w:pPr>
-      <w:r>
+        <w:pStyle w:val="Normal"/>
+        <w:ind w:firstLine="720"/>
+        <w:rPr/>
+      </w:pPr>
+      <w:r>
+        <w:rPr/>
         <w:t>Not a part of the operating system, but uses several operating systems</w:t>
       </w:r>
     </w:p>
     <w:p>
       <w:pPr>
-        <w:ind w:firstLine="720"/>
-      </w:pPr>
-      <w:r>
+        <w:pStyle w:val="Normal"/>
+        <w:ind w:firstLine="720"/>
+        <w:rPr/>
+      </w:pPr>
+      <w:r>
+        <w:rPr/>
         <w:t>The child process does not run anything, it becomes the date command (ex. $ date &lt;enter&gt;)</w:t>
       </w:r>
     </w:p>
     <w:p>
-      <w:r>
-        <w:lastRenderedPageBreak/>
+      <w:pPr>
+        <w:pStyle w:val="Normal"/>
+        <w:rPr/>
+      </w:pPr>
+      <w:r>
+        <w:rPr/>
         <w:t>System calls (WILL BE ON THE FIRST TEST) (POSIX)</w:t>
       </w:r>
     </w:p>
     <w:p>
       <w:pPr>
-        <w:ind w:firstLine="720"/>
-      </w:pPr>
-      <w:r>
+        <w:pStyle w:val="Normal"/>
+        <w:ind w:firstLine="720"/>
+        <w:rPr/>
+      </w:pPr>
+      <w:r>
+        <w:rPr/>
         <w:t>Process management (page 27)</w:t>
       </w:r>
     </w:p>
     <w:p>
       <w:pPr>
-        <w:ind w:firstLine="720"/>
-      </w:pPr>
-      <w:r>
+        <w:pStyle w:val="Normal"/>
+        <w:ind w:firstLine="720"/>
+        <w:rPr/>
+      </w:pPr>
+      <w:r>
+        <w:rPr/>
         <w:t>Signaling (page 31)</w:t>
       </w:r>
     </w:p>
     <w:p>
       <w:pPr>
-        <w:ind w:firstLine="720"/>
-      </w:pPr>
-      <w:r>
+        <w:pStyle w:val="Normal"/>
+        <w:ind w:firstLine="720"/>
+        <w:rPr/>
+      </w:pPr>
+      <w:r>
+        <w:rPr/>
         <w:t>File management (page 33)</w:t>
       </w:r>
     </w:p>
     <w:p>
       <w:pPr>
-        <w:ind w:firstLine="720"/>
-      </w:pPr>
-      <w:r>
+        <w:pStyle w:val="Normal"/>
+        <w:ind w:firstLine="720"/>
+        <w:rPr/>
+      </w:pPr>
+      <w:r>
+        <w:rPr/>
         <w:t>Directory management (page 38)</w:t>
       </w:r>
     </w:p>
     <w:p>
       <w:pPr>
-        <w:ind w:firstLine="720"/>
-      </w:pPr>
-      <w:r>
+        <w:pStyle w:val="Normal"/>
+        <w:ind w:firstLine="720"/>
+        <w:rPr/>
+      </w:pPr>
+      <w:r>
+        <w:rPr/>
         <w:t>Protection (page 40)</w:t>
       </w:r>
     </w:p>
     <w:p>
       <w:pPr>
-        <w:ind w:firstLine="720"/>
-      </w:pPr>
-      <w:r>
+        <w:pStyle w:val="Normal"/>
+        <w:ind w:firstLine="720"/>
+        <w:rPr/>
+      </w:pPr>
+      <w:r>
+        <w:rPr/>
         <w:t>Time management (page 42)</w:t>
       </w:r>
     </w:p>
     <w:p>
-      <w:r>
+      <w:pPr>
+        <w:pStyle w:val="Normal"/>
+        <w:rPr/>
+      </w:pPr>
+      <w:r>
+        <w:rPr/>
         <w:t>Page 29 – UNDERSTAND AND BE ABLE TO EXPLAIN THE CODE</w:t>
       </w:r>
     </w:p>
     <w:p>
-      <w:r>
+      <w:pPr>
+        <w:pStyle w:val="Normal"/>
+        <w:rPr/>
+      </w:pPr>
+      <w:r>
+        <w:rPr/>
         <w:t>Page 28 – KNOW THE FUNCTIONS</w:t>
       </w:r>
     </w:p>
     <w:p>
-      <w:r>
+      <w:pPr>
+        <w:pStyle w:val="Normal"/>
+        <w:rPr/>
+      </w:pPr>
+      <w:r>
+        <w:rPr/>
         <w:t>File management</w:t>
       </w:r>
     </w:p>
     <w:p>
       <w:pPr>
-        <w:ind w:left="1440" w:hanging="720"/>
-      </w:pPr>
-      <w:r>
-        <w:t xml:space="preserve">Know – </w:t>
-      </w:r>
-      <w:proofErr w:type="spellStart"/>
-      <w:r>
-        <w:t>creat</w:t>
-      </w:r>
-      <w:proofErr w:type="spellEnd"/>
-      <w:r>
-        <w:t xml:space="preserve">(name, mode), </w:t>
-      </w:r>
-      <w:proofErr w:type="spellStart"/>
-      <w:r>
-        <w:t>mknod</w:t>
-      </w:r>
-      <w:proofErr w:type="spellEnd"/>
-      <w:r>
-        <w:t xml:space="preserve">(name, mode, </w:t>
-      </w:r>
-      <w:proofErr w:type="spellStart"/>
-      <w:r>
-        <w:t>addr</w:t>
-      </w:r>
-      <w:proofErr w:type="spellEnd"/>
-      <w:r>
-        <w:t>), open(file, how, …), close(</w:t>
-      </w:r>
-      <w:proofErr w:type="spellStart"/>
-      <w:r>
-        <w:t>fd</w:t>
-      </w:r>
-      <w:proofErr w:type="spellEnd"/>
-      <w:r>
-        <w:t>), read(</w:t>
-      </w:r>
-      <w:proofErr w:type="spellStart"/>
-      <w:r>
-        <w:t>fd</w:t>
-      </w:r>
-      <w:proofErr w:type="spellEnd"/>
-      <w:r>
-        <w:t xml:space="preserve">, buffer, </w:t>
-      </w:r>
-      <w:proofErr w:type="spellStart"/>
-      <w:r>
-        <w:t>nbytes</w:t>
-      </w:r>
-      <w:proofErr w:type="spellEnd"/>
-      <w:r>
-        <w:t>), write(</w:t>
-      </w:r>
-      <w:proofErr w:type="spellStart"/>
-      <w:r>
-        <w:t>fd</w:t>
-      </w:r>
-      <w:proofErr w:type="spellEnd"/>
-      <w:r>
-        <w:t xml:space="preserve">, buffer, </w:t>
-      </w:r>
-      <w:proofErr w:type="spellStart"/>
-      <w:r>
-        <w:t>nbytes</w:t>
-      </w:r>
-      <w:proofErr w:type="spellEnd"/>
-      <w:r>
-        <w:t xml:space="preserve">), </w:t>
-      </w:r>
-      <w:proofErr w:type="spellStart"/>
-      <w:r>
-        <w:t>lseek</w:t>
-      </w:r>
-      <w:proofErr w:type="spellEnd"/>
-      <w:r>
-        <w:t>(</w:t>
-      </w:r>
-      <w:proofErr w:type="spellStart"/>
-      <w:r>
-        <w:t>fd</w:t>
-      </w:r>
-      <w:proofErr w:type="spellEnd"/>
-      <w:r>
-        <w:t>, offset, whence), stat(name, &amp;</w:t>
-      </w:r>
-      <w:proofErr w:type="spellStart"/>
-      <w:r>
-        <w:t>buf</w:t>
-      </w:r>
-      <w:proofErr w:type="spellEnd"/>
-      <w:r>
-        <w:t xml:space="preserve">), </w:t>
-      </w:r>
-      <w:proofErr w:type="spellStart"/>
-      <w:r>
-        <w:t>fstat</w:t>
-      </w:r>
-      <w:proofErr w:type="spellEnd"/>
-      <w:r>
-        <w:t>(</w:t>
-      </w:r>
-      <w:proofErr w:type="spellStart"/>
-      <w:r>
-        <w:t>fd</w:t>
-      </w:r>
-      <w:proofErr w:type="spellEnd"/>
-      <w:r>
-        <w:t>, &amp;</w:t>
-      </w:r>
-      <w:proofErr w:type="spellStart"/>
-      <w:r>
-        <w:t>buf</w:t>
-      </w:r>
-      <w:proofErr w:type="spellEnd"/>
-      <w:r>
-        <w:t>), dup(</w:t>
-      </w:r>
-      <w:proofErr w:type="spellStart"/>
-      <w:r>
-        <w:t>fd</w:t>
-      </w:r>
-      <w:proofErr w:type="spellEnd"/>
-      <w:r>
-        <w:t>), pipe(&amp;</w:t>
-      </w:r>
-      <w:proofErr w:type="spellStart"/>
-      <w:r>
-        <w:t>fd</w:t>
-      </w:r>
-      <w:proofErr w:type="spellEnd"/>
-      <w:r>
-        <w:t xml:space="preserve">[0]), </w:t>
-      </w:r>
-      <w:proofErr w:type="spellStart"/>
-      <w:r>
-        <w:t>ioctl</w:t>
-      </w:r>
-      <w:proofErr w:type="spellEnd"/>
-      <w:r>
-        <w:t>(</w:t>
-      </w:r>
-      <w:proofErr w:type="spellStart"/>
-      <w:r>
-        <w:t>fd</w:t>
-      </w:r>
-      <w:proofErr w:type="spellEnd"/>
-      <w:r>
-        <w:t xml:space="preserve">, request, </w:t>
-      </w:r>
-      <w:proofErr w:type="spellStart"/>
-      <w:r>
-        <w:t>argp</w:t>
-      </w:r>
-      <w:proofErr w:type="spellEnd"/>
-      <w:r>
-        <w:t xml:space="preserve">), rename(old, new), </w:t>
-      </w:r>
-      <w:proofErr w:type="spellStart"/>
-      <w:r>
-        <w:t>fcntl</w:t>
-      </w:r>
-      <w:proofErr w:type="spellEnd"/>
-      <w:r>
-        <w:t>(</w:t>
-      </w:r>
-      <w:proofErr w:type="spellStart"/>
-      <w:r>
-        <w:t>fd</w:t>
-      </w:r>
-      <w:proofErr w:type="spellEnd"/>
-      <w:r>
-        <w:t xml:space="preserve">, </w:t>
-      </w:r>
-      <w:proofErr w:type="spellStart"/>
-      <w:r>
-        <w:t>cmd</w:t>
-      </w:r>
-      <w:proofErr w:type="spellEnd"/>
-      <w:r>
-        <w:t>, …)</w:t>
-      </w:r>
-    </w:p>
-    <w:p>
-      <w:r>
+        <w:pStyle w:val="Normal"/>
+        <w:ind w:hanging="720" w:left="1440"/>
+        <w:rPr/>
+      </w:pPr>
+      <w:r>
+        <w:rPr/>
+        <w:t>Know – creat(name, mode), mknod(name, mode, addr), open(file, how, …), close(fd), read(fd, buffer, nbytes), write(fd, buffer, nbytes), lseek(fd, offset, whence), stat(name, &amp;buf), fstat(fd, &amp;buf), dup(fd), pipe(&amp;fd[0]), ioctl(fd, request, argp), rename(old, new), fcntl(fd, cmd, …)</w:t>
+      </w:r>
+    </w:p>
+    <w:p>
+      <w:pPr>
+        <w:pStyle w:val="Normal"/>
+        <w:rPr/>
+      </w:pPr>
+      <w:r>
+        <w:rPr/>
         <w:t>Directory management (page 38-40)</w:t>
       </w:r>
     </w:p>
     <w:p>
       <w:pPr>
-        <w:ind w:left="1440" w:hanging="720"/>
-      </w:pPr>
-      <w:r>
-        <w:t xml:space="preserve">Know – </w:t>
-      </w:r>
-      <w:proofErr w:type="spellStart"/>
-      <w:r>
-        <w:t>mkdir</w:t>
-      </w:r>
-      <w:proofErr w:type="spellEnd"/>
-      <w:r>
-        <w:t xml:space="preserve">(name, mode), </w:t>
-      </w:r>
-      <w:proofErr w:type="spellStart"/>
-      <w:r>
-        <w:t>rmdir</w:t>
-      </w:r>
-      <w:proofErr w:type="spellEnd"/>
-      <w:r>
-        <w:t xml:space="preserve">(name), link(name1, name2), unlink(name), mount(special, name, flag), </w:t>
-      </w:r>
-      <w:proofErr w:type="spellStart"/>
-      <w:r>
-        <w:t>umount</w:t>
-      </w:r>
-      <w:proofErr w:type="spellEnd"/>
-      <w:r>
-        <w:t xml:space="preserve">(special), sync(), </w:t>
-      </w:r>
-      <w:proofErr w:type="spellStart"/>
-      <w:r>
-        <w:t>chdir</w:t>
-      </w:r>
-      <w:proofErr w:type="spellEnd"/>
-      <w:r>
-        <w:t>(</w:t>
-      </w:r>
-      <w:proofErr w:type="spellStart"/>
-      <w:r>
-        <w:t>dirname</w:t>
-      </w:r>
-      <w:proofErr w:type="spellEnd"/>
-      <w:r>
-        <w:t>), chroot(</w:t>
-      </w:r>
-      <w:proofErr w:type="spellStart"/>
-      <w:r>
-        <w:t>dirname</w:t>
-      </w:r>
-      <w:proofErr w:type="spellEnd"/>
-      <w:r>
-        <w:t>)</w:t>
-      </w:r>
-    </w:p>
-    <w:p>
-      <w:r>
+        <w:pStyle w:val="Normal"/>
+        <w:ind w:hanging="720" w:left="1440"/>
+        <w:rPr/>
+      </w:pPr>
+      <w:r>
+        <w:rPr/>
+        <w:t>Know – mkdir(name, mode), rmdir(name), link(name1, name2), unlink(name), mount(special, name, flag), umount(special), sync(), chdir(dirname), chroot(dirname)</w:t>
+      </w:r>
+    </w:p>
+    <w:p>
+      <w:pPr>
+        <w:pStyle w:val="Normal"/>
+        <w:rPr/>
+      </w:pPr>
+      <w:r>
+        <w:rPr/>
         <w:t>Link system call (page 39)</w:t>
       </w:r>
     </w:p>
     <w:p>
-      <w:r>
+      <w:pPr>
+        <w:pStyle w:val="Normal"/>
+        <w:rPr/>
+      </w:pPr>
+      <w:r>
+        <w:rPr/>
         <w:t>Protection (page 40-42)</w:t>
       </w:r>
     </w:p>
     <w:p>
       <w:pPr>
-        <w:ind w:left="1440" w:hanging="720"/>
-      </w:pPr>
-      <w:proofErr w:type="spellStart"/>
-      <w:r>
-        <w:t>chmod</w:t>
-      </w:r>
-      <w:proofErr w:type="spellEnd"/>
-      <w:r>
-        <w:t xml:space="preserve">(name, mode), </w:t>
-      </w:r>
-      <w:proofErr w:type="spellStart"/>
-      <w:r>
-        <w:t>getuid</w:t>
-      </w:r>
-      <w:proofErr w:type="spellEnd"/>
-      <w:r>
-        <w:t xml:space="preserve">(), </w:t>
-      </w:r>
-      <w:proofErr w:type="spellStart"/>
-      <w:r>
-        <w:t>geteuid</w:t>
-      </w:r>
-      <w:proofErr w:type="spellEnd"/>
-      <w:r>
-        <w:t xml:space="preserve">(), </w:t>
-      </w:r>
-      <w:proofErr w:type="spellStart"/>
-      <w:r>
-        <w:t>getgid</w:t>
-      </w:r>
-      <w:proofErr w:type="spellEnd"/>
-      <w:r>
-        <w:t xml:space="preserve">(), </w:t>
-      </w:r>
-      <w:proofErr w:type="spellStart"/>
-      <w:r>
-        <w:t>getegid</w:t>
-      </w:r>
-      <w:proofErr w:type="spellEnd"/>
-      <w:r>
-        <w:t xml:space="preserve">(), </w:t>
-      </w:r>
-      <w:proofErr w:type="spellStart"/>
-      <w:r>
-        <w:t>setuid</w:t>
-      </w:r>
-      <w:proofErr w:type="spellEnd"/>
-      <w:r>
-        <w:t>(</w:t>
-      </w:r>
-      <w:proofErr w:type="spellStart"/>
-      <w:r>
-        <w:t>uid</w:t>
-      </w:r>
-      <w:proofErr w:type="spellEnd"/>
-      <w:r>
-        <w:t xml:space="preserve">), </w:t>
-      </w:r>
-      <w:proofErr w:type="spellStart"/>
-      <w:r>
-        <w:t>setgid</w:t>
-      </w:r>
-      <w:proofErr w:type="spellEnd"/>
-      <w:r>
-        <w:t xml:space="preserve">(gid), </w:t>
-      </w:r>
-      <w:proofErr w:type="spellStart"/>
-      <w:r>
-        <w:t>chown</w:t>
-      </w:r>
-      <w:proofErr w:type="spellEnd"/>
-      <w:r>
-        <w:t xml:space="preserve">(name, owner, group), </w:t>
-      </w:r>
-      <w:proofErr w:type="spellStart"/>
-      <w:r>
-        <w:t>umask</w:t>
-      </w:r>
-      <w:proofErr w:type="spellEnd"/>
-      <w:r>
-        <w:t>(</w:t>
-      </w:r>
-      <w:proofErr w:type="spellStart"/>
-      <w:r>
-        <w:t>complmode</w:t>
-      </w:r>
-      <w:proofErr w:type="spellEnd"/>
-      <w:r>
-        <w:t xml:space="preserve">), access(name, </w:t>
-      </w:r>
-      <w:proofErr w:type="spellStart"/>
-      <w:r>
-        <w:t>amode</w:t>
-      </w:r>
-      <w:proofErr w:type="spellEnd"/>
-      <w:r>
-        <w:t>)</w:t>
-      </w:r>
-    </w:p>
-    <w:p>
-      <w:r>
+        <w:pStyle w:val="Normal"/>
+        <w:ind w:hanging="720" w:left="1440"/>
+        <w:rPr/>
+      </w:pPr>
+      <w:r>
+        <w:rPr/>
+        <w:t>chmod(name, mode), getuid(), geteuid(), getgid(), getegid(), setuid(uid), setgid(gid), chown(name, owner, group), umask(complmode), access(name, amode)</w:t>
+      </w:r>
+    </w:p>
+    <w:p>
+      <w:pPr>
+        <w:pStyle w:val="Normal"/>
+        <w:rPr/>
+      </w:pPr>
+      <w:r>
+        <w:rPr/>
         <w:t>Time (page 42)</w:t>
       </w:r>
     </w:p>
     <w:p>
       <w:pPr>
-        <w:ind w:left="1440" w:hanging="720"/>
-      </w:pPr>
-      <w:r>
-        <w:t xml:space="preserve">time(&amp;seconds), </w:t>
-      </w:r>
-      <w:proofErr w:type="spellStart"/>
-      <w:r>
-        <w:t>stime</w:t>
-      </w:r>
-      <w:proofErr w:type="spellEnd"/>
-      <w:r>
-        <w:t>(</w:t>
-      </w:r>
-      <w:proofErr w:type="spellStart"/>
-      <w:r>
-        <w:t>tp</w:t>
-      </w:r>
-      <w:proofErr w:type="spellEnd"/>
-      <w:r>
-        <w:t xml:space="preserve">), </w:t>
-      </w:r>
-      <w:proofErr w:type="spellStart"/>
-      <w:r>
-        <w:t>utime</w:t>
-      </w:r>
-      <w:proofErr w:type="spellEnd"/>
-      <w:r>
-        <w:t xml:space="preserve">(file, </w:t>
-      </w:r>
-      <w:proofErr w:type="spellStart"/>
-      <w:r>
-        <w:t>timep</w:t>
-      </w:r>
-      <w:proofErr w:type="spellEnd"/>
-      <w:r>
-        <w:t>), times(buffer)</w:t>
-      </w:r>
-    </w:p>
-    <w:p>
-      <w:r>
+        <w:pStyle w:val="Normal"/>
+        <w:ind w:hanging="720" w:left="1440"/>
+        <w:rPr/>
+      </w:pPr>
+      <w:r>
+        <w:rPr/>
+        <w:t>time(&amp;seconds), stime(tp), utime(file, timep), times(buffer)</w:t>
+      </w:r>
+    </w:p>
+    <w:p>
+      <w:pPr>
+        <w:pStyle w:val="Normal"/>
+        <w:rPr/>
+      </w:pPr>
+      <w:r>
+        <w:rPr/>
         <w:t>Operating system structures (page 42)</w:t>
       </w:r>
     </w:p>
     <w:p>
       <w:pPr>
-        <w:ind w:firstLine="720"/>
-      </w:pPr>
-      <w:r>
+        <w:pStyle w:val="Normal"/>
+        <w:ind w:firstLine="720"/>
+        <w:rPr/>
+      </w:pPr>
+      <w:r>
+        <w:rPr/>
         <w:t>Monolithic systems</w:t>
       </w:r>
     </w:p>
     <w:p>
       <w:pPr>
+        <w:pStyle w:val="Normal"/>
         <w:ind w:firstLine="1440"/>
-      </w:pPr>
-      <w:r>
-        <w:t>“The Big Mess”</w:t>
-      </w:r>
-    </w:p>
-    <w:p>
-      <w:pPr>
+        <w:rPr/>
+      </w:pPr>
+      <w:r>
+        <w:rPr/>
+        <w:t>“</w:t>
+      </w:r>
+      <w:r>
+        <w:rPr/>
+        <w:t>The Big Mess”</w:t>
+      </w:r>
+    </w:p>
+    <w:p>
+      <w:pPr>
+        <w:pStyle w:val="Normal"/>
         <w:ind w:firstLine="1440"/>
-      </w:pPr>
-      <w:r>
+        <w:rPr/>
+      </w:pPr>
+      <w:r>
+        <w:rPr/>
         <w:t>no structure</w:t>
       </w:r>
     </w:p>
     <w:p>
       <w:pPr>
+        <w:pStyle w:val="Normal"/>
         <w:ind w:firstLine="1440"/>
-      </w:pPr>
-      <w:r>
+        <w:rPr/>
+      </w:pPr>
+      <w:r>
+        <w:rPr/>
         <w:t>any module can call any other module at any time</w:t>
       </w:r>
     </w:p>
     <w:p>
       <w:pPr>
+        <w:pStyle w:val="Normal"/>
         <w:ind w:firstLine="1440"/>
-      </w:pPr>
-      <w:r>
+        <w:rPr/>
+      </w:pPr>
+      <w:r>
+        <w:rPr/>
         <w:t>The “Kernel” is one huge object file loaded into memory at system boot</w:t>
       </w:r>
     </w:p>
     <w:p>
       <w:pPr>
-        <w:ind w:left="1440" w:hanging="720"/>
-      </w:pPr>
-    </w:p>
-    <w:p>
-      <w:r>
-        <w:lastRenderedPageBreak/>
+        <w:pStyle w:val="Normal"/>
+        <w:ind w:hanging="720" w:left="1440"/>
+        <w:rPr/>
+      </w:pPr>
+      <w:r>
+        <w:rPr/>
+      </w:r>
+    </w:p>
+    <w:p>
+      <w:pPr>
+        <w:pStyle w:val="Normal"/>
+        <w:rPr/>
+      </w:pPr>
+      <w:r>
+        <w:rPr/>
         <w:t>System Calls (</w:t>
       </w:r>
       <w:r>
@@ -1343,323 +1416,382 @@
         <w:t>page 43-44</w:t>
       </w:r>
       <w:r>
+        <w:rPr/>
         <w:t>)</w:t>
       </w:r>
     </w:p>
     <w:p>
       <w:pPr>
-        <w:ind w:firstLine="720"/>
-      </w:pPr>
-      <w:r>
+        <w:pStyle w:val="Normal"/>
+        <w:ind w:firstLine="720"/>
+        <w:rPr/>
+      </w:pPr>
+      <w:r>
+        <w:rPr/>
         <w:t>supervisor call (kernel call, system call, svc)</w:t>
       </w:r>
     </w:p>
     <w:p>
       <w:pPr>
-        <w:ind w:left="2160" w:hanging="720"/>
-      </w:pPr>
-      <w:r>
-        <w:t>a special machine hardware instruction which switches the CPU FORM USER mode to kernel mode; used by processes to request operating (</w:t>
-      </w:r>
-      <w:proofErr w:type="spellStart"/>
-      <w:r>
-        <w:t>aasfd</w:t>
-      </w:r>
-      <w:proofErr w:type="spellEnd"/>
-      <w:r>
-        <w:t>)</w:t>
-      </w:r>
-    </w:p>
-    <w:p>
-      <w:r>
+        <w:pStyle w:val="Normal"/>
+        <w:ind w:hanging="720" w:left="2160"/>
+        <w:rPr/>
+      </w:pPr>
+      <w:r>
+        <w:rPr/>
+        <w:t>a special machine hardware instruction which switches the CPU FORM USER mode to kernel mode; used by processes to request operating (aasfd)</w:t>
+      </w:r>
+    </w:p>
+    <w:p>
+      <w:pPr>
+        <w:pStyle w:val="Normal"/>
+        <w:rPr/>
+      </w:pPr>
+      <w:r>
+        <w:rPr/>
         <w:t>Basic Unix structure (page 46)</w:t>
       </w:r>
     </w:p>
     <w:p>
-      <w:r>
+      <w:pPr>
+        <w:pStyle w:val="Normal"/>
+        <w:rPr/>
+      </w:pPr>
+      <w:r>
+        <w:rPr/>
         <w:t>operating system structures (page 45)</w:t>
       </w:r>
     </w:p>
     <w:p>
       <w:pPr>
+        <w:pStyle w:val="Normal"/>
         <w:ind w:left="720"/>
-      </w:pPr>
-      <w:r>
+        <w:rPr/>
+      </w:pPr>
+      <w:r>
+        <w:rPr/>
         <w:t>Virtual machines</w:t>
       </w:r>
     </w:p>
     <w:p>
       <w:pPr>
+        <w:pStyle w:val="Normal"/>
         <w:ind w:left="720"/>
-      </w:pPr>
-      <w:r>
+        <w:rPr/>
+      </w:pPr>
+      <w:r>
+        <w:rPr/>
         <w:t>client-server model (page 50)</w:t>
       </w:r>
     </w:p>
     <w:p>
-      <w:r>
+      <w:pPr>
+        <w:pStyle w:val="Normal"/>
+        <w:rPr/>
+      </w:pPr>
+      <w:r>
+        <w:rPr/>
         <w:t>Processes (page 55-56)</w:t>
       </w:r>
     </w:p>
     <w:p>
       <w:pPr>
+        <w:pStyle w:val="Normal"/>
         <w:ind w:left="720"/>
-      </w:pPr>
-      <w:r>
-        <w:t>multiprogramming (</w:t>
-      </w:r>
-      <w:proofErr w:type="spellStart"/>
-      <w:r>
-        <w:t>pseudoparallelism</w:t>
-      </w:r>
-      <w:proofErr w:type="spellEnd"/>
-      <w:r>
-        <w:t>) – the ability of modern computers to run small slices of many processes, each in small increments of time, giving the illusion the processes are all running in parallel</w:t>
-      </w:r>
-    </w:p>
-    <w:p>
-      <w:pPr>
+        <w:rPr/>
+      </w:pPr>
+      <w:r>
+        <w:rPr/>
+        <w:t>multiprogramming (pseudoparallelism) – the ability of modern computers to run small slices of many processes, each in small increments of time, giving the illusion the processes are all running in parallel</w:t>
+      </w:r>
+    </w:p>
+    <w:p>
+      <w:pPr>
+        <w:pStyle w:val="Normal"/>
         <w:ind w:left="720"/>
-      </w:pPr>
-      <w:r>
+        <w:rPr/>
+      </w:pPr>
+      <w:r>
+        <w:rPr/>
         <w:t>true parallelism – running two or more processes simultaneously</w:t>
       </w:r>
     </w:p>
     <w:p>
       <w:pPr>
+        <w:pStyle w:val="Normal"/>
         <w:ind w:left="1440"/>
-      </w:pPr>
-      <w:r>
+        <w:rPr/>
+      </w:pPr>
+      <w:r>
+        <w:rPr/>
         <w:t>doing one or more I/O tasks while the CPU is processing a different task</w:t>
       </w:r>
     </w:p>
     <w:p>
       <w:pPr>
+        <w:pStyle w:val="Normal"/>
         <w:ind w:left="1440"/>
-      </w:pPr>
-      <w:r>
+        <w:rPr/>
+      </w:pPr>
+      <w:r>
+        <w:rPr/>
         <w:t>simultaneously executing two or more tasks on computers with 2 or more processors</w:t>
       </w:r>
     </w:p>
     <w:p>
       <w:pPr>
+        <w:pStyle w:val="Normal"/>
         <w:ind w:left="720"/>
-      </w:pPr>
-      <w:r>
-        <w:t xml:space="preserve">program – an algorithm expressed ins </w:t>
-      </w:r>
-      <w:proofErr w:type="spellStart"/>
-      <w:r>
-        <w:t>ome</w:t>
-      </w:r>
-      <w:proofErr w:type="spellEnd"/>
-      <w:r>
-        <w:t xml:space="preserve"> suitable notation for solving a problem</w:t>
-      </w:r>
-    </w:p>
-    <w:p>
-      <w:pPr>
+        <w:rPr/>
+      </w:pPr>
+      <w:r>
+        <w:rPr/>
+        <w:t>program – an algorithm expressed ins ome suitable notation for solving a problem</w:t>
+      </w:r>
+    </w:p>
+    <w:p>
+      <w:pPr>
+        <w:pStyle w:val="Normal"/>
         <w:ind w:left="720"/>
-      </w:pPr>
-      <w:r>
+        <w:rPr/>
+      </w:pPr>
+      <w:r>
+        <w:rPr/>
         <w:t>process – an executing program (including the current values of the program counter, registers, and variables)</w:t>
       </w:r>
     </w:p>
     <w:p>
-      <w:r>
+      <w:pPr>
+        <w:pStyle w:val="Normal"/>
+        <w:rPr/>
+      </w:pPr>
+      <w:r>
+        <w:rPr/>
         <w:t>process model (page 56)</w:t>
       </w:r>
     </w:p>
     <w:p>
-      <w:proofErr w:type="spellStart"/>
-      <w:r>
-        <w:t>interupt</w:t>
-      </w:r>
-      <w:proofErr w:type="spellEnd"/>
-      <w:r>
-        <w:t xml:space="preserve"> (page 57)</w:t>
-      </w:r>
-    </w:p>
-    <w:p>
-      <w:r>
+      <w:pPr>
+        <w:pStyle w:val="Normal"/>
+        <w:rPr/>
+      </w:pPr>
+      <w:r>
+        <w:rPr/>
+        <w:t>interupt (page 57)</w:t>
+      </w:r>
+    </w:p>
+    <w:p>
+      <w:pPr>
+        <w:pStyle w:val="Normal"/>
+        <w:rPr/>
+      </w:pPr>
+      <w:r>
+        <w:rPr/>
         <w:t>process vs. program (page 57)</w:t>
       </w:r>
     </w:p>
     <w:p>
-      <w:r>
+      <w:pPr>
+        <w:pStyle w:val="Normal"/>
+        <w:rPr/>
+      </w:pPr>
+      <w:r>
+        <w:rPr/>
         <w:t>process creation (page 57-59)</w:t>
       </w:r>
     </w:p>
     <w:p>
       <w:pPr>
-        <w:ind w:firstLine="720"/>
-      </w:pPr>
-      <w:r>
+        <w:pStyle w:val="Normal"/>
+        <w:ind w:firstLine="720"/>
+        <w:rPr/>
+      </w:pPr>
+      <w:r>
+        <w:rPr/>
         <w:t>system initialization</w:t>
       </w:r>
     </w:p>
     <w:p>
       <w:pPr>
-        <w:ind w:left="2160" w:hanging="720"/>
-      </w:pPr>
-      <w:r>
-        <w:t>at system boot time, the /</w:t>
-      </w:r>
-      <w:proofErr w:type="spellStart"/>
-      <w:r>
-        <w:t>etc</w:t>
-      </w:r>
-      <w:proofErr w:type="spellEnd"/>
-      <w:r>
-        <w:t>/</w:t>
-      </w:r>
-      <w:proofErr w:type="spellStart"/>
-      <w:r>
-        <w:t>rc</w:t>
-      </w:r>
-      <w:proofErr w:type="spellEnd"/>
-      <w:r>
-        <w:t xml:space="preserve"> script creates several processes including daemons (printer, web page, etc.)</w:t>
-      </w:r>
-    </w:p>
-    <w:p>
-      <w:pPr>
-        <w:ind w:firstLine="720"/>
-      </w:pPr>
-      <w:r>
+        <w:pStyle w:val="Normal"/>
+        <w:ind w:hanging="720" w:left="2160"/>
+        <w:rPr/>
+      </w:pPr>
+      <w:r>
+        <w:rPr/>
+        <w:t>at system boot time, the /etc/rc script creates several processes including daemons (printer, web page, etc.)</w:t>
+      </w:r>
+    </w:p>
+    <w:p>
+      <w:pPr>
+        <w:pStyle w:val="Normal"/>
+        <w:ind w:firstLine="720"/>
+        <w:rPr/>
+      </w:pPr>
+      <w:r>
+        <w:rPr/>
         <w:t>by a running process</w:t>
       </w:r>
     </w:p>
     <w:p>
       <w:pPr>
-        <w:ind w:left="720" w:firstLine="720"/>
-      </w:pPr>
-      <w:r>
+        <w:pStyle w:val="Normal"/>
+        <w:ind w:firstLine="720" w:left="720"/>
+        <w:rPr/>
+      </w:pPr>
+      <w:r>
+        <w:rPr/>
         <w:t>the shell, the C compiler, etc.</w:t>
       </w:r>
     </w:p>
     <w:p>
       <w:pPr>
-        <w:ind w:firstLine="720"/>
-      </w:pPr>
-      <w:r>
+        <w:pStyle w:val="Normal"/>
+        <w:ind w:firstLine="720"/>
+        <w:rPr/>
+      </w:pPr>
+      <w:r>
+        <w:rPr/>
         <w:t>a user requests to create a new process by typing various commands</w:t>
       </w:r>
     </w:p>
     <w:p>
       <w:pPr>
-        <w:ind w:firstLine="720"/>
-      </w:pPr>
-      <w:r>
+        <w:pStyle w:val="Normal"/>
+        <w:ind w:firstLine="720"/>
+        <w:rPr/>
+      </w:pPr>
+      <w:r>
+        <w:rPr/>
         <w:t>initiation of a batch job on large batch system mainframes</w:t>
       </w:r>
     </w:p>
     <w:p>
-      <w:r>
+      <w:pPr>
+        <w:pStyle w:val="Normal"/>
+        <w:rPr/>
+      </w:pPr>
+      <w:r>
+        <w:rPr/>
         <w:t>process termination (page 59-60)</w:t>
       </w:r>
     </w:p>
     <w:p>
       <w:pPr>
-        <w:ind w:firstLine="720"/>
-      </w:pPr>
-      <w:r>
-        <w:lastRenderedPageBreak/>
+        <w:pStyle w:val="Normal"/>
+        <w:ind w:firstLine="720"/>
+        <w:rPr/>
+      </w:pPr>
+      <w:r>
+        <w:rPr/>
         <w:t>conditions that cause a process to terminate:</w:t>
       </w:r>
     </w:p>
     <w:p>
       <w:pPr>
-        <w:ind w:left="720" w:firstLine="720"/>
-      </w:pPr>
-      <w:r>
+        <w:pStyle w:val="Normal"/>
+        <w:ind w:firstLine="720" w:left="720"/>
+        <w:rPr/>
+      </w:pPr>
+      <w:r>
+        <w:rPr/>
         <w:t>normal exit (voluntary) – through return or exit()</w:t>
       </w:r>
     </w:p>
     <w:p>
       <w:pPr>
-        <w:ind w:left="720" w:firstLine="720"/>
-      </w:pPr>
-      <w:r>
-        <w:t>error exit (voluntary) – exit(</w:t>
-      </w:r>
-      <w:proofErr w:type="spellStart"/>
-      <w:r>
-        <w:t>non zero</w:t>
-      </w:r>
-      <w:proofErr w:type="spellEnd"/>
-      <w:r>
-        <w:t xml:space="preserve"> value)</w:t>
-      </w:r>
-    </w:p>
-    <w:p>
-      <w:pPr>
-        <w:ind w:left="2160" w:hanging="720"/>
-      </w:pPr>
-      <w:r>
+        <w:pStyle w:val="Normal"/>
+        <w:ind w:firstLine="720" w:left="720"/>
+        <w:rPr/>
+      </w:pPr>
+      <w:r>
+        <w:rPr/>
+        <w:t>error exit (voluntary) – exit(non zero value)</w:t>
+      </w:r>
+    </w:p>
+    <w:p>
+      <w:pPr>
+        <w:pStyle w:val="Normal"/>
+        <w:ind w:hanging="720" w:left="2160"/>
+        <w:rPr/>
+      </w:pPr>
+      <w:r>
+        <w:rPr/>
         <w:t>fatal error (involuntary) – program bugs: writing outside of an array, allocating memory too small, dividing by zero, etc.</w:t>
       </w:r>
     </w:p>
     <w:p>
       <w:pPr>
-        <w:ind w:left="2160" w:hanging="720"/>
-      </w:pPr>
-      <w:r>
+        <w:pStyle w:val="Normal"/>
+        <w:ind w:hanging="720" w:left="2160"/>
+        <w:rPr/>
+      </w:pPr>
+      <w:r>
+        <w:rPr/>
         <w:t>killed by another process (involuntary) – shell kills a child process</w:t>
       </w:r>
     </w:p>
     <w:p>
       <w:pPr>
-        <w:ind w:left="2160" w:hanging="720"/>
-      </w:pPr>
-      <w:proofErr w:type="spellStart"/>
-      <w:r>
-        <w:t>unix</w:t>
-      </w:r>
-      <w:proofErr w:type="spellEnd"/>
-      <w:r>
-        <w:t xml:space="preserve"> does not kill children if the parent is terminated</w:t>
-      </w:r>
-    </w:p>
-    <w:p>
-      <w:pPr>
-        <w:ind w:firstLine="720"/>
-      </w:pPr>
-    </w:p>
-    <w:p>
-      <w:r>
+        <w:pStyle w:val="Normal"/>
+        <w:ind w:hanging="720" w:left="2160"/>
+        <w:rPr/>
+      </w:pPr>
+      <w:r>
+        <w:rPr/>
+        <w:t>unix does not kill children if the parent is terminated</w:t>
+      </w:r>
+    </w:p>
+    <w:p>
+      <w:pPr>
+        <w:pStyle w:val="Normal"/>
+        <w:ind w:firstLine="720"/>
+        <w:rPr/>
+      </w:pPr>
+      <w:r>
+        <w:rPr/>
+      </w:r>
+    </w:p>
+    <w:p>
+      <w:pPr>
+        <w:pStyle w:val="Normal"/>
+        <w:rPr/>
+      </w:pPr>
+      <w:r>
+        <w:rPr/>
         <w:t>process states (page 61)</w:t>
       </w:r>
     </w:p>
     <w:p>
       <w:pPr>
-        <w:ind w:firstLine="720"/>
-      </w:pPr>
-      <w:r>
-        <w:t xml:space="preserve">running (actually using the </w:t>
-      </w:r>
-      <w:proofErr w:type="spellStart"/>
-      <w:r>
-        <w:t>cpu</w:t>
-      </w:r>
-      <w:proofErr w:type="spellEnd"/>
-      <w:r>
-        <w:t xml:space="preserve"> at that instant)</w:t>
-      </w:r>
-    </w:p>
-    <w:p>
-      <w:pPr>
-        <w:ind w:firstLine="720"/>
-      </w:pPr>
-      <w:r>
+        <w:pStyle w:val="Normal"/>
+        <w:ind w:firstLine="720"/>
+        <w:rPr/>
+      </w:pPr>
+      <w:r>
+        <w:rPr/>
+        <w:t>running (actually using the cpu at that instant)</w:t>
+      </w:r>
+    </w:p>
+    <w:p>
+      <w:pPr>
+        <w:pStyle w:val="Normal"/>
+        <w:ind w:firstLine="720"/>
+        <w:rPr/>
+      </w:pPr>
+      <w:r>
+        <w:rPr/>
         <w:t>ready (runnable; temporarily stopped to let another process run)</w:t>
       </w:r>
     </w:p>
     <w:p>
       <w:pPr>
-        <w:ind w:firstLine="720"/>
-      </w:pPr>
-      <w:r>
+        <w:pStyle w:val="Normal"/>
+        <w:ind w:firstLine="720"/>
+        <w:rPr/>
+      </w:pPr>
+      <w:r>
+        <w:rPr/>
         <w:t>blocked (unable to run due to an external event [not just I/O])</w:t>
       </w:r>
     </w:p>
@@ -1670,8 +1802,10 @@
           <w:ilvl w:val="0"/>
           <w:numId w:val="1"/>
         </w:numPr>
-      </w:pPr>
-      <w:r>
+        <w:rPr/>
+      </w:pPr>
+      <w:r>
+        <w:rPr/>
         <w:t>Waiting on some external event (I/O, alarm, child exit, etc.)</w:t>
       </w:r>
     </w:p>
@@ -1682,17 +1816,11 @@
           <w:ilvl w:val="0"/>
           <w:numId w:val="1"/>
         </w:numPr>
-      </w:pPr>
-      <w:r>
-        <w:t xml:space="preserve">Running long enough, time to give the </w:t>
-      </w:r>
-      <w:proofErr w:type="spellStart"/>
-      <w:r>
-        <w:t>cpu</w:t>
-      </w:r>
-      <w:proofErr w:type="spellEnd"/>
-      <w:r>
-        <w:t xml:space="preserve"> to another process</w:t>
+        <w:rPr/>
+      </w:pPr>
+      <w:r>
+        <w:rPr/>
+        <w:t>Running long enough, time to give the cpu to another process</w:t>
       </w:r>
     </w:p>
     <w:p>
@@ -1702,25 +1830,11 @@
           <w:ilvl w:val="0"/>
           <w:numId w:val="1"/>
         </w:numPr>
-      </w:pPr>
-      <w:r>
-        <w:t xml:space="preserve">All processes had their fair share of the </w:t>
-      </w:r>
-      <w:proofErr w:type="spellStart"/>
-      <w:r>
-        <w:t>cpu</w:t>
-      </w:r>
-      <w:proofErr w:type="spellEnd"/>
-      <w:r>
-        <w:t xml:space="preserve">; gets </w:t>
-      </w:r>
-      <w:proofErr w:type="spellStart"/>
-      <w:r>
-        <w:t>cpu</w:t>
-      </w:r>
-      <w:proofErr w:type="spellEnd"/>
-      <w:r>
-        <w:t xml:space="preserve"> again</w:t>
+        <w:rPr/>
+      </w:pPr>
+      <w:r>
+        <w:rPr/>
+        <w:t>All processes had their fair share of the cpu; gets cpu again</w:t>
       </w:r>
     </w:p>
     <w:p>
@@ -1730,409 +1844,1042 @@
           <w:ilvl w:val="0"/>
           <w:numId w:val="1"/>
         </w:numPr>
-      </w:pPr>
-      <w:r>
+        <w:rPr/>
+      </w:pPr>
+      <w:r>
+        <w:rPr/>
         <w:t>the external event  being waited on</w:t>
       </w:r>
     </w:p>
     <w:p>
-      <w:r>
+      <w:pPr>
+        <w:pStyle w:val="Normal"/>
+        <w:rPr/>
+      </w:pPr>
+      <w:r>
+        <w:rPr/>
         <w:t>process layers (page 62-63)</w:t>
       </w:r>
     </w:p>
     <w:p>
       <w:pPr>
-        <w:ind w:left="1440" w:hanging="720"/>
-      </w:pPr>
-      <w:r>
+        <w:pStyle w:val="Normal"/>
+        <w:ind w:hanging="720" w:left="1440"/>
+        <w:rPr/>
+      </w:pPr>
+      <w:r>
+        <w:rPr/>
         <w:t>process table (official definition) – one entry per process, everything else must be saved when the process is switched from running to ready so that it can be restarted later like it was never stopped.</w:t>
       </w:r>
     </w:p>
     <w:p>
       <w:pPr>
-        <w:ind w:left="2160" w:hanging="720"/>
-      </w:pPr>
-      <w:r>
-        <w:t xml:space="preserve">A table with 1 entry for every process in the system allowing for a running process to be suspended (its state saved) and restarted (put back onto the </w:t>
-      </w:r>
-      <w:proofErr w:type="spellStart"/>
-      <w:r>
-        <w:t>cpu</w:t>
-      </w:r>
-      <w:proofErr w:type="spellEnd"/>
-      <w:r>
-        <w:t>) exactly where it left off (its state restored)</w:t>
-      </w:r>
-    </w:p>
-    <w:p>
-      <w:pPr>
-        <w:ind w:left="1440" w:hanging="720"/>
-      </w:pPr>
-    </w:p>
-    <w:p>
-      <w:r>
+        <w:pStyle w:val="Normal"/>
+        <w:ind w:hanging="720" w:left="2160"/>
+        <w:rPr/>
+      </w:pPr>
+      <w:r>
+        <w:rPr/>
+        <w:t>A table with 1 entry for every process in the system allowing for a running process to be suspended (its state saved) and restarted (put back onto the cpu) exactly where it left off (its state restored)</w:t>
+      </w:r>
+    </w:p>
+    <w:p>
+      <w:pPr>
+        <w:pStyle w:val="Normal"/>
+        <w:ind w:hanging="720" w:left="1440"/>
+        <w:rPr/>
+      </w:pPr>
+      <w:r>
+        <w:rPr/>
+      </w:r>
+    </w:p>
+    <w:p>
+      <w:pPr>
+        <w:pStyle w:val="Normal"/>
+        <w:rPr/>
+      </w:pPr>
+      <w:r>
+        <w:rPr/>
         <w:t>Interrupts: how and why (page 64)</w:t>
       </w:r>
     </w:p>
     <w:p>
       <w:pPr>
-        <w:ind w:firstLine="720"/>
-      </w:pPr>
-      <w:r>
+        <w:pStyle w:val="Normal"/>
+        <w:ind w:firstLine="720"/>
+        <w:rPr/>
+      </w:pPr>
+      <w:r>
+        <w:rPr/>
         <w:t>Hardware</w:t>
       </w:r>
     </w:p>
     <w:p>
       <w:pPr>
-        <w:ind w:left="720" w:firstLine="720"/>
-      </w:pPr>
-      <w:r>
+        <w:pStyle w:val="Normal"/>
+        <w:ind w:firstLine="720" w:left="720"/>
+        <w:rPr/>
+      </w:pPr>
+      <w:r>
+        <w:rPr/>
         <w:t>User process is running when disk interrupt occurs (e.g., disk I/O complete)</w:t>
       </w:r>
     </w:p>
     <w:p>
       <w:pPr>
-        <w:ind w:left="720" w:firstLine="720"/>
-      </w:pPr>
-      <w:r>
+        <w:pStyle w:val="Normal"/>
+        <w:ind w:firstLine="720" w:left="720"/>
+        <w:rPr/>
+      </w:pPr>
+      <w:r>
+        <w:rPr/>
         <w:t>The program counter and program status word (PSW) are saved on the stack</w:t>
       </w:r>
     </w:p>
     <w:p>
       <w:pPr>
-        <w:ind w:left="720" w:firstLine="720"/>
-      </w:pPr>
-      <w:r>
+        <w:pStyle w:val="Normal"/>
+        <w:ind w:firstLine="720" w:left="720"/>
+        <w:rPr/>
+      </w:pPr>
+      <w:r>
+        <w:rPr/>
         <w:t>Additional interrupt information is put on the stack (e.g., CPU registers)</w:t>
       </w:r>
     </w:p>
     <w:p>
       <w:pPr>
-        <w:ind w:left="2160" w:hanging="720"/>
-      </w:pPr>
-      <w:r>
+        <w:pStyle w:val="Normal"/>
+        <w:ind w:hanging="720" w:left="2160"/>
+        <w:rPr/>
+      </w:pPr>
+      <w:r>
+        <w:rPr/>
         <w:t>The program counter is set to the address of the interrupt service routine (ISR) from the interrupt vector; the ISR begins executing</w:t>
       </w:r>
     </w:p>
     <w:p>
       <w:pPr>
-        <w:ind w:firstLine="720"/>
-      </w:pPr>
-      <w:r>
+        <w:pStyle w:val="Normal"/>
+        <w:ind w:firstLine="720"/>
+        <w:rPr/>
+      </w:pPr>
+      <w:r>
+        <w:rPr/>
         <w:t>Software (ISR) – assembly language</w:t>
       </w:r>
     </w:p>
     <w:p>
       <w:pPr>
-        <w:ind w:left="720" w:firstLine="720"/>
-      </w:pPr>
-      <w:r>
-        <w:lastRenderedPageBreak/>
+        <w:pStyle w:val="Normal"/>
+        <w:ind w:firstLine="720" w:left="720"/>
+        <w:rPr/>
+      </w:pPr>
+      <w:r>
+        <w:rPr/>
         <w:t>All registers are saved in the process table for the running process</w:t>
       </w:r>
     </w:p>
     <w:p>
       <w:pPr>
-        <w:ind w:left="720" w:firstLine="720"/>
-      </w:pPr>
-      <w:r>
+        <w:pStyle w:val="Normal"/>
+        <w:ind w:firstLine="720" w:left="720"/>
+        <w:rPr/>
+      </w:pPr>
+      <w:r>
+        <w:rPr/>
         <w:t>Information about the interrupt is removed from the stack</w:t>
       </w:r>
     </w:p>
     <w:p>
       <w:pPr>
-        <w:ind w:left="720" w:firstLine="720"/>
-      </w:pPr>
-      <w:r>
+        <w:pStyle w:val="Normal"/>
+        <w:ind w:firstLine="720" w:left="720"/>
+        <w:rPr/>
+      </w:pPr>
+      <w:r>
+        <w:rPr/>
         <w:t>The stack pointer is changed to a temporary stack for use by the ISR</w:t>
       </w:r>
     </w:p>
     <w:p>
       <w:pPr>
-        <w:ind w:firstLine="720"/>
-      </w:pPr>
-      <w:r>
+        <w:pStyle w:val="Normal"/>
+        <w:ind w:firstLine="720"/>
+        <w:rPr/>
+      </w:pPr>
+      <w:r>
+        <w:rPr/>
         <w:t>Software (ISR) – c language</w:t>
       </w:r>
     </w:p>
     <w:p>
       <w:pPr>
-        <w:ind w:left="720" w:firstLine="720"/>
-      </w:pPr>
-      <w:r>
+        <w:pStyle w:val="Normal"/>
+        <w:ind w:firstLine="720" w:left="720"/>
+        <w:rPr/>
+      </w:pPr>
+      <w:r>
+        <w:rPr/>
         <w:t>A message must be sent to the blocked process awaiting disk I/O</w:t>
       </w:r>
     </w:p>
     <w:p>
       <w:pPr>
-        <w:ind w:left="720" w:firstLine="720"/>
-      </w:pPr>
-      <w:r>
+        <w:pStyle w:val="Normal"/>
+        <w:ind w:firstLine="720" w:left="720"/>
+        <w:rPr/>
+      </w:pPr>
+      <w:r>
+        <w:rPr/>
         <w:t>The message saying “disk I/O complete” is built and sent</w:t>
       </w:r>
     </w:p>
     <w:p>
       <w:pPr>
-        <w:ind w:left="720" w:firstLine="720"/>
-      </w:pPr>
-      <w:r>
+        <w:pStyle w:val="Normal"/>
+        <w:ind w:firstLine="720" w:left="720"/>
+        <w:rPr/>
+      </w:pPr>
+      <w:r>
+        <w:rPr/>
         <w:t>The blocked process state is changed from “blocked” to “ready”</w:t>
       </w:r>
     </w:p>
     <w:p>
       <w:pPr>
-        <w:ind w:left="720" w:firstLine="720"/>
-      </w:pPr>
-      <w:r>
+        <w:pStyle w:val="Normal"/>
+        <w:ind w:firstLine="720" w:left="720"/>
+        <w:rPr/>
+      </w:pPr>
+      <w:r>
+        <w:rPr/>
         <w:t>The operating system scheduler is called</w:t>
       </w:r>
     </w:p>
     <w:p>
       <w:pPr>
-        <w:ind w:firstLine="720"/>
-      </w:pPr>
-      <w:r>
+        <w:pStyle w:val="Normal"/>
+        <w:ind w:firstLine="720"/>
+        <w:rPr/>
+      </w:pPr>
+      <w:r>
+        <w:rPr/>
         <w:t>Software (OS scheduler) – c language</w:t>
       </w:r>
     </w:p>
     <w:p>
       <w:pPr>
-        <w:ind w:left="720" w:firstLine="720"/>
-      </w:pPr>
-      <w:r>
+        <w:pStyle w:val="Normal"/>
+        <w:ind w:firstLine="720" w:left="720"/>
+        <w:rPr/>
+      </w:pPr>
+      <w:r>
+        <w:rPr/>
         <w:t>Scheduler makes “running” the highest priority process table process</w:t>
       </w:r>
     </w:p>
     <w:p>
       <w:pPr>
-        <w:ind w:left="1440" w:firstLine="720"/>
-      </w:pPr>
-      <w:r>
+        <w:pStyle w:val="Normal"/>
+        <w:ind w:firstLine="720" w:left="1440"/>
+        <w:rPr/>
+      </w:pPr>
+      <w:r>
+        <w:rPr/>
         <w:t>User program that was interrupted</w:t>
       </w:r>
     </w:p>
     <w:p>
       <w:pPr>
-        <w:ind w:left="1440" w:firstLine="720"/>
-      </w:pPr>
-      <w:r>
+        <w:pStyle w:val="Normal"/>
+        <w:ind w:firstLine="720" w:left="1440"/>
+        <w:rPr/>
+      </w:pPr>
+      <w:r>
+        <w:rPr/>
         <w:t>Disk process that was “blocked” and is now “ready”</w:t>
       </w:r>
     </w:p>
     <w:p>
       <w:pPr>
-        <w:ind w:left="1440" w:firstLine="720"/>
-      </w:pPr>
-      <w:r>
+        <w:pStyle w:val="Normal"/>
+        <w:ind w:firstLine="720" w:left="1440"/>
+        <w:rPr/>
+      </w:pPr>
+      <w:r>
+        <w:rPr/>
         <w:t>Some other process whose state is “ready”</w:t>
       </w:r>
     </w:p>
     <w:p>
       <w:pPr>
-        <w:ind w:left="720" w:firstLine="720"/>
-      </w:pPr>
-      <w:r>
+        <w:pStyle w:val="Normal"/>
+        <w:ind w:firstLine="720" w:left="720"/>
+        <w:rPr/>
+      </w:pPr>
+      <w:r>
+        <w:rPr/>
         <w:t>Scheduler returns to the c language ISR</w:t>
       </w:r>
     </w:p>
     <w:p>
       <w:pPr>
-        <w:ind w:left="720" w:firstLine="720"/>
-      </w:pPr>
-      <w:r>
+        <w:pStyle w:val="Normal"/>
+        <w:ind w:firstLine="720" w:left="720"/>
+        <w:rPr/>
+      </w:pPr>
+      <w:r>
+        <w:rPr/>
         <w:t>C language ISR returns to assembly language ISR</w:t>
       </w:r>
     </w:p>
     <w:p>
       <w:pPr>
-        <w:ind w:left="2160" w:hanging="720"/>
-      </w:pPr>
-      <w:r>
+        <w:pStyle w:val="Normal"/>
+        <w:ind w:hanging="720" w:left="2160"/>
+        <w:rPr/>
+      </w:pPr>
+      <w:r>
+        <w:rPr/>
         <w:t>Assembly language ISR loads registers and memory map for the process marked as “running” in the process table (its running state is restored)</w:t>
       </w:r>
     </w:p>
     <w:p>
       <w:pPr>
-        <w:ind w:left="2160" w:hanging="720"/>
-      </w:pPr>
-      <w:r>
+        <w:pStyle w:val="Normal"/>
+        <w:ind w:hanging="720" w:left="2160"/>
+        <w:rPr/>
+      </w:pPr>
+      <w:r>
+        <w:rPr/>
         <w:t>The scheduled process is now “running”; so the “context” of the CPU has now been switched</w:t>
       </w:r>
     </w:p>
     <w:p>
       <w:pPr>
-        <w:ind w:firstLine="720"/>
-      </w:pPr>
-    </w:p>
-    <w:p>
-      <w:r>
+        <w:pStyle w:val="Normal"/>
+        <w:ind w:firstLine="720"/>
+        <w:rPr/>
+      </w:pPr>
+      <w:r>
+        <w:rPr/>
+      </w:r>
+    </w:p>
+    <w:p>
+      <w:pPr>
+        <w:pStyle w:val="Normal"/>
+        <w:rPr/>
+      </w:pPr>
+      <w:r>
+        <w:rPr/>
         <w:t>Interrupt handling/scheduling (page 64-65)</w:t>
       </w:r>
     </w:p>
+    <w:p>
+      <w:pPr>
+        <w:pStyle w:val="Normal"/>
+        <w:rPr/>
+      </w:pPr>
+      <w:r>
+        <w:rPr/>
+      </w:r>
+    </w:p>
+    <w:p>
+      <w:pPr>
+        <w:pStyle w:val="Normal"/>
+        <w:rPr/>
+      </w:pPr>
+      <w:r>
+        <w:rPr/>
+        <w:t>chapter 2 – interprocess communication</w:t>
+      </w:r>
+    </w:p>
+    <w:p>
+      <w:pPr>
+        <w:pStyle w:val="Normal"/>
+        <w:widowControl/>
+        <w:suppressAutoHyphens w:val="true"/>
+        <w:bidi w:val="0"/>
+        <w:spacing w:lineRule="auto" w:line="259" w:before="0" w:after="160"/>
+        <w:ind w:hanging="0" w:left="720" w:right="0"/>
+        <w:jc w:val="left"/>
+        <w:rPr/>
+      </w:pPr>
+      <w:r>
+        <w:rPr/>
+        <w:t>problems with threads</w:t>
+      </w:r>
+    </w:p>
+    <w:p>
+      <w:pPr>
+        <w:pStyle w:val="Normal"/>
+        <w:widowControl/>
+        <w:suppressAutoHyphens w:val="true"/>
+        <w:bidi w:val="0"/>
+        <w:spacing w:lineRule="auto" w:line="259" w:before="0" w:after="160"/>
+        <w:ind w:hanging="0" w:left="1440" w:right="0"/>
+        <w:jc w:val="left"/>
+        <w:rPr/>
+      </w:pPr>
+      <w:r>
+        <w:rPr/>
+        <w:t>variables can be interfered with by other threads</w:t>
+      </w:r>
+    </w:p>
+    <w:p>
+      <w:pPr>
+        <w:pStyle w:val="Normal"/>
+        <w:widowControl/>
+        <w:suppressAutoHyphens w:val="true"/>
+        <w:bidi w:val="0"/>
+        <w:spacing w:lineRule="auto" w:line="259" w:before="0" w:after="160"/>
+        <w:ind w:hanging="0" w:left="1440" w:right="0"/>
+        <w:jc w:val="left"/>
+        <w:rPr/>
+      </w:pPr>
+      <w:r>
+        <w:rPr/>
+        <w:t>stacks can take up too much memory</w:t>
+      </w:r>
+    </w:p>
+    <w:p>
+      <w:pPr>
+        <w:pStyle w:val="Normal"/>
+        <w:widowControl/>
+        <w:suppressAutoHyphens w:val="true"/>
+        <w:bidi w:val="0"/>
+        <w:spacing w:lineRule="auto" w:line="259" w:before="0" w:after="160"/>
+        <w:ind w:hanging="0" w:left="720" w:right="0"/>
+        <w:jc w:val="left"/>
+        <w:rPr/>
+      </w:pPr>
+      <w:r>
+        <w:rPr/>
+        <w:t>race condition</w:t>
+      </w:r>
+    </w:p>
+    <w:p>
+      <w:pPr>
+        <w:pStyle w:val="Normal"/>
+        <w:widowControl/>
+        <w:suppressAutoHyphens w:val="true"/>
+        <w:bidi w:val="0"/>
+        <w:spacing w:lineRule="auto" w:line="259" w:before="0" w:after="160"/>
+        <w:ind w:hanging="0" w:left="1440" w:right="0"/>
+        <w:jc w:val="left"/>
+        <w:rPr/>
+      </w:pPr>
+      <w:r>
+        <w:rPr/>
+        <w:t>a condition that occurs when 2 or more processes are reading or writing some shared data and the final results varies depending on the order in which the process are run</w:t>
+      </w:r>
+    </w:p>
+    <w:p>
+      <w:pPr>
+        <w:pStyle w:val="Normal"/>
+        <w:widowControl/>
+        <w:suppressAutoHyphens w:val="true"/>
+        <w:bidi w:val="0"/>
+        <w:spacing w:lineRule="auto" w:line="259" w:before="0" w:after="160"/>
+        <w:ind w:hanging="0" w:left="720" w:right="0"/>
+        <w:jc w:val="left"/>
+        <w:rPr/>
+      </w:pPr>
+      <w:r>
+        <w:rPr/>
+        <w:t>mutual exclusion</w:t>
+      </w:r>
+    </w:p>
+    <w:p>
+      <w:pPr>
+        <w:pStyle w:val="Normal"/>
+        <w:widowControl/>
+        <w:suppressAutoHyphens w:val="true"/>
+        <w:bidi w:val="0"/>
+        <w:spacing w:lineRule="auto" w:line="259" w:before="0" w:after="160"/>
+        <w:ind w:hanging="0" w:left="1440" w:right="0"/>
+        <w:jc w:val="left"/>
+        <w:rPr/>
+      </w:pPr>
+      <w:r>
+        <w:rPr/>
+        <w:t>shared data must be accessed by only one process at a time</w:t>
+      </w:r>
+    </w:p>
+    <w:p>
+      <w:pPr>
+        <w:pStyle w:val="Normal"/>
+        <w:widowControl/>
+        <w:suppressAutoHyphens w:val="true"/>
+        <w:bidi w:val="0"/>
+        <w:spacing w:lineRule="auto" w:line="259" w:before="0" w:after="160"/>
+        <w:ind w:hanging="0" w:left="720" w:right="0"/>
+        <w:jc w:val="left"/>
+        <w:rPr/>
+      </w:pPr>
+      <w:r>
+        <w:rPr/>
+        <w:t>critical region (critical section, critical code)</w:t>
+      </w:r>
+    </w:p>
+    <w:p>
+      <w:pPr>
+        <w:pStyle w:val="Normal"/>
+        <w:widowControl/>
+        <w:suppressAutoHyphens w:val="true"/>
+        <w:bidi w:val="0"/>
+        <w:spacing w:lineRule="auto" w:line="259" w:before="0" w:after="160"/>
+        <w:ind w:hanging="0" w:left="1440" w:right="0"/>
+        <w:jc w:val="left"/>
+        <w:rPr/>
+      </w:pPr>
+      <w:r>
+        <w:rPr/>
+        <w:t>a section of code where the shared data (memory, files, etc.) is accessed</w:t>
+      </w:r>
+    </w:p>
+    <w:p>
+      <w:pPr>
+        <w:pStyle w:val="Normal"/>
+        <w:widowControl/>
+        <w:suppressAutoHyphens w:val="true"/>
+        <w:bidi w:val="0"/>
+        <w:spacing w:lineRule="auto" w:line="259" w:before="0" w:after="160"/>
+        <w:ind w:hanging="0" w:left="1440" w:right="0"/>
+        <w:jc w:val="left"/>
+        <w:rPr/>
+      </w:pPr>
+      <w:r>
+        <w:rPr/>
+        <w:t>no more than 2 processes should be in their critical regions at the same time</w:t>
+      </w:r>
+    </w:p>
+    <w:p>
+      <w:pPr>
+        <w:pStyle w:val="Normal"/>
+        <w:widowControl/>
+        <w:suppressAutoHyphens w:val="true"/>
+        <w:bidi w:val="0"/>
+        <w:spacing w:lineRule="auto" w:line="259" w:before="0" w:after="160"/>
+        <w:ind w:hanging="0" w:left="720" w:right="0"/>
+        <w:jc w:val="left"/>
+        <w:rPr/>
+      </w:pPr>
+      <w:r>
+        <w:rPr/>
+      </w:r>
+    </w:p>
+    <w:p>
+      <w:pPr>
+        <w:pStyle w:val="Normal"/>
+        <w:rPr/>
+      </w:pPr>
+      <w:r>
+        <w:rPr/>
+        <w:t>critical sections (page 70-75)</w:t>
+      </w:r>
+    </w:p>
+    <w:p>
+      <w:pPr>
+        <w:pStyle w:val="Normal"/>
+        <w:widowControl/>
+        <w:suppressAutoHyphens w:val="true"/>
+        <w:bidi w:val="0"/>
+        <w:spacing w:lineRule="auto" w:line="259" w:before="0" w:after="160"/>
+        <w:ind w:hanging="0" w:left="720" w:right="0"/>
+        <w:jc w:val="left"/>
+        <w:rPr/>
+      </w:pPr>
+      <w:r>
+        <w:rPr/>
+        <w:t>achieving mutual exclusion with busy waiting</w:t>
+      </w:r>
+    </w:p>
+    <w:p>
+      <w:pPr>
+        <w:pStyle w:val="Normal"/>
+        <w:widowControl/>
+        <w:suppressAutoHyphens w:val="true"/>
+        <w:bidi w:val="0"/>
+        <w:spacing w:lineRule="auto" w:line="259" w:before="0" w:after="160"/>
+        <w:ind w:hanging="0" w:left="1440" w:right="0"/>
+        <w:jc w:val="left"/>
+        <w:rPr/>
+      </w:pPr>
+      <w:r>
+        <w:rPr/>
+        <w:t>turn off all interrupts when entering a critical region (page 71) (limited usefulness)</w:t>
+      </w:r>
+    </w:p>
+    <w:p>
+      <w:pPr>
+        <w:pStyle w:val="Normal"/>
+        <w:widowControl/>
+        <w:suppressAutoHyphens w:val="true"/>
+        <w:bidi w:val="0"/>
+        <w:spacing w:lineRule="auto" w:line="259" w:before="0" w:after="160"/>
+        <w:ind w:hanging="0" w:left="2160" w:right="0"/>
+        <w:jc w:val="left"/>
+        <w:rPr/>
+      </w:pPr>
+      <w:r>
+        <w:rPr/>
+        <w:t>only briefly useful</w:t>
+      </w:r>
+    </w:p>
+    <w:p>
+      <w:pPr>
+        <w:pStyle w:val="Normal"/>
+        <w:widowControl/>
+        <w:suppressAutoHyphens w:val="true"/>
+        <w:bidi w:val="0"/>
+        <w:spacing w:lineRule="auto" w:line="259" w:before="0" w:after="160"/>
+        <w:ind w:hanging="0" w:left="2160" w:right="0"/>
+        <w:jc w:val="left"/>
+        <w:rPr/>
+      </w:pPr>
+      <w:r>
+        <w:rPr/>
+        <w:t>not good for general use</w:t>
+      </w:r>
+    </w:p>
+    <w:p>
+      <w:pPr>
+        <w:pStyle w:val="Normal"/>
+        <w:widowControl/>
+        <w:suppressAutoHyphens w:val="true"/>
+        <w:bidi w:val="0"/>
+        <w:spacing w:lineRule="auto" w:line="259" w:before="0" w:after="160"/>
+        <w:ind w:hanging="0" w:left="2160" w:right="0"/>
+        <w:jc w:val="left"/>
+        <w:rPr/>
+      </w:pPr>
+      <w:r>
+        <w:rPr/>
+        <w:t>fails on a multi-CPU system</w:t>
+      </w:r>
+    </w:p>
+    <w:p>
+      <w:pPr>
+        <w:pStyle w:val="Normal"/>
+        <w:widowControl/>
+        <w:suppressAutoHyphens w:val="true"/>
+        <w:bidi w:val="0"/>
+        <w:spacing w:lineRule="auto" w:line="259" w:before="0" w:after="160"/>
+        <w:ind w:hanging="0" w:left="1440" w:right="0"/>
+        <w:jc w:val="left"/>
+        <w:rPr/>
+      </w:pPr>
+      <w:r>
+        <w:rPr/>
+        <w:t>lock variables (page 72) (do not prevent race conditions)</w:t>
+      </w:r>
+    </w:p>
+    <w:p>
+      <w:pPr>
+        <w:pStyle w:val="Normal"/>
+        <w:widowControl/>
+        <w:suppressAutoHyphens w:val="true"/>
+        <w:bidi w:val="0"/>
+        <w:spacing w:lineRule="auto" w:line="259" w:before="0" w:after="160"/>
+        <w:ind w:hanging="0" w:left="2160" w:right="0"/>
+        <w:jc w:val="left"/>
+        <w:rPr/>
+      </w:pPr>
+      <w:r>
+        <w:rPr/>
+        <w:t>simple if else statement</w:t>
+      </w:r>
+    </w:p>
+    <w:p>
+      <w:pPr>
+        <w:pStyle w:val="Normal"/>
+        <w:widowControl/>
+        <w:suppressAutoHyphens w:val="true"/>
+        <w:bidi w:val="0"/>
+        <w:spacing w:lineRule="auto" w:line="259" w:before="0" w:after="160"/>
+        <w:ind w:hanging="0" w:left="2160" w:right="0"/>
+        <w:jc w:val="left"/>
+        <w:rPr/>
+      </w:pPr>
+      <w:r>
+        <w:rPr/>
+        <w:t>spin lock (process 0 sets variable to 1 [process 0 cannot touch it until it is 0], process 1 owns the critical region until it is done, setting the variable to 0)</w:t>
+      </w:r>
+    </w:p>
+    <w:p>
+      <w:pPr>
+        <w:pStyle w:val="Normal"/>
+        <w:widowControl/>
+        <w:suppressAutoHyphens w:val="true"/>
+        <w:bidi w:val="0"/>
+        <w:spacing w:lineRule="auto" w:line="259" w:before="0" w:after="160"/>
+        <w:ind w:hanging="0" w:left="1440" w:right="0"/>
+        <w:jc w:val="left"/>
+        <w:rPr/>
+      </w:pPr>
+      <w:r>
+        <w:rPr/>
+        <w:t>strict alternation (page 72) (no race conditions, but violates condition 3)</w:t>
+      </w:r>
+    </w:p>
+    <w:p>
+      <w:pPr>
+        <w:pStyle w:val="Normal"/>
+        <w:widowControl/>
+        <w:suppressAutoHyphens w:val="true"/>
+        <w:bidi w:val="0"/>
+        <w:spacing w:lineRule="auto" w:line="259" w:before="0" w:after="160"/>
+        <w:ind w:hanging="0" w:left="1440" w:right="0"/>
+        <w:jc w:val="left"/>
+        <w:rPr/>
+      </w:pPr>
+      <w:r>
+        <w:rPr/>
+        <w:t>peterson’s solution (page 73)</w:t>
+      </w:r>
+    </w:p>
+    <w:p>
+      <w:pPr>
+        <w:pStyle w:val="Normal"/>
+        <w:widowControl/>
+        <w:suppressAutoHyphens w:val="true"/>
+        <w:bidi w:val="0"/>
+        <w:spacing w:lineRule="auto" w:line="259" w:before="0" w:after="160"/>
+        <w:ind w:hanging="0" w:left="2160" w:right="0"/>
+        <w:jc w:val="left"/>
+        <w:rPr/>
+      </w:pPr>
+      <w:r>
+        <w:rPr/>
+        <w:t>completely fixed race conditions</w:t>
+      </w:r>
+    </w:p>
+    <w:p>
+      <w:pPr>
+        <w:pStyle w:val="Normal"/>
+        <w:widowControl/>
+        <w:suppressAutoHyphens w:val="true"/>
+        <w:bidi w:val="0"/>
+        <w:spacing w:lineRule="auto" w:line="259" w:before="0" w:after="160"/>
+        <w:ind w:hanging="0" w:left="2160" w:right="0"/>
+        <w:jc w:val="left"/>
+        <w:rPr/>
+      </w:pPr>
+      <w:r>
+        <w:rPr/>
+        <w:t>no strict alternation</w:t>
+      </w:r>
+    </w:p>
+    <w:p>
+      <w:pPr>
+        <w:pStyle w:val="Normal"/>
+        <w:widowControl/>
+        <w:suppressAutoHyphens w:val="true"/>
+        <w:bidi w:val="0"/>
+        <w:spacing w:lineRule="auto" w:line="259" w:before="0" w:after="160"/>
+        <w:ind w:hanging="0" w:left="1440" w:right="0"/>
+        <w:jc w:val="left"/>
+        <w:rPr/>
+      </w:pPr>
+      <w:r>
+        <w:rPr/>
+      </w:r>
+    </w:p>
+    <w:p>
+      <w:pPr>
+        <w:pStyle w:val="Normal"/>
+        <w:widowControl/>
+        <w:suppressAutoHyphens w:val="true"/>
+        <w:bidi w:val="0"/>
+        <w:spacing w:lineRule="auto" w:line="259" w:before="0" w:after="160"/>
+        <w:ind w:hanging="0" w:left="720" w:right="0"/>
+        <w:jc w:val="left"/>
+        <w:rPr/>
+      </w:pPr>
+      <w:r>
+        <w:rPr/>
+      </w:r>
+    </w:p>
+    <w:p>
+      <w:pPr>
+        <w:pStyle w:val="Normal"/>
+        <w:spacing w:before="0" w:after="160"/>
+        <w:rPr/>
+      </w:pPr>
+      <w:r>
+        <w:rPr/>
+      </w:r>
+    </w:p>
     <w:sectPr>
+      <w:type w:val="nextPage"/>
       <w:pgSz w:w="12240" w:h="15840"/>
-      <w:pgMar w:top="1440" w:right="1440" w:bottom="1440" w:left="1440" w:header="0" w:footer="0" w:gutter="0"/>
-      <w:cols w:space="720"/>
-      <w:formProt w:val="0"/>
-      <w:docGrid w:linePitch="360" w:charSpace="4096"/>
+      <w:pgMar w:left="1440" w:right="1440" w:gutter="0" w:header="0" w:top="1440" w:footer="0" w:bottom="1440"/>
+      <w:pgNumType w:fmt="decimal"/>
+      <w:formProt w:val="false"/>
+      <w:textDirection w:val="lrTb"/>
+      <w:docGrid w:type="default" w:linePitch="360" w:charSpace="8192"/>
     </w:sectPr>
   </w:body>
 </w:document>
 </file>
 
-<file path=word/endnotes.xml><?xml version="1.0" encoding="utf-8"?>
-<w:endnotes xmlns:wpc="http://schemas.microsoft.com/office/word/2010/wordprocessingCanvas" xmlns:cx="http://schemas.microsoft.com/office/drawing/2014/chartex" xmlns:cx1="http://schemas.microsoft.com/office/drawing/2015/9/8/chartex" xmlns:cx2="http://schemas.microsoft.com/office/drawing/2015/10/21/chartex" xmlns:cx3="http://schemas.microsoft.com/office/drawing/2016/5/9/chartex" xmlns:cx4="http://schemas.microsoft.com/office/drawing/2016/5/10/chartex" xmlns:cx5="http://schemas.microsoft.com/office/drawing/2016/5/11/chartex" xmlns:cx6="http://schemas.microsoft.com/office/drawing/2016/5/12/chartex" xmlns:cx7="http://schemas.microsoft.com/office/drawing/2016/5/13/chartex" xmlns:cx8="http://schemas.microsoft.com/office/drawing/2016/5/14/chartex" xmlns:mc="http://schemas.openxmlformats.org/markup-compatibility/2006" xmlns:aink="http://schemas.microsoft.com/office/drawing/2016/ink" xmlns:am3d="http://schemas.microsoft.com/office/drawing/2017/model3d" xmlns:o="urn:schemas-microsoft-com:office:office" xmlns:oel="http://schemas.microsoft.com/office/2019/extlst" xmlns:r="http://schemas.openxmlformats.org/officeDocument/2006/relationships" xmlns:m="http://schemas.openxmlformats.org/officeDocument/2006/math" xmlns:v="urn:schemas-microsoft-com:vml" xmlns:wp14="http://schemas.microsoft.com/office/word/2010/wordprocessingDrawing" xmlns:wp="http://schemas.openxmlformats.org/drawingml/2006/wordprocessingDrawing" xmlns:w10="urn:schemas-microsoft-com:office:word" xmlns:w="http://schemas.openxmlformats.org/wordprocessingml/2006/main" xmlns:w14="http://schemas.microsoft.com/office/word/2010/wordml" xmlns:w15="http://schemas.microsoft.com/office/word/2012/wordml" xmlns:w16cex="http://schemas.microsoft.com/office/word/2018/wordml/cex" xmlns:w16cid="http://schemas.microsoft.com/office/word/2016/wordml/cid" xmlns:w16="http://schemas.microsoft.com/office/word/2018/wordml" xmlns:w16du="http://schemas.microsoft.com/office/word/2023/wordml/word16du" xmlns:w16sdtdh="http://schemas.microsoft.com/office/word/2020/wordml/sdtdatahash" xmlns:w16sdtfl="http://schemas.microsoft.com/office/word/2024/wordml/sdtformatlock" xmlns:w16se="http://schemas.microsoft.com/office/word/2015/wordml/symex" xmlns:wpg="http://schemas.microsoft.com/office/word/2010/wordprocessingGroup" xmlns:wpi="http://schemas.microsoft.com/office/word/2010/wordprocessingInk" xmlns:wne="http://schemas.microsoft.com/office/word/2006/wordml" xmlns:wps="http://schemas.microsoft.com/office/word/2010/wordprocessingShape" mc:Ignorable="w14 w15 w16se w16cid w16 w16cex w16sdtdh w16sdtfl w16du wp14">
-  <w:endnote w:type="separator" w:id="-1">
-    <w:p>
-      <w:pPr>
-        <w:spacing w:after="0" w:line="240" w:lineRule="auto"/>
-      </w:pPr>
-      <w:r>
-        <w:separator/>
-      </w:r>
-    </w:p>
-  </w:endnote>
-  <w:endnote w:type="continuationSeparator" w:id="0">
-    <w:p>
-      <w:pPr>
-        <w:spacing w:after="0" w:line="240" w:lineRule="auto"/>
-      </w:pPr>
-      <w:r>
-        <w:continuationSeparator/>
-      </w:r>
-    </w:p>
-  </w:endnote>
-</w:endnotes>
-</file>
-
-<file path=word/footnotes.xml><?xml version="1.0" encoding="utf-8"?>
-<w:footnotes xmlns:wpc="http://schemas.microsoft.com/office/word/2010/wordprocessingCanvas" xmlns:cx="http://schemas.microsoft.com/office/drawing/2014/chartex" xmlns:cx1="http://schemas.microsoft.com/office/drawing/2015/9/8/chartex" xmlns:cx2="http://schemas.microsoft.com/office/drawing/2015/10/21/chartex" xmlns:cx3="http://schemas.microsoft.com/office/drawing/2016/5/9/chartex" xmlns:cx4="http://schemas.microsoft.com/office/drawing/2016/5/10/chartex" xmlns:cx5="http://schemas.microsoft.com/office/drawing/2016/5/11/chartex" xmlns:cx6="http://schemas.microsoft.com/office/drawing/2016/5/12/chartex" xmlns:cx7="http://schemas.microsoft.com/office/drawing/2016/5/13/chartex" xmlns:cx8="http://schemas.microsoft.com/office/drawing/2016/5/14/chartex" xmlns:mc="http://schemas.openxmlformats.org/markup-compatibility/2006" xmlns:aink="http://schemas.microsoft.com/office/drawing/2016/ink" xmlns:am3d="http://schemas.microsoft.com/office/drawing/2017/model3d" xmlns:o="urn:schemas-microsoft-com:office:office" xmlns:oel="http://schemas.microsoft.com/office/2019/extlst" xmlns:r="http://schemas.openxmlformats.org/officeDocument/2006/relationships" xmlns:m="http://schemas.openxmlformats.org/officeDocument/2006/math" xmlns:v="urn:schemas-microsoft-com:vml" xmlns:wp14="http://schemas.microsoft.com/office/word/2010/wordprocessingDrawing" xmlns:wp="http://schemas.openxmlformats.org/drawingml/2006/wordprocessingDrawing" xmlns:w10="urn:schemas-microsoft-com:office:word" xmlns:w="http://schemas.openxmlformats.org/wordprocessingml/2006/main" xmlns:w14="http://schemas.microsoft.com/office/word/2010/wordml" xmlns:w15="http://schemas.microsoft.com/office/word/2012/wordml" xmlns:w16cex="http://schemas.microsoft.com/office/word/2018/wordml/cex" xmlns:w16cid="http://schemas.microsoft.com/office/word/2016/wordml/cid" xmlns:w16="http://schemas.microsoft.com/office/word/2018/wordml" xmlns:w16du="http://schemas.microsoft.com/office/word/2023/wordml/word16du" xmlns:w16sdtdh="http://schemas.microsoft.com/office/word/2020/wordml/sdtdatahash" xmlns:w16sdtfl="http://schemas.microsoft.com/office/word/2024/wordml/sdtformatlock" xmlns:w16se="http://schemas.microsoft.com/office/word/2015/wordml/symex" xmlns:wpg="http://schemas.microsoft.com/office/word/2010/wordprocessingGroup" xmlns:wpi="http://schemas.microsoft.com/office/word/2010/wordprocessingInk" xmlns:wne="http://schemas.microsoft.com/office/word/2006/wordml" xmlns:wps="http://schemas.microsoft.com/office/word/2010/wordprocessingShape" mc:Ignorable="w14 w15 w16se w16cid w16 w16cex w16sdtdh w16sdtfl w16du wp14">
-  <w:footnote w:type="separator" w:id="-1">
-    <w:p>
-      <w:pPr>
-        <w:spacing w:after="0" w:line="240" w:lineRule="auto"/>
-      </w:pPr>
-      <w:r>
-        <w:separator/>
-      </w:r>
-    </w:p>
-  </w:footnote>
-  <w:footnote w:type="continuationSeparator" w:id="0">
-    <w:p>
-      <w:pPr>
-        <w:spacing w:after="0" w:line="240" w:lineRule="auto"/>
-      </w:pPr>
-      <w:r>
-        <w:continuationSeparator/>
-      </w:r>
-    </w:p>
-  </w:footnote>
-</w:footnotes>
-</file>
-
 <file path=word/numbering.xml><?xml version="1.0" encoding="utf-8"?>
-<w:numbering xmlns:wpc="http://schemas.microsoft.com/office/word/2010/wordprocessingCanvas" xmlns:cx="http://schemas.microsoft.com/office/drawing/2014/chartex" xmlns:cx1="http://schemas.microsoft.com/office/drawing/2015/9/8/chartex" xmlns:cx2="http://schemas.microsoft.com/office/drawing/2015/10/21/chartex" xmlns:cx3="http://schemas.microsoft.com/office/drawing/2016/5/9/chartex" xmlns:cx4="http://schemas.microsoft.com/office/drawing/2016/5/10/chartex" xmlns:cx5="http://schemas.microsoft.com/office/drawing/2016/5/11/chartex" xmlns:cx6="http://schemas.microsoft.com/office/drawing/2016/5/12/chartex" xmlns:cx7="http://schemas.microsoft.com/office/drawing/2016/5/13/chartex" xmlns:cx8="http://schemas.microsoft.com/office/drawing/2016/5/14/chartex" xmlns:mc="http://schemas.openxmlformats.org/markup-compatibility/2006" xmlns:aink="http://schemas.microsoft.com/office/drawing/2016/ink" xmlns:am3d="http://schemas.microsoft.com/office/drawing/2017/model3d" xmlns:o="urn:schemas-microsoft-com:office:office" xmlns:oel="http://schemas.microsoft.com/office/2019/extlst" xmlns:r="http://schemas.openxmlformats.org/officeDocument/2006/relationships" xmlns:m="http://schemas.openxmlformats.org/officeDocument/2006/math" xmlns:v="urn:schemas-microsoft-com:vml" xmlns:wp14="http://schemas.microsoft.com/office/word/2010/wordprocessingDrawing" xmlns:wp="http://schemas.openxmlformats.org/drawingml/2006/wordprocessingDrawing" xmlns:w10="urn:schemas-microsoft-com:office:word" xmlns:w="http://schemas.openxmlformats.org/wordprocessingml/2006/main" xmlns:w14="http://schemas.microsoft.com/office/word/2010/wordml" xmlns:w15="http://schemas.microsoft.com/office/word/2012/wordml" xmlns:w16cex="http://schemas.microsoft.com/office/word/2018/wordml/cex" xmlns:w16cid="http://schemas.microsoft.com/office/word/2016/wordml/cid" xmlns:w16="http://schemas.microsoft.com/office/word/2018/wordml" xmlns:w16du="http://schemas.microsoft.com/office/word/2023/wordml/word16du" xmlns:w16sdtdh="http://schemas.microsoft.com/office/word/2020/wordml/sdtdatahash" xmlns:w16sdtfl="http://schemas.microsoft.com/office/word/2024/wordml/sdtformatlock" xmlns:w16se="http://schemas.microsoft.com/office/word/2015/wordml/symex" xmlns:wpg="http://schemas.microsoft.com/office/word/2010/wordprocessingGroup" xmlns:wpi="http://schemas.microsoft.com/office/word/2010/wordprocessingInk" xmlns:wne="http://schemas.microsoft.com/office/word/2006/wordml" xmlns:wps="http://schemas.microsoft.com/office/word/2010/wordprocessingShape" mc:Ignorable="w14 w15 w16se w16cid w16 w16cex w16sdtdh w16sdtfl w16du wp14">
-  <w:abstractNum w:abstractNumId="0" w15:restartNumberingAfterBreak="0">
-    <w:nsid w:val="7354332C"/>
-    <w:multiLevelType w:val="hybridMultilevel"/>
-    <w:tmpl w:val="278803EE"/>
-    <w:lvl w:ilvl="0" w:tplc="CC7419CC">
+<w:numbering xmlns:w="http://schemas.openxmlformats.org/wordprocessingml/2006/main" xmlns:o="urn:schemas-microsoft-com:office:office" xmlns:r="http://schemas.openxmlformats.org/officeDocument/2006/relationships" xmlns:v="urn:schemas-microsoft-com:vml" xmlns:mc="http://schemas.openxmlformats.org/markup-compatibility/2006" xmlns:w14="http://schemas.microsoft.com/office/word/2010/wordml" mc:Ignorable="w14">
+  <w:abstractNum w:abstractNumId="1">
+    <w:lvl w:ilvl="0">
       <w:start w:val="1"/>
       <w:numFmt w:val="decimal"/>
       <w:lvlText w:val="%1."/>
       <w:lvlJc w:val="left"/>
       <w:pPr>
+        <w:tabs>
+          <w:tab w:val="num" w:pos="0"/>
+        </w:tabs>
         <w:ind w:left="1080" w:hanging="360"/>
       </w:pPr>
-      <w:rPr>
-        <w:rFonts w:hint="default"/>
-      </w:rPr>
+      <w:rPr/>
     </w:lvl>
-    <w:lvl w:ilvl="1" w:tplc="04090019" w:tentative="1">
+    <w:lvl w:ilvl="1">
       <w:start w:val="1"/>
       <w:numFmt w:val="lowerLetter"/>
       <w:lvlText w:val="%2."/>
       <w:lvlJc w:val="left"/>
       <w:pPr>
+        <w:tabs>
+          <w:tab w:val="num" w:pos="0"/>
+        </w:tabs>
         <w:ind w:left="1800" w:hanging="360"/>
       </w:pPr>
+      <w:rPr/>
     </w:lvl>
-    <w:lvl w:ilvl="2" w:tplc="0409001B" w:tentative="1">
+    <w:lvl w:ilvl="2">
       <w:start w:val="1"/>
       <w:numFmt w:val="lowerRoman"/>
       <w:lvlText w:val="%3."/>
       <w:lvlJc w:val="right"/>
       <w:pPr>
+        <w:tabs>
+          <w:tab w:val="num" w:pos="0"/>
+        </w:tabs>
         <w:ind w:left="2520" w:hanging="180"/>
       </w:pPr>
+      <w:rPr/>
     </w:lvl>
-    <w:lvl w:ilvl="3" w:tplc="0409000F" w:tentative="1">
+    <w:lvl w:ilvl="3">
       <w:start w:val="1"/>
       <w:numFmt w:val="decimal"/>
       <w:lvlText w:val="%4."/>
       <w:lvlJc w:val="left"/>
       <w:pPr>
+        <w:tabs>
+          <w:tab w:val="num" w:pos="0"/>
+        </w:tabs>
         <w:ind w:left="3240" w:hanging="360"/>
       </w:pPr>
+      <w:rPr/>
     </w:lvl>
-    <w:lvl w:ilvl="4" w:tplc="04090019" w:tentative="1">
+    <w:lvl w:ilvl="4">
       <w:start w:val="1"/>
       <w:numFmt w:val="lowerLetter"/>
       <w:lvlText w:val="%5."/>
       <w:lvlJc w:val="left"/>
       <w:pPr>
+        <w:tabs>
+          <w:tab w:val="num" w:pos="0"/>
+        </w:tabs>
         <w:ind w:left="3960" w:hanging="360"/>
       </w:pPr>
+      <w:rPr/>
     </w:lvl>
-    <w:lvl w:ilvl="5" w:tplc="0409001B" w:tentative="1">
+    <w:lvl w:ilvl="5">
       <w:start w:val="1"/>
       <w:numFmt w:val="lowerRoman"/>
       <w:lvlText w:val="%6."/>
       <w:lvlJc w:val="right"/>
       <w:pPr>
+        <w:tabs>
+          <w:tab w:val="num" w:pos="0"/>
+        </w:tabs>
         <w:ind w:left="4680" w:hanging="180"/>
       </w:pPr>
+      <w:rPr/>
     </w:lvl>
-    <w:lvl w:ilvl="6" w:tplc="0409000F" w:tentative="1">
+    <w:lvl w:ilvl="6">
       <w:start w:val="1"/>
       <w:numFmt w:val="decimal"/>
       <w:lvlText w:val="%7."/>
       <w:lvlJc w:val="left"/>
       <w:pPr>
+        <w:tabs>
+          <w:tab w:val="num" w:pos="0"/>
+        </w:tabs>
         <w:ind w:left="5400" w:hanging="360"/>
       </w:pPr>
+      <w:rPr/>
     </w:lvl>
-    <w:lvl w:ilvl="7" w:tplc="04090019" w:tentative="1">
+    <w:lvl w:ilvl="7">
       <w:start w:val="1"/>
       <w:numFmt w:val="lowerLetter"/>
       <w:lvlText w:val="%8."/>
       <w:lvlJc w:val="left"/>
       <w:pPr>
+        <w:tabs>
+          <w:tab w:val="num" w:pos="0"/>
+        </w:tabs>
         <w:ind w:left="6120" w:hanging="360"/>
       </w:pPr>
+      <w:rPr/>
     </w:lvl>
-    <w:lvl w:ilvl="8" w:tplc="0409001B" w:tentative="1">
+    <w:lvl w:ilvl="8">
       <w:start w:val="1"/>
       <w:numFmt w:val="lowerRoman"/>
       <w:lvlText w:val="%9."/>
       <w:lvlJc w:val="right"/>
       <w:pPr>
+        <w:tabs>
+          <w:tab w:val="num" w:pos="0"/>
+        </w:tabs>
         <w:ind w:left="6840" w:hanging="180"/>
       </w:pPr>
+      <w:rPr/>
     </w:lvl>
   </w:abstractNum>
-  <w:num w:numId="1" w16cid:durableId="162209249">
-    <w:abstractNumId w:val="0"/>
+  <w:abstractNum w:abstractNumId="2">
+    <w:lvl w:ilvl="0">
+      <w:start w:val="1"/>
+      <w:numFmt w:val="none"/>
+      <w:suff w:val="nothing"/>
+      <w:lvlText w:val=""/>
+      <w:lvlJc w:val="left"/>
+      <w:pPr>
+        <w:tabs>
+          <w:tab w:val="num" w:pos="0"/>
+        </w:tabs>
+        <w:ind w:left="0" w:hanging="0"/>
+      </w:pPr>
+    </w:lvl>
+    <w:lvl w:ilvl="1">
+      <w:start w:val="1"/>
+      <w:numFmt w:val="none"/>
+      <w:suff w:val="nothing"/>
+      <w:lvlText w:val=""/>
+      <w:lvlJc w:val="left"/>
+      <w:pPr>
+        <w:tabs>
+          <w:tab w:val="num" w:pos="0"/>
+        </w:tabs>
+        <w:ind w:left="0" w:hanging="0"/>
+      </w:pPr>
+    </w:lvl>
+    <w:lvl w:ilvl="2">
+      <w:start w:val="1"/>
+      <w:numFmt w:val="none"/>
+      <w:suff w:val="nothing"/>
+      <w:lvlText w:val=""/>
+      <w:lvlJc w:val="left"/>
+      <w:pPr>
+        <w:tabs>
+          <w:tab w:val="num" w:pos="0"/>
+        </w:tabs>
+        <w:ind w:left="0" w:hanging="0"/>
+      </w:pPr>
+    </w:lvl>
+    <w:lvl w:ilvl="3">
+      <w:start w:val="1"/>
+      <w:numFmt w:val="none"/>
+      <w:suff w:val="nothing"/>
+      <w:lvlText w:val=""/>
+      <w:lvlJc w:val="left"/>
+      <w:pPr>
+        <w:tabs>
+          <w:tab w:val="num" w:pos="0"/>
+        </w:tabs>
+        <w:ind w:left="0" w:hanging="0"/>
+      </w:pPr>
+    </w:lvl>
+    <w:lvl w:ilvl="4">
+      <w:start w:val="1"/>
+      <w:numFmt w:val="none"/>
+      <w:suff w:val="nothing"/>
+      <w:lvlText w:val=""/>
+      <w:lvlJc w:val="left"/>
+      <w:pPr>
+        <w:tabs>
+          <w:tab w:val="num" w:pos="0"/>
+        </w:tabs>
+        <w:ind w:left="0" w:hanging="0"/>
+      </w:pPr>
+    </w:lvl>
+    <w:lvl w:ilvl="5">
+      <w:start w:val="1"/>
+      <w:numFmt w:val="none"/>
+      <w:suff w:val="nothing"/>
+      <w:lvlText w:val=""/>
+      <w:lvlJc w:val="left"/>
+      <w:pPr>
+        <w:tabs>
+          <w:tab w:val="num" w:pos="0"/>
+        </w:tabs>
+        <w:ind w:left="0" w:hanging="0"/>
+      </w:pPr>
+    </w:lvl>
+    <w:lvl w:ilvl="6">
+      <w:start w:val="1"/>
+      <w:numFmt w:val="none"/>
+      <w:suff w:val="nothing"/>
+      <w:lvlText w:val=""/>
+      <w:lvlJc w:val="left"/>
+      <w:pPr>
+        <w:tabs>
+          <w:tab w:val="num" w:pos="0"/>
+        </w:tabs>
+        <w:ind w:left="0" w:hanging="0"/>
+      </w:pPr>
+    </w:lvl>
+    <w:lvl w:ilvl="7">
+      <w:start w:val="1"/>
+      <w:numFmt w:val="none"/>
+      <w:suff w:val="nothing"/>
+      <w:lvlText w:val=""/>
+      <w:lvlJc w:val="left"/>
+      <w:pPr>
+        <w:tabs>
+          <w:tab w:val="num" w:pos="0"/>
+        </w:tabs>
+        <w:ind w:left="0" w:hanging="0"/>
+      </w:pPr>
+    </w:lvl>
+    <w:lvl w:ilvl="8">
+      <w:start w:val="1"/>
+      <w:numFmt w:val="none"/>
+      <w:suff w:val="nothing"/>
+      <w:lvlText w:val=""/>
+      <w:lvlJc w:val="left"/>
+      <w:pPr>
+        <w:tabs>
+          <w:tab w:val="num" w:pos="0"/>
+        </w:tabs>
+        <w:ind w:left="0" w:hanging="0"/>
+      </w:pPr>
+    </w:lvl>
+  </w:abstractNum>
+  <w:num w:numId="1">
+    <w:abstractNumId w:val="1"/>
+  </w:num>
+  <w:num w:numId="2">
+    <w:abstractNumId w:val="2"/>
   </w:num>
 </w:numbering>
 </file>
 
 <file path=word/styles.xml><?xml version="1.0" encoding="utf-8"?>
-<w:styles xmlns:mc="http://schemas.openxmlformats.org/markup-compatibility/2006" xmlns:r="http://schemas.openxmlformats.org/officeDocument/2006/relationships" xmlns:w="http://schemas.openxmlformats.org/wordprocessingml/2006/main" xmlns:w14="http://schemas.microsoft.com/office/word/2010/wordml" xmlns:w15="http://schemas.microsoft.com/office/word/2012/wordml" xmlns:w16cex="http://schemas.microsoft.com/office/word/2018/wordml/cex" xmlns:w16cid="http://schemas.microsoft.com/office/word/2016/wordml/cid" xmlns:w16="http://schemas.microsoft.com/office/word/2018/wordml" xmlns:w16du="http://schemas.microsoft.com/office/word/2023/wordml/word16du" xmlns:w16sdtdh="http://schemas.microsoft.com/office/word/2020/wordml/sdtdatahash" xmlns:w16sdtfl="http://schemas.microsoft.com/office/word/2024/wordml/sdtformatlock" xmlns:w16se="http://schemas.microsoft.com/office/word/2015/wordml/symex" mc:Ignorable="w14 w15 w16se w16cid w16 w16cex w16sdtdh w16sdtfl w16du">
+<w:styles xmlns:w="http://schemas.openxmlformats.org/wordprocessingml/2006/main" xmlns:w14="http://schemas.microsoft.com/office/word/2010/wordml" xmlns:mc="http://schemas.openxmlformats.org/markup-compatibility/2006" mc:Ignorable="w14">
   <w:docDefaults>
     <w:rPrDefault>
       <w:rPr>
-        <w:rFonts w:asciiTheme="minorHAnsi" w:eastAsiaTheme="minorEastAsia" w:hAnsiTheme="minorHAnsi" w:cstheme="minorBidi"/>
+        <w:rFonts w:ascii="Calibri" w:hAnsi="Calibri" w:eastAsia="" w:cs="" w:asciiTheme="minorHAnsi" w:cstheme="minorBidi" w:eastAsiaTheme="minorEastAsia" w:hAnsiTheme="minorHAnsi"/>
         <w:kern w:val="2"/>
         <w:sz w:val="22"/>
         <w:szCs w:val="22"/>
@@ -2142,21 +2889,21 @@
     </w:rPrDefault>
     <w:pPrDefault>
       <w:pPr>
-        <w:suppressAutoHyphens/>
+        <w:suppressAutoHyphens w:val="true"/>
       </w:pPr>
     </w:pPrDefault>
   </w:docDefaults>
   <w:latentStyles w:defLockedState="0" w:defUIPriority="99" w:defSemiHidden="0" w:defUnhideWhenUsed="0" w:defQFormat="0" w:count="376">
     <w:lsdException w:name="Normal" w:uiPriority="0" w:qFormat="1"/>
     <w:lsdException w:name="heading 1" w:uiPriority="9" w:qFormat="1"/>
-    <w:lsdException w:name="heading 2" w:semiHidden="1" w:uiPriority="9" w:unhideWhenUsed="1" w:qFormat="1"/>
-    <w:lsdException w:name="heading 3" w:semiHidden="1" w:uiPriority="9" w:unhideWhenUsed="1" w:qFormat="1"/>
-    <w:lsdException w:name="heading 4" w:semiHidden="1" w:uiPriority="9" w:unhideWhenUsed="1" w:qFormat="1"/>
-    <w:lsdException w:name="heading 5" w:semiHidden="1" w:uiPriority="9" w:unhideWhenUsed="1" w:qFormat="1"/>
-    <w:lsdException w:name="heading 6" w:semiHidden="1" w:uiPriority="9" w:unhideWhenUsed="1" w:qFormat="1"/>
-    <w:lsdException w:name="heading 7" w:semiHidden="1" w:uiPriority="9" w:unhideWhenUsed="1" w:qFormat="1"/>
-    <w:lsdException w:name="heading 8" w:semiHidden="1" w:uiPriority="9" w:unhideWhenUsed="1" w:qFormat="1"/>
-    <w:lsdException w:name="heading 9" w:semiHidden="1" w:uiPriority="9" w:unhideWhenUsed="1" w:qFormat="1"/>
+    <w:lsdException w:name="heading 2" w:uiPriority="9" w:semiHidden="1" w:unhideWhenUsed="1" w:qFormat="1"/>
+    <w:lsdException w:name="heading 3" w:uiPriority="9" w:semiHidden="1" w:unhideWhenUsed="1" w:qFormat="1"/>
+    <w:lsdException w:name="heading 4" w:uiPriority="9" w:semiHidden="1" w:unhideWhenUsed="1" w:qFormat="1"/>
+    <w:lsdException w:name="heading 5" w:uiPriority="9" w:semiHidden="1" w:unhideWhenUsed="1" w:qFormat="1"/>
+    <w:lsdException w:name="heading 6" w:uiPriority="9" w:semiHidden="1" w:unhideWhenUsed="1" w:qFormat="1"/>
+    <w:lsdException w:name="heading 7" w:uiPriority="9" w:semiHidden="1" w:unhideWhenUsed="1" w:qFormat="1"/>
+    <w:lsdException w:name="heading 8" w:uiPriority="9" w:semiHidden="1" w:unhideWhenUsed="1" w:qFormat="1"/>
+    <w:lsdException w:name="heading 9" w:uiPriority="9" w:semiHidden="1" w:unhideWhenUsed="1" w:qFormat="1"/>
     <w:lsdException w:name="index 1" w:semiHidden="1" w:unhideWhenUsed="1"/>
     <w:lsdException w:name="index 2" w:semiHidden="1" w:unhideWhenUsed="1"/>
     <w:lsdException w:name="index 3" w:semiHidden="1" w:unhideWhenUsed="1"/>
@@ -2166,22 +2913,22 @@
     <w:lsdException w:name="index 7" w:semiHidden="1" w:unhideWhenUsed="1"/>
     <w:lsdException w:name="index 8" w:semiHidden="1" w:unhideWhenUsed="1"/>
     <w:lsdException w:name="index 9" w:semiHidden="1" w:unhideWhenUsed="1"/>
-    <w:lsdException w:name="toc 1" w:semiHidden="1" w:uiPriority="39" w:unhideWhenUsed="1"/>
-    <w:lsdException w:name="toc 2" w:semiHidden="1" w:uiPriority="39" w:unhideWhenUsed="1"/>
-    <w:lsdException w:name="toc 3" w:semiHidden="1" w:uiPriority="39" w:unhideWhenUsed="1"/>
-    <w:lsdException w:name="toc 4" w:semiHidden="1" w:uiPriority="39" w:unhideWhenUsed="1"/>
-    <w:lsdException w:name="toc 5" w:semiHidden="1" w:uiPriority="39" w:unhideWhenUsed="1"/>
-    <w:lsdException w:name="toc 6" w:semiHidden="1" w:uiPriority="39" w:unhideWhenUsed="1"/>
-    <w:lsdException w:name="toc 7" w:semiHidden="1" w:uiPriority="39" w:unhideWhenUsed="1"/>
-    <w:lsdException w:name="toc 8" w:semiHidden="1" w:uiPriority="39" w:unhideWhenUsed="1"/>
-    <w:lsdException w:name="toc 9" w:semiHidden="1" w:uiPriority="39" w:unhideWhenUsed="1"/>
+    <w:lsdException w:name="toc 1" w:uiPriority="39" w:semiHidden="1" w:unhideWhenUsed="1"/>
+    <w:lsdException w:name="toc 2" w:uiPriority="39" w:semiHidden="1" w:unhideWhenUsed="1"/>
+    <w:lsdException w:name="toc 3" w:uiPriority="39" w:semiHidden="1" w:unhideWhenUsed="1"/>
+    <w:lsdException w:name="toc 4" w:uiPriority="39" w:semiHidden="1" w:unhideWhenUsed="1"/>
+    <w:lsdException w:name="toc 5" w:uiPriority="39" w:semiHidden="1" w:unhideWhenUsed="1"/>
+    <w:lsdException w:name="toc 6" w:uiPriority="39" w:semiHidden="1" w:unhideWhenUsed="1"/>
+    <w:lsdException w:name="toc 7" w:uiPriority="39" w:semiHidden="1" w:unhideWhenUsed="1"/>
+    <w:lsdException w:name="toc 8" w:uiPriority="39" w:semiHidden="1" w:unhideWhenUsed="1"/>
+    <w:lsdException w:name="toc 9" w:uiPriority="39" w:semiHidden="1" w:unhideWhenUsed="1"/>
     <w:lsdException w:name="Normal Indent" w:semiHidden="1" w:unhideWhenUsed="1"/>
     <w:lsdException w:name="footnote text" w:semiHidden="1" w:unhideWhenUsed="1"/>
     <w:lsdException w:name="annotation text" w:semiHidden="1" w:unhideWhenUsed="1"/>
     <w:lsdException w:name="header" w:semiHidden="1" w:unhideWhenUsed="1"/>
     <w:lsdException w:name="footer" w:semiHidden="1" w:unhideWhenUsed="1"/>
     <w:lsdException w:name="index heading" w:semiHidden="1" w:unhideWhenUsed="1"/>
-    <w:lsdException w:name="caption" w:semiHidden="1" w:uiPriority="35" w:unhideWhenUsed="1" w:qFormat="1"/>
+    <w:lsdException w:name="caption" w:uiPriority="35" w:semiHidden="1" w:unhideWhenUsed="1" w:qFormat="1"/>
     <w:lsdException w:name="table of figures" w:semiHidden="1" w:unhideWhenUsed="1"/>
     <w:lsdException w:name="envelope address" w:semiHidden="1" w:unhideWhenUsed="1"/>
     <w:lsdException w:name="envelope return" w:semiHidden="1" w:unhideWhenUsed="1"/>
@@ -2212,7 +2959,7 @@
     <w:lsdException w:name="Title" w:uiPriority="10" w:qFormat="1"/>
     <w:lsdException w:name="Closing" w:semiHidden="1" w:unhideWhenUsed="1"/>
     <w:lsdException w:name="Signature" w:semiHidden="1" w:unhideWhenUsed="1"/>
-    <w:lsdException w:name="Default Paragraph Font" w:semiHidden="1" w:uiPriority="1" w:unhideWhenUsed="1"/>
+    <w:lsdException w:name="Default Paragraph Font" w:uiPriority="1" w:semiHidden="1" w:unhideWhenUsed="1"/>
     <w:lsdException w:name="Body Text" w:semiHidden="1" w:unhideWhenUsed="1"/>
     <w:lsdException w:name="Body Text Indent" w:semiHidden="1" w:unhideWhenUsed="1"/>
     <w:lsdException w:name="List Continue" w:semiHidden="1" w:unhideWhenUsed="1"/>
@@ -2412,8 +3159,8 @@
     <w:lsdException w:name="Subtle Reference" w:uiPriority="31" w:qFormat="1"/>
     <w:lsdException w:name="Intense Reference" w:uiPriority="32" w:qFormat="1"/>
     <w:lsdException w:name="Book Title" w:uiPriority="33" w:qFormat="1"/>
-    <w:lsdException w:name="Bibliography" w:semiHidden="1" w:uiPriority="37" w:unhideWhenUsed="1"/>
-    <w:lsdException w:name="TOC Heading" w:semiHidden="1" w:uiPriority="39" w:unhideWhenUsed="1" w:qFormat="1"/>
+    <w:lsdException w:name="Bibliography" w:uiPriority="37" w:semiHidden="1" w:unhideWhenUsed="1"/>
+    <w:lsdException w:name="TOC Heading" w:uiPriority="39" w:semiHidden="1" w:unhideWhenUsed="1" w:qFormat="1"/>
     <w:lsdException w:name="Plain Table 1" w:uiPriority="41"/>
     <w:lsdException w:name="Plain Table 2" w:uiPriority="42"/>
     <w:lsdException w:name="Plain Table 3" w:uiPriority="43"/>
@@ -2524,36 +3271,49 @@
     <w:lsdException w:name="Unresolved Mention" w:semiHidden="1" w:unhideWhenUsed="1"/>
     <w:lsdException w:name="Smart Link" w:semiHidden="1" w:unhideWhenUsed="1"/>
   </w:latentStyles>
-  <w:style w:type="paragraph" w:default="1" w:styleId="Normal">
+  <w:style w:type="paragraph" w:styleId="Normal" w:default="1">
     <w:name w:val="Normal"/>
     <w:qFormat/>
     <w:pPr>
-      <w:spacing w:after="160" w:line="259" w:lineRule="auto"/>
+      <w:widowControl/>
+      <w:suppressAutoHyphens w:val="true"/>
+      <w:bidi w:val="0"/>
+      <w:spacing w:lineRule="auto" w:line="259" w:before="0" w:after="160"/>
+      <w:jc w:val="left"/>
     </w:pPr>
+    <w:rPr>
+      <w:rFonts w:ascii="Calibri" w:hAnsi="Calibri" w:eastAsia="" w:cs="" w:asciiTheme="minorHAnsi" w:cstheme="minorBidi" w:eastAsiaTheme="minorEastAsia" w:hAnsiTheme="minorHAnsi"/>
+      <w:color w:val="auto"/>
+      <w:kern w:val="2"/>
+      <w:sz w:val="22"/>
+      <w:szCs w:val="22"/>
+      <w:lang w:val="en-US" w:eastAsia="zh-TW" w:bidi="ar-SA"/>
+      <w14:ligatures w14:val="standardContextual"/>
+    </w:rPr>
   </w:style>
   <w:style w:type="paragraph" w:styleId="Heading1">
-    <w:name w:val="heading 1"/>
+    <w:name w:val="Heading 1"/>
     <w:basedOn w:val="Normal"/>
     <w:next w:val="Normal"/>
     <w:link w:val="Heading1Char"/>
     <w:uiPriority w:val="9"/>
     <w:qFormat/>
-    <w:rsid w:val="00B55BC8"/>
+    <w:rsid w:val="00b55bc8"/>
     <w:pPr>
-      <w:keepNext/>
+      <w:keepNext w:val="true"/>
       <w:keepLines/>
       <w:spacing w:before="360" w:after="80"/>
       <w:outlineLvl w:val="0"/>
     </w:pPr>
     <w:rPr>
-      <w:rFonts w:asciiTheme="majorHAnsi" w:eastAsiaTheme="majorEastAsia" w:hAnsiTheme="majorHAnsi" w:cstheme="majorBidi"/>
-      <w:color w:val="2F5496" w:themeColor="accent1" w:themeShade="BF"/>
+      <w:rFonts w:ascii="Calibri Light" w:hAnsi="Calibri Light" w:eastAsia="" w:cs="" w:asciiTheme="majorHAnsi" w:cstheme="majorBidi" w:eastAsiaTheme="majorEastAsia" w:hAnsiTheme="majorHAnsi"/>
+      <w:color w:themeColor="accent1" w:themeShade="bf" w:val="2F5496"/>
       <w:sz w:val="40"/>
       <w:szCs w:val="40"/>
     </w:rPr>
   </w:style>
   <w:style w:type="paragraph" w:styleId="Heading2">
-    <w:name w:val="heading 2"/>
+    <w:name w:val="Heading 2"/>
     <w:basedOn w:val="Normal"/>
     <w:next w:val="Normal"/>
     <w:link w:val="Heading2Char"/>
@@ -2561,22 +3321,22 @@
     <w:semiHidden/>
     <w:unhideWhenUsed/>
     <w:qFormat/>
-    <w:rsid w:val="00B55BC8"/>
+    <w:rsid w:val="00b55bc8"/>
     <w:pPr>
-      <w:keepNext/>
+      <w:keepNext w:val="true"/>
       <w:keepLines/>
       <w:spacing w:before="160" w:after="80"/>
       <w:outlineLvl w:val="1"/>
     </w:pPr>
     <w:rPr>
-      <w:rFonts w:asciiTheme="majorHAnsi" w:eastAsiaTheme="majorEastAsia" w:hAnsiTheme="majorHAnsi" w:cstheme="majorBidi"/>
-      <w:color w:val="2F5496" w:themeColor="accent1" w:themeShade="BF"/>
+      <w:rFonts w:ascii="Calibri Light" w:hAnsi="Calibri Light" w:eastAsia="" w:cs="" w:asciiTheme="majorHAnsi" w:cstheme="majorBidi" w:eastAsiaTheme="majorEastAsia" w:hAnsiTheme="majorHAnsi"/>
+      <w:color w:themeColor="accent1" w:themeShade="bf" w:val="2F5496"/>
       <w:sz w:val="32"/>
       <w:szCs w:val="32"/>
     </w:rPr>
   </w:style>
   <w:style w:type="paragraph" w:styleId="Heading3">
-    <w:name w:val="heading 3"/>
+    <w:name w:val="Heading 3"/>
     <w:basedOn w:val="Normal"/>
     <w:next w:val="Normal"/>
     <w:link w:val="Heading3Char"/>
@@ -2584,22 +3344,22 @@
     <w:semiHidden/>
     <w:unhideWhenUsed/>
     <w:qFormat/>
-    <w:rsid w:val="00B55BC8"/>
+    <w:rsid w:val="00b55bc8"/>
     <w:pPr>
-      <w:keepNext/>
+      <w:keepNext w:val="true"/>
       <w:keepLines/>
       <w:spacing w:before="160" w:after="80"/>
       <w:outlineLvl w:val="2"/>
     </w:pPr>
     <w:rPr>
-      <w:rFonts w:eastAsiaTheme="majorEastAsia" w:cstheme="majorBidi"/>
-      <w:color w:val="2F5496" w:themeColor="accent1" w:themeShade="BF"/>
+      <w:rFonts w:eastAsia="" w:cs="" w:cstheme="majorBidi" w:eastAsiaTheme="majorEastAsia"/>
+      <w:color w:themeColor="accent1" w:themeShade="bf" w:val="2F5496"/>
       <w:sz w:val="28"/>
       <w:szCs w:val="28"/>
     </w:rPr>
   </w:style>
   <w:style w:type="paragraph" w:styleId="Heading4">
-    <w:name w:val="heading 4"/>
+    <w:name w:val="Heading 4"/>
     <w:basedOn w:val="Normal"/>
     <w:next w:val="Normal"/>
     <w:link w:val="Heading4Char"/>
@@ -2607,22 +3367,22 @@
     <w:semiHidden/>
     <w:unhideWhenUsed/>
     <w:qFormat/>
-    <w:rsid w:val="00B55BC8"/>
+    <w:rsid w:val="00b55bc8"/>
     <w:pPr>
-      <w:keepNext/>
+      <w:keepNext w:val="true"/>
       <w:keepLines/>
       <w:spacing w:before="80" w:after="40"/>
       <w:outlineLvl w:val="3"/>
     </w:pPr>
     <w:rPr>
-      <w:rFonts w:eastAsiaTheme="majorEastAsia" w:cstheme="majorBidi"/>
+      <w:rFonts w:eastAsia="" w:cs="" w:cstheme="majorBidi" w:eastAsiaTheme="majorEastAsia"/>
       <w:i/>
       <w:iCs/>
-      <w:color w:val="2F5496" w:themeColor="accent1" w:themeShade="BF"/>
+      <w:color w:themeColor="accent1" w:themeShade="bf" w:val="2F5496"/>
     </w:rPr>
   </w:style>
   <w:style w:type="paragraph" w:styleId="Heading5">
-    <w:name w:val="heading 5"/>
+    <w:name w:val="Heading 5"/>
     <w:basedOn w:val="Normal"/>
     <w:next w:val="Normal"/>
     <w:link w:val="Heading5Char"/>
@@ -2630,20 +3390,20 @@
     <w:semiHidden/>
     <w:unhideWhenUsed/>
     <w:qFormat/>
-    <w:rsid w:val="00B55BC8"/>
+    <w:rsid w:val="00b55bc8"/>
     <w:pPr>
-      <w:keepNext/>
+      <w:keepNext w:val="true"/>
       <w:keepLines/>
       <w:spacing w:before="80" w:after="40"/>
       <w:outlineLvl w:val="4"/>
     </w:pPr>
     <w:rPr>
-      <w:rFonts w:eastAsiaTheme="majorEastAsia" w:cstheme="majorBidi"/>
-      <w:color w:val="2F5496" w:themeColor="accent1" w:themeShade="BF"/>
+      <w:rFonts w:eastAsia="" w:cs="" w:cstheme="majorBidi" w:eastAsiaTheme="majorEastAsia"/>
+      <w:color w:themeColor="accent1" w:themeShade="bf" w:val="2F5496"/>
     </w:rPr>
   </w:style>
   <w:style w:type="paragraph" w:styleId="Heading6">
-    <w:name w:val="heading 6"/>
+    <w:name w:val="Heading 6"/>
     <w:basedOn w:val="Normal"/>
     <w:next w:val="Normal"/>
     <w:link w:val="Heading6Char"/>
@@ -2651,22 +3411,22 @@
     <w:semiHidden/>
     <w:unhideWhenUsed/>
     <w:qFormat/>
-    <w:rsid w:val="00B55BC8"/>
+    <w:rsid w:val="00b55bc8"/>
     <w:pPr>
-      <w:keepNext/>
+      <w:keepNext w:val="true"/>
       <w:keepLines/>
       <w:spacing w:before="40" w:after="0"/>
       <w:outlineLvl w:val="5"/>
     </w:pPr>
     <w:rPr>
-      <w:rFonts w:eastAsiaTheme="majorEastAsia" w:cstheme="majorBidi"/>
+      <w:rFonts w:eastAsia="" w:cs="" w:cstheme="majorBidi" w:eastAsiaTheme="majorEastAsia"/>
       <w:i/>
       <w:iCs/>
-      <w:color w:val="595959" w:themeColor="text1" w:themeTint="A6"/>
+      <w:color w:themeColor="text1" w:themeTint="a6" w:val="595959"/>
     </w:rPr>
   </w:style>
   <w:style w:type="paragraph" w:styleId="Heading7">
-    <w:name w:val="heading 7"/>
+    <w:name w:val="Heading 7"/>
     <w:basedOn w:val="Normal"/>
     <w:next w:val="Normal"/>
     <w:link w:val="Heading7Char"/>
@@ -2674,20 +3434,20 @@
     <w:semiHidden/>
     <w:unhideWhenUsed/>
     <w:qFormat/>
-    <w:rsid w:val="00B55BC8"/>
+    <w:rsid w:val="00b55bc8"/>
     <w:pPr>
-      <w:keepNext/>
+      <w:keepNext w:val="true"/>
       <w:keepLines/>
       <w:spacing w:before="40" w:after="0"/>
       <w:outlineLvl w:val="6"/>
     </w:pPr>
     <w:rPr>
-      <w:rFonts w:eastAsiaTheme="majorEastAsia" w:cstheme="majorBidi"/>
-      <w:color w:val="595959" w:themeColor="text1" w:themeTint="A6"/>
+      <w:rFonts w:eastAsia="" w:cs="" w:cstheme="majorBidi" w:eastAsiaTheme="majorEastAsia"/>
+      <w:color w:themeColor="text1" w:themeTint="a6" w:val="595959"/>
     </w:rPr>
   </w:style>
   <w:style w:type="paragraph" w:styleId="Heading8">
-    <w:name w:val="heading 8"/>
+    <w:name w:val="Heading 8"/>
     <w:basedOn w:val="Normal"/>
     <w:next w:val="Normal"/>
     <w:link w:val="Heading8Char"/>
@@ -2695,22 +3455,22 @@
     <w:semiHidden/>
     <w:unhideWhenUsed/>
     <w:qFormat/>
-    <w:rsid w:val="00B55BC8"/>
+    <w:rsid w:val="00b55bc8"/>
     <w:pPr>
-      <w:keepNext/>
+      <w:keepNext w:val="true"/>
       <w:keepLines/>
-      <w:spacing w:after="0"/>
+      <w:spacing w:before="0" w:after="0"/>
       <w:outlineLvl w:val="7"/>
     </w:pPr>
     <w:rPr>
-      <w:rFonts w:eastAsiaTheme="majorEastAsia" w:cstheme="majorBidi"/>
+      <w:rFonts w:eastAsia="" w:cs="" w:cstheme="majorBidi" w:eastAsiaTheme="majorEastAsia"/>
       <w:i/>
       <w:iCs/>
-      <w:color w:val="272727" w:themeColor="text1" w:themeTint="D8"/>
+      <w:color w:themeColor="text1" w:themeTint="d8" w:val="272727"/>
     </w:rPr>
   </w:style>
   <w:style w:type="paragraph" w:styleId="Heading9">
-    <w:name w:val="heading 9"/>
+    <w:name w:val="Heading 9"/>
     <w:basedOn w:val="Normal"/>
     <w:next w:val="Normal"/>
     <w:link w:val="Heading9Char"/>
@@ -2718,214 +3478,195 @@
     <w:semiHidden/>
     <w:unhideWhenUsed/>
     <w:qFormat/>
-    <w:rsid w:val="00B55BC8"/>
+    <w:rsid w:val="00b55bc8"/>
     <w:pPr>
-      <w:keepNext/>
+      <w:keepNext w:val="true"/>
       <w:keepLines/>
-      <w:spacing w:after="0"/>
+      <w:spacing w:before="0" w:after="0"/>
       <w:outlineLvl w:val="8"/>
     </w:pPr>
     <w:rPr>
-      <w:rFonts w:eastAsiaTheme="majorEastAsia" w:cstheme="majorBidi"/>
-      <w:color w:val="272727" w:themeColor="text1" w:themeTint="D8"/>
+      <w:rFonts w:eastAsia="" w:cs="" w:cstheme="majorBidi" w:eastAsiaTheme="majorEastAsia"/>
+      <w:color w:themeColor="text1" w:themeTint="d8" w:val="272727"/>
     </w:rPr>
   </w:style>
-  <w:style w:type="character" w:default="1" w:styleId="DefaultParagraphFont">
+  <w:style w:type="character" w:styleId="DefaultParagraphFont" w:default="1">
     <w:name w:val="Default Paragraph Font"/>
     <w:uiPriority w:val="1"/>
     <w:semiHidden/>
     <w:unhideWhenUsed/>
-  </w:style>
-  <w:style w:type="table" w:default="1" w:styleId="TableNormal">
-    <w:name w:val="Normal Table"/>
-    <w:uiPriority w:val="99"/>
-    <w:semiHidden/>
-    <w:unhideWhenUsed/>
-    <w:tblPr>
-      <w:tblInd w:w="0" w:type="dxa"/>
-      <w:tblCellMar>
-        <w:top w:w="0" w:type="dxa"/>
-        <w:left w:w="108" w:type="dxa"/>
-        <w:bottom w:w="0" w:type="dxa"/>
-        <w:right w:w="108" w:type="dxa"/>
-      </w:tblCellMar>
-    </w:tblPr>
-  </w:style>
-  <w:style w:type="numbering" w:default="1" w:styleId="NoList">
-    <w:name w:val="No List"/>
-    <w:uiPriority w:val="99"/>
-    <w:semiHidden/>
-    <w:unhideWhenUsed/>
-  </w:style>
-  <w:style w:type="character" w:customStyle="1" w:styleId="Heading1Char">
+    <w:qFormat/>
+    <w:rPr/>
+  </w:style>
+  <w:style w:type="character" w:styleId="Heading1Char" w:customStyle="1">
     <w:name w:val="Heading 1 Char"/>
     <w:basedOn w:val="DefaultParagraphFont"/>
     <w:link w:val="Heading1"/>
     <w:uiPriority w:val="9"/>
     <w:qFormat/>
-    <w:rsid w:val="00B55BC8"/>
+    <w:rsid w:val="00b55bc8"/>
     <w:rPr>
-      <w:rFonts w:asciiTheme="majorHAnsi" w:eastAsiaTheme="majorEastAsia" w:hAnsiTheme="majorHAnsi" w:cstheme="majorBidi"/>
-      <w:color w:val="2F5496" w:themeColor="accent1" w:themeShade="BF"/>
+      <w:rFonts w:ascii="Calibri Light" w:hAnsi="Calibri Light" w:eastAsia="" w:cs="" w:asciiTheme="majorHAnsi" w:cstheme="majorBidi" w:eastAsiaTheme="majorEastAsia" w:hAnsiTheme="majorHAnsi"/>
+      <w:color w:themeColor="accent1" w:themeShade="bf" w:val="2F5496"/>
       <w:sz w:val="40"/>
       <w:szCs w:val="40"/>
     </w:rPr>
   </w:style>
-  <w:style w:type="character" w:customStyle="1" w:styleId="Heading2Char">
+  <w:style w:type="character" w:styleId="Heading2Char" w:customStyle="1">
     <w:name w:val="Heading 2 Char"/>
     <w:basedOn w:val="DefaultParagraphFont"/>
     <w:link w:val="Heading2"/>
     <w:uiPriority w:val="9"/>
     <w:semiHidden/>
     <w:qFormat/>
-    <w:rsid w:val="00B55BC8"/>
+    <w:rsid w:val="00b55bc8"/>
     <w:rPr>
-      <w:rFonts w:asciiTheme="majorHAnsi" w:eastAsiaTheme="majorEastAsia" w:hAnsiTheme="majorHAnsi" w:cstheme="majorBidi"/>
-      <w:color w:val="2F5496" w:themeColor="accent1" w:themeShade="BF"/>
+      <w:rFonts w:ascii="Calibri Light" w:hAnsi="Calibri Light" w:eastAsia="" w:cs="" w:asciiTheme="majorHAnsi" w:cstheme="majorBidi" w:eastAsiaTheme="majorEastAsia" w:hAnsiTheme="majorHAnsi"/>
+      <w:color w:themeColor="accent1" w:themeShade="bf" w:val="2F5496"/>
       <w:sz w:val="32"/>
       <w:szCs w:val="32"/>
     </w:rPr>
   </w:style>
-  <w:style w:type="character" w:customStyle="1" w:styleId="Heading3Char">
+  <w:style w:type="character" w:styleId="Heading3Char" w:customStyle="1">
     <w:name w:val="Heading 3 Char"/>
     <w:basedOn w:val="DefaultParagraphFont"/>
     <w:link w:val="Heading3"/>
     <w:uiPriority w:val="9"/>
     <w:semiHidden/>
     <w:qFormat/>
-    <w:rsid w:val="00B55BC8"/>
+    <w:rsid w:val="00b55bc8"/>
     <w:rPr>
-      <w:rFonts w:eastAsiaTheme="majorEastAsia" w:cstheme="majorBidi"/>
-      <w:color w:val="2F5496" w:themeColor="accent1" w:themeShade="BF"/>
+      <w:rFonts w:eastAsia="" w:cs="" w:cstheme="majorBidi" w:eastAsiaTheme="majorEastAsia"/>
+      <w:color w:themeColor="accent1" w:themeShade="bf" w:val="2F5496"/>
       <w:sz w:val="28"/>
       <w:szCs w:val="28"/>
     </w:rPr>
   </w:style>
-  <w:style w:type="character" w:customStyle="1" w:styleId="Heading4Char">
+  <w:style w:type="character" w:styleId="Heading4Char" w:customStyle="1">
     <w:name w:val="Heading 4 Char"/>
     <w:basedOn w:val="DefaultParagraphFont"/>
     <w:link w:val="Heading4"/>
     <w:uiPriority w:val="9"/>
     <w:semiHidden/>
     <w:qFormat/>
-    <w:rsid w:val="00B55BC8"/>
+    <w:rsid w:val="00b55bc8"/>
     <w:rPr>
-      <w:rFonts w:eastAsiaTheme="majorEastAsia" w:cstheme="majorBidi"/>
+      <w:rFonts w:eastAsia="" w:cs="" w:cstheme="majorBidi" w:eastAsiaTheme="majorEastAsia"/>
       <w:i/>
       <w:iCs/>
-      <w:color w:val="2F5496" w:themeColor="accent1" w:themeShade="BF"/>
+      <w:color w:themeColor="accent1" w:themeShade="bf" w:val="2F5496"/>
     </w:rPr>
   </w:style>
-  <w:style w:type="character" w:customStyle="1" w:styleId="Heading5Char">
+  <w:style w:type="character" w:styleId="Heading5Char" w:customStyle="1">
     <w:name w:val="Heading 5 Char"/>
     <w:basedOn w:val="DefaultParagraphFont"/>
     <w:link w:val="Heading5"/>
     <w:uiPriority w:val="9"/>
     <w:semiHidden/>
     <w:qFormat/>
-    <w:rsid w:val="00B55BC8"/>
+    <w:rsid w:val="00b55bc8"/>
     <w:rPr>
-      <w:rFonts w:eastAsiaTheme="majorEastAsia" w:cstheme="majorBidi"/>
-      <w:color w:val="2F5496" w:themeColor="accent1" w:themeShade="BF"/>
+      <w:rFonts w:eastAsia="" w:cs="" w:cstheme="majorBidi" w:eastAsiaTheme="majorEastAsia"/>
+      <w:color w:themeColor="accent1" w:themeShade="bf" w:val="2F5496"/>
     </w:rPr>
   </w:style>
-  <w:style w:type="character" w:customStyle="1" w:styleId="Heading6Char">
+  <w:style w:type="character" w:styleId="Heading6Char" w:customStyle="1">
     <w:name w:val="Heading 6 Char"/>
     <w:basedOn w:val="DefaultParagraphFont"/>
     <w:link w:val="Heading6"/>
     <w:uiPriority w:val="9"/>
     <w:semiHidden/>
     <w:qFormat/>
-    <w:rsid w:val="00B55BC8"/>
+    <w:rsid w:val="00b55bc8"/>
     <w:rPr>
-      <w:rFonts w:eastAsiaTheme="majorEastAsia" w:cstheme="majorBidi"/>
+      <w:rFonts w:eastAsia="" w:cs="" w:cstheme="majorBidi" w:eastAsiaTheme="majorEastAsia"/>
       <w:i/>
       <w:iCs/>
-      <w:color w:val="595959" w:themeColor="text1" w:themeTint="A6"/>
+      <w:color w:themeColor="text1" w:themeTint="a6" w:val="595959"/>
     </w:rPr>
   </w:style>
-  <w:style w:type="character" w:customStyle="1" w:styleId="Heading7Char">
+  <w:style w:type="character" w:styleId="Heading7Char" w:customStyle="1">
     <w:name w:val="Heading 7 Char"/>
     <w:basedOn w:val="DefaultParagraphFont"/>
     <w:link w:val="Heading7"/>
     <w:uiPriority w:val="9"/>
     <w:semiHidden/>
     <w:qFormat/>
-    <w:rsid w:val="00B55BC8"/>
+    <w:rsid w:val="00b55bc8"/>
     <w:rPr>
-      <w:rFonts w:eastAsiaTheme="majorEastAsia" w:cstheme="majorBidi"/>
-      <w:color w:val="595959" w:themeColor="text1" w:themeTint="A6"/>
+      <w:rFonts w:eastAsia="" w:cs="" w:cstheme="majorBidi" w:eastAsiaTheme="majorEastAsia"/>
+      <w:color w:themeColor="text1" w:themeTint="a6" w:val="595959"/>
     </w:rPr>
   </w:style>
-  <w:style w:type="character" w:customStyle="1" w:styleId="Heading8Char">
+  <w:style w:type="character" w:styleId="Heading8Char" w:customStyle="1">
     <w:name w:val="Heading 8 Char"/>
     <w:basedOn w:val="DefaultParagraphFont"/>
     <w:link w:val="Heading8"/>
     <w:uiPriority w:val="9"/>
     <w:semiHidden/>
     <w:qFormat/>
-    <w:rsid w:val="00B55BC8"/>
+    <w:rsid w:val="00b55bc8"/>
     <w:rPr>
-      <w:rFonts w:eastAsiaTheme="majorEastAsia" w:cstheme="majorBidi"/>
+      <w:rFonts w:eastAsia="" w:cs="" w:cstheme="majorBidi" w:eastAsiaTheme="majorEastAsia"/>
       <w:i/>
       <w:iCs/>
-      <w:color w:val="272727" w:themeColor="text1" w:themeTint="D8"/>
+      <w:color w:themeColor="text1" w:themeTint="d8" w:val="272727"/>
     </w:rPr>
   </w:style>
-  <w:style w:type="character" w:customStyle="1" w:styleId="Heading9Char">
+  <w:style w:type="character" w:styleId="Heading9Char" w:customStyle="1">
     <w:name w:val="Heading 9 Char"/>
     <w:basedOn w:val="DefaultParagraphFont"/>
     <w:link w:val="Heading9"/>
     <w:uiPriority w:val="9"/>
     <w:semiHidden/>
     <w:qFormat/>
-    <w:rsid w:val="00B55BC8"/>
+    <w:rsid w:val="00b55bc8"/>
     <w:rPr>
-      <w:rFonts w:eastAsiaTheme="majorEastAsia" w:cstheme="majorBidi"/>
-      <w:color w:val="272727" w:themeColor="text1" w:themeTint="D8"/>
+      <w:rFonts w:eastAsia="" w:cs="" w:cstheme="majorBidi" w:eastAsiaTheme="majorEastAsia"/>
+      <w:color w:themeColor="text1" w:themeTint="d8" w:val="272727"/>
     </w:rPr>
   </w:style>
-  <w:style w:type="character" w:customStyle="1" w:styleId="TitleChar">
+  <w:style w:type="character" w:styleId="TitleChar" w:customStyle="1">
     <w:name w:val="Title Char"/>
     <w:basedOn w:val="DefaultParagraphFont"/>
     <w:link w:val="Title"/>
     <w:uiPriority w:val="10"/>
     <w:qFormat/>
-    <w:rsid w:val="00B55BC8"/>
+    <w:rsid w:val="00b55bc8"/>
     <w:rPr>
-      <w:rFonts w:asciiTheme="majorHAnsi" w:eastAsiaTheme="majorEastAsia" w:hAnsiTheme="majorHAnsi" w:cstheme="majorBidi"/>
+      <w:rFonts w:ascii="Calibri Light" w:hAnsi="Calibri Light" w:eastAsia="" w:cs="" w:asciiTheme="majorHAnsi" w:cstheme="majorBidi" w:eastAsiaTheme="majorEastAsia" w:hAnsiTheme="majorHAnsi"/>
       <w:spacing w:val="-10"/>
       <w:kern w:val="2"/>
       <w:sz w:val="56"/>
       <w:szCs w:val="56"/>
     </w:rPr>
   </w:style>
-  <w:style w:type="character" w:customStyle="1" w:styleId="SubtitleChar">
+  <w:style w:type="character" w:styleId="SubtitleChar" w:customStyle="1">
     <w:name w:val="Subtitle Char"/>
     <w:basedOn w:val="DefaultParagraphFont"/>
     <w:link w:val="Subtitle"/>
     <w:uiPriority w:val="11"/>
     <w:qFormat/>
-    <w:rsid w:val="00B55BC8"/>
+    <w:rsid w:val="00b55bc8"/>
     <w:rPr>
-      <w:rFonts w:eastAsiaTheme="majorEastAsia" w:cstheme="majorBidi"/>
-      <w:color w:val="595959" w:themeColor="text1" w:themeTint="A6"/>
+      <w:rFonts w:eastAsia="" w:cs="" w:cstheme="majorBidi" w:eastAsiaTheme="majorEastAsia"/>
+      <w:color w:themeColor="text1" w:themeTint="a6" w:val="595959"/>
       <w:spacing w:val="15"/>
       <w:sz w:val="28"/>
       <w:szCs w:val="28"/>
     </w:rPr>
   </w:style>
-  <w:style w:type="character" w:customStyle="1" w:styleId="QuoteChar">
+  <w:style w:type="character" w:styleId="QuoteChar" w:customStyle="1">
     <w:name w:val="Quote Char"/>
     <w:basedOn w:val="DefaultParagraphFont"/>
     <w:link w:val="Quote"/>
     <w:uiPriority w:val="29"/>
     <w:qFormat/>
-    <w:rsid w:val="00B55BC8"/>
+    <w:rsid w:val="00b55bc8"/>
     <w:rPr>
       <w:i/>
       <w:iCs/>
-      <w:color w:val="404040" w:themeColor="text1" w:themeTint="BF"/>
+      <w:color w:themeColor="text1" w:themeTint="bf" w:val="404040"/>
     </w:rPr>
   </w:style>
   <w:style w:type="character" w:styleId="IntenseEmphasis">
@@ -2933,24 +3674,24 @@
     <w:basedOn w:val="DefaultParagraphFont"/>
     <w:uiPriority w:val="21"/>
     <w:qFormat/>
-    <w:rsid w:val="00B55BC8"/>
+    <w:rsid w:val="00b55bc8"/>
     <w:rPr>
       <w:i/>
       <w:iCs/>
-      <w:color w:val="2F5496" w:themeColor="accent1" w:themeShade="BF"/>
+      <w:color w:themeColor="accent1" w:themeShade="bf" w:val="2F5496"/>
     </w:rPr>
   </w:style>
-  <w:style w:type="character" w:customStyle="1" w:styleId="IntenseQuoteChar">
+  <w:style w:type="character" w:styleId="IntenseQuoteChar" w:customStyle="1">
     <w:name w:val="Intense Quote Char"/>
     <w:basedOn w:val="DefaultParagraphFont"/>
     <w:link w:val="IntenseQuote"/>
     <w:uiPriority w:val="30"/>
     <w:qFormat/>
-    <w:rsid w:val="00B55BC8"/>
+    <w:rsid w:val="00b55bc8"/>
     <w:rPr>
       <w:i/>
       <w:iCs/>
-      <w:color w:val="2F5496" w:themeColor="accent1" w:themeShade="BF"/>
+      <w:color w:themeColor="accent1" w:themeShade="bf" w:val="2F5496"/>
     </w:rPr>
   </w:style>
   <w:style w:type="character" w:styleId="IntenseReference">
@@ -2958,42 +3699,44 @@
     <w:basedOn w:val="DefaultParagraphFont"/>
     <w:uiPriority w:val="32"/>
     <w:qFormat/>
-    <w:rsid w:val="00B55BC8"/>
+    <w:rsid w:val="00b55bc8"/>
     <w:rPr>
       <w:b/>
       <w:bCs/>
       <w:smallCaps/>
-      <w:color w:val="2F5496" w:themeColor="accent1" w:themeShade="BF"/>
+      <w:color w:themeColor="accent1" w:themeShade="bf" w:val="2F5496"/>
       <w:spacing w:val="5"/>
     </w:rPr>
   </w:style>
-  <w:style w:type="character" w:customStyle="1" w:styleId="HeaderChar">
+  <w:style w:type="character" w:styleId="HeaderChar" w:customStyle="1">
     <w:name w:val="Header Char"/>
     <w:basedOn w:val="DefaultParagraphFont"/>
     <w:link w:val="Header"/>
     <w:uiPriority w:val="99"/>
     <w:qFormat/>
-    <w:rsid w:val="000D42E4"/>
-  </w:style>
-  <w:style w:type="character" w:customStyle="1" w:styleId="FooterChar">
+    <w:rsid w:val="000d42e4"/>
+    <w:rPr/>
+  </w:style>
+  <w:style w:type="character" w:styleId="FooterChar" w:customStyle="1">
     <w:name w:val="Footer Char"/>
     <w:basedOn w:val="DefaultParagraphFont"/>
     <w:link w:val="Footer"/>
     <w:uiPriority w:val="99"/>
     <w:qFormat/>
-    <w:rsid w:val="000D42E4"/>
-  </w:style>
-  <w:style w:type="paragraph" w:customStyle="1" w:styleId="Heading">
+    <w:rsid w:val="000d42e4"/>
+    <w:rPr/>
+  </w:style>
+  <w:style w:type="paragraph" w:styleId="Heading" w:customStyle="1">
     <w:name w:val="Heading"/>
     <w:basedOn w:val="Normal"/>
     <w:next w:val="BodyText"/>
     <w:qFormat/>
     <w:pPr>
-      <w:keepNext/>
+      <w:keepNext w:val="true"/>
       <w:spacing w:before="240" w:after="120"/>
     </w:pPr>
     <w:rPr>
-      <w:rFonts w:ascii="Liberation Sans" w:eastAsia="Noto Sans CJK SC" w:hAnsi="Liberation Sans" w:cs="Noto Sans Devanagari"/>
+      <w:rFonts w:ascii="Liberation Sans" w:hAnsi="Liberation Sans" w:eastAsia="Noto Sans CJK SC" w:cs="Noto Sans Devanagari"/>
       <w:sz w:val="28"/>
       <w:szCs w:val="28"/>
     </w:rPr>
@@ -3002,18 +3745,20 @@
     <w:name w:val="Body Text"/>
     <w:basedOn w:val="Normal"/>
     <w:pPr>
-      <w:spacing w:after="140" w:line="276" w:lineRule="auto"/>
+      <w:spacing w:lineRule="auto" w:line="276" w:before="0" w:after="140"/>
     </w:pPr>
+    <w:rPr/>
   </w:style>
   <w:style w:type="paragraph" w:styleId="List">
     <w:name w:val="List"/>
     <w:basedOn w:val="BodyText"/>
+    <w:pPr/>
     <w:rPr>
       <w:rFonts w:cs="Noto Sans Devanagari"/>
     </w:rPr>
   </w:style>
   <w:style w:type="paragraph" w:styleId="Caption">
-    <w:name w:val="caption"/>
+    <w:name w:val="Caption"/>
     <w:basedOn w:val="Normal"/>
     <w:qFormat/>
     <w:pPr>
@@ -3028,7 +3773,7 @@
       <w:szCs w:val="24"/>
     </w:rPr>
   </w:style>
-  <w:style w:type="paragraph" w:customStyle="1" w:styleId="Index">
+  <w:style w:type="paragraph" w:styleId="Index" w:customStyle="1">
     <w:name w:val="Index"/>
     <w:basedOn w:val="Normal"/>
     <w:qFormat/>
@@ -3046,13 +3791,13 @@
     <w:link w:val="TitleChar"/>
     <w:uiPriority w:val="10"/>
     <w:qFormat/>
-    <w:rsid w:val="00B55BC8"/>
+    <w:rsid w:val="00b55bc8"/>
     <w:pPr>
-      <w:spacing w:after="80" w:line="240" w:lineRule="auto"/>
+      <w:spacing w:lineRule="auto" w:line="240" w:before="0" w:after="80"/>
       <w:contextualSpacing/>
     </w:pPr>
     <w:rPr>
-      <w:rFonts w:asciiTheme="majorHAnsi" w:eastAsiaTheme="majorEastAsia" w:hAnsiTheme="majorHAnsi" w:cstheme="majorBidi"/>
+      <w:rFonts w:ascii="Calibri Light" w:hAnsi="Calibri Light" w:eastAsia="" w:cs="" w:asciiTheme="majorHAnsi" w:cstheme="majorBidi" w:eastAsiaTheme="majorEastAsia" w:hAnsiTheme="majorHAnsi"/>
       <w:spacing w:val="-10"/>
       <w:sz w:val="56"/>
       <w:szCs w:val="56"/>
@@ -3065,10 +3810,11 @@
     <w:link w:val="SubtitleChar"/>
     <w:uiPriority w:val="11"/>
     <w:qFormat/>
-    <w:rsid w:val="00B55BC8"/>
+    <w:rsid w:val="00b55bc8"/>
+    <w:pPr/>
     <w:rPr>
-      <w:rFonts w:eastAsiaTheme="majorEastAsia" w:cstheme="majorBidi"/>
-      <w:color w:val="595959" w:themeColor="text1" w:themeTint="A6"/>
+      <w:rFonts w:eastAsia="" w:cs="" w:cstheme="majorBidi" w:eastAsiaTheme="majorEastAsia"/>
+      <w:color w:themeColor="text1" w:themeTint="a6" w:val="595959"/>
       <w:spacing w:val="15"/>
       <w:sz w:val="28"/>
       <w:szCs w:val="28"/>
@@ -3081,15 +3827,15 @@
     <w:link w:val="QuoteChar"/>
     <w:uiPriority w:val="29"/>
     <w:qFormat/>
-    <w:rsid w:val="00B55BC8"/>
+    <w:rsid w:val="00b55bc8"/>
     <w:pPr>
-      <w:spacing w:before="160"/>
+      <w:spacing w:before="160" w:after="160"/>
       <w:jc w:val="center"/>
     </w:pPr>
     <w:rPr>
       <w:i/>
       <w:iCs/>
-      <w:color w:val="404040" w:themeColor="text1" w:themeTint="BF"/>
+      <w:color w:themeColor="text1" w:themeTint="bf" w:val="404040"/>
     </w:rPr>
   </w:style>
   <w:style w:type="paragraph" w:styleId="ListParagraph">
@@ -3097,11 +3843,13 @@
     <w:basedOn w:val="Normal"/>
     <w:uiPriority w:val="34"/>
     <w:qFormat/>
-    <w:rsid w:val="00B55BC8"/>
+    <w:rsid w:val="00b55bc8"/>
     <w:pPr>
+      <w:spacing w:before="0" w:after="160"/>
       <w:ind w:left="720"/>
       <w:contextualSpacing/>
     </w:pPr>
+    <w:rPr/>
   </w:style>
   <w:style w:type="paragraph" w:styleId="IntenseQuote">
     <w:name w:val="Intense Quote"/>
@@ -3110,11 +3858,11 @@
     <w:link w:val="IntenseQuoteChar"/>
     <w:uiPriority w:val="30"/>
     <w:qFormat/>
-    <w:rsid w:val="00B55BC8"/>
+    <w:rsid w:val="00b55bc8"/>
     <w:pPr>
       <w:pBdr>
-        <w:top w:val="single" w:sz="4" w:space="10" w:color="2F5496" w:themeColor="accent1" w:themeShade="BF"/>
-        <w:bottom w:val="single" w:sz="4" w:space="10" w:color="2F5496" w:themeColor="accent1" w:themeShade="BF"/>
+        <w:top w:val="single" w:sz="4" w:space="10" w:color="2F5496" w:themeColor="accent1" w:themeShade="bf"/>
+        <w:bottom w:val="single" w:sz="4" w:space="10" w:color="2F5496" w:themeColor="accent1" w:themeShade="bf"/>
       </w:pBdr>
       <w:spacing w:before="360" w:after="360"/>
       <w:ind w:left="864" w:right="864"/>
@@ -3123,102 +3871,129 @@
     <w:rPr>
       <w:i/>
       <w:iCs/>
-      <w:color w:val="2F5496" w:themeColor="accent1" w:themeShade="BF"/>
+      <w:color w:themeColor="accent1" w:themeShade="bf" w:val="2F5496"/>
     </w:rPr>
   </w:style>
-  <w:style w:type="paragraph" w:customStyle="1" w:styleId="HeaderandFooter">
+  <w:style w:type="paragraph" w:styleId="HeaderandFooter" w:customStyle="1">
     <w:name w:val="Header and Footer"/>
     <w:basedOn w:val="Normal"/>
     <w:qFormat/>
+    <w:pPr/>
+    <w:rPr/>
   </w:style>
   <w:style w:type="paragraph" w:styleId="Header">
-    <w:name w:val="header"/>
+    <w:name w:val="Header"/>
     <w:basedOn w:val="Normal"/>
     <w:link w:val="HeaderChar"/>
     <w:uiPriority w:val="99"/>
     <w:unhideWhenUsed/>
-    <w:rsid w:val="000D42E4"/>
+    <w:rsid w:val="000d42e4"/>
     <w:pPr>
       <w:tabs>
-        <w:tab w:val="center" w:pos="4680"/>
-        <w:tab w:val="right" w:pos="9360"/>
+        <w:tab w:val="clear" w:pos="720"/>
+        <w:tab w:val="center" w:pos="4680" w:leader="none"/>
+        <w:tab w:val="right" w:pos="9360" w:leader="none"/>
       </w:tabs>
-      <w:spacing w:after="0" w:line="240" w:lineRule="auto"/>
+      <w:spacing w:lineRule="auto" w:line="240" w:before="0" w:after="0"/>
     </w:pPr>
+    <w:rPr/>
   </w:style>
   <w:style w:type="paragraph" w:styleId="Footer">
-    <w:name w:val="footer"/>
+    <w:name w:val="Footer"/>
     <w:basedOn w:val="Normal"/>
     <w:link w:val="FooterChar"/>
     <w:uiPriority w:val="99"/>
     <w:unhideWhenUsed/>
-    <w:rsid w:val="000D42E4"/>
+    <w:rsid w:val="000d42e4"/>
     <w:pPr>
       <w:tabs>
-        <w:tab w:val="center" w:pos="4680"/>
-        <w:tab w:val="right" w:pos="9360"/>
+        <w:tab w:val="clear" w:pos="720"/>
+        <w:tab w:val="center" w:pos="4680" w:leader="none"/>
+        <w:tab w:val="right" w:pos="9360" w:leader="none"/>
       </w:tabs>
-      <w:spacing w:after="0" w:line="240" w:lineRule="auto"/>
+      <w:spacing w:lineRule="auto" w:line="240" w:before="0" w:after="0"/>
     </w:pPr>
-  </w:style>
-  <w:style w:type="numbering" w:customStyle="1" w:styleId="ProperOutlineFormat">
+    <w:rPr/>
+  </w:style>
+  <w:style w:type="numbering" w:styleId="NoList" w:default="1">
+    <w:name w:val="No List"/>
+    <w:uiPriority w:val="99"/>
+    <w:semiHidden/>
+    <w:unhideWhenUsed/>
+    <w:qFormat/>
+  </w:style>
+  <w:style w:type="numbering" w:styleId="ProperOutlineFormat" w:customStyle="1">
     <w:name w:val="Proper Outline Format"/>
     <w:uiPriority w:val="99"/>
     <w:qFormat/>
-    <w:rsid w:val="004327F0"/>
+    <w:rsid w:val="004327f0"/>
+  </w:style>
+  <w:style w:type="table" w:default="1" w:styleId="TableNormal">
+    <w:name w:val="Normal Table"/>
+    <w:uiPriority w:val="99"/>
+    <w:semiHidden/>
+    <w:unhideWhenUsed/>
+    <w:tblPr>
+      <w:tblCellMar>
+        <w:top w:w="0" w:type="dxa"/>
+        <w:left w:w="108" w:type="dxa"/>
+        <w:bottom w:w="0" w:type="dxa"/>
+        <w:right w:w="108" w:type="dxa"/>
+      </w:tblCellMar>
+    </w:tblPr>
   </w:style>
 </w:styles>
 </file>
 
 <file path=word/theme/theme1.xml><?xml version="1.0" encoding="utf-8"?>
-<a:theme xmlns:a="http://schemas.openxmlformats.org/drawingml/2006/main" name="Office Theme">
+<a:theme xmlns:a="http://schemas.openxmlformats.org/drawingml/2006/main" xmlns:r="http://schemas.openxmlformats.org/officeDocument/2006/relationships" name="Office Theme">
   <a:themeElements>
     <a:clrScheme name="Office">
       <a:dk1>
         <a:srgbClr val="000000"/>
       </a:dk1>
       <a:lt1>
-        <a:srgbClr val="FFFFFF"/>
+        <a:srgbClr val="ffffff"/>
       </a:lt1>
       <a:dk2>
-        <a:srgbClr val="44546A"/>
+        <a:srgbClr val="44546a"/>
       </a:dk2>
       <a:lt2>
-        <a:srgbClr val="E7E6E6"/>
+        <a:srgbClr val="e7e6e6"/>
       </a:lt2>
       <a:accent1>
-        <a:srgbClr val="4472C4"/>
+        <a:srgbClr val="4472c4"/>
       </a:accent1>
       <a:accent2>
-        <a:srgbClr val="ED7D31"/>
+        <a:srgbClr val="ed7d31"/>
       </a:accent2>
       <a:accent3>
-        <a:srgbClr val="A5A5A5"/>
+        <a:srgbClr val="a5a5a5"/>
       </a:accent3>
       <a:accent4>
-        <a:srgbClr val="FFC000"/>
+        <a:srgbClr val="ffc000"/>
       </a:accent4>
       <a:accent5>
-        <a:srgbClr val="5B9BD5"/>
+        <a:srgbClr val="5b9bd5"/>
       </a:accent5>
       <a:accent6>
-        <a:srgbClr val="70AD47"/>
+        <a:srgbClr val="70ad47"/>
       </a:accent6>
       <a:hlink>
-        <a:srgbClr val="0563C1"/>
+        <a:srgbClr val="0563c1"/>
       </a:hlink>
       <a:folHlink>
-        <a:srgbClr val="954F72"/>
+        <a:srgbClr val="954f72"/>
       </a:folHlink>
     </a:clrScheme>
     <a:fontScheme name="Office">
       <a:majorFont>
-        <a:latin typeface="Calibri Light" panose="020F0302020204030204"/>
+        <a:latin typeface="Calibri Light" panose="020F0302020204030204" pitchFamily="0" charset="1"/>
         <a:ea typeface=""/>
         <a:cs typeface=""/>
       </a:majorFont>
       <a:minorFont>
-        <a:latin typeface="Calibri" panose="020F0502020204030204"/>
+        <a:latin typeface="Calibri" panose="020F0502020204030204" pitchFamily="0" charset="1"/>
         <a:ea typeface=""/>
         <a:cs typeface=""/>
       </a:minorFont>
@@ -3250,7 +4025,7 @@
             </a:gs>
           </a:gsLst>
           <a:lin ang="5400000" scaled="0"/>
-          <a:tileRect/>
+          <a:tileRect l="0" t="0" r="0" b="0"/>
         </a:gradFill>
         <a:gradFill>
           <a:gsLst>
@@ -3274,7 +4049,7 @@
             </a:gs>
           </a:gsLst>
           <a:lin ang="5400000" scaled="0"/>
-          <a:tileRect/>
+          <a:tileRect l="0" t="0" r="0" b="0"/>
         </a:gradFill>
       </a:fillStyleLst>
       <a:lnStyleLst>
@@ -3334,12 +4109,10 @@
             </a:gs>
           </a:gsLst>
           <a:lin ang="5400000" scaled="0"/>
-          <a:tileRect/>
+          <a:tileRect l="0" t="0" r="0" b="0"/>
         </a:gradFill>
       </a:bgFillStyleLst>
     </a:fmtScheme>
   </a:themeElements>
-  <a:objectDefaults/>
-  <a:extraClrSchemeLst/>
 </a:theme>
 </file>
--- a/Operating Systems.docx
+++ b/Operating Systems.docx
@@ -2610,6 +2610,109 @@
       </w:pPr>
       <w:r>
         <w:rPr/>
+        <w:t>Peterson’s Solution (page 73)</w:t>
+      </w:r>
+    </w:p>
+    <w:p>
+      <w:pPr>
+        <w:pStyle w:val="Normal"/>
+        <w:widowControl/>
+        <w:suppressAutoHyphens w:val="true"/>
+        <w:bidi w:val="0"/>
+        <w:spacing w:lineRule="auto" w:line="259" w:before="0" w:after="160"/>
+        <w:ind w:hanging="0" w:left="720" w:right="0"/>
+        <w:jc w:val="left"/>
+        <w:rPr/>
+      </w:pPr>
+      <w:r>
+        <w:rPr/>
+        <w:t>when two processes attempt to access critical code at the same time, only the process that first sets the turn variable will access the code</w:t>
+      </w:r>
+    </w:p>
+    <w:p>
+      <w:pPr>
+        <w:pStyle w:val="Normal"/>
+        <w:widowControl/>
+        <w:suppressAutoHyphens w:val="true"/>
+        <w:bidi w:val="0"/>
+        <w:spacing w:lineRule="auto" w:line="259" w:before="0" w:after="160"/>
+        <w:ind w:hanging="0" w:left="720" w:right="0"/>
+        <w:jc w:val="left"/>
+        <w:rPr/>
+      </w:pPr>
+      <w:r>
+        <w:rPr/>
+        <w:t>mutual exclusion</w:t>
+      </w:r>
+    </w:p>
+    <w:p>
+      <w:pPr>
+        <w:pStyle w:val="Normal"/>
+        <w:widowControl/>
+        <w:suppressAutoHyphens w:val="true"/>
+        <w:bidi w:val="0"/>
+        <w:spacing w:lineRule="auto" w:line="259" w:before="0" w:after="160"/>
+        <w:ind w:hanging="0" w:left="720" w:right="0"/>
+        <w:jc w:val="left"/>
+        <w:rPr/>
+      </w:pPr>
+      <w:r>
+        <w:rPr/>
+        <w:t>not used by modern operating system</w:t>
+      </w:r>
+    </w:p>
+    <w:p>
+      <w:pPr>
+        <w:pStyle w:val="Normal"/>
+        <w:spacing w:before="0" w:after="160"/>
+        <w:rPr/>
+      </w:pPr>
+      <w:r>
+        <w:rPr/>
+        <w:t>The TSL Instruction (page 75)</w:t>
+      </w:r>
+    </w:p>
+    <w:p>
+      <w:pPr>
+        <w:pStyle w:val="Normal"/>
+        <w:widowControl/>
+        <w:suppressAutoHyphens w:val="true"/>
+        <w:bidi w:val="0"/>
+        <w:spacing w:lineRule="auto" w:line="259" w:before="0" w:after="160"/>
+        <w:ind w:hanging="0" w:left="720" w:right="0"/>
+        <w:jc w:val="left"/>
+        <w:rPr/>
+      </w:pPr>
+      <w:r>
+        <w:rPr/>
+        <w:t>set a register to 1</w:t>
+      </w:r>
+    </w:p>
+    <w:p>
+      <w:pPr>
+        <w:pStyle w:val="Normal"/>
+        <w:widowControl/>
+        <w:suppressAutoHyphens w:val="true"/>
+        <w:bidi w:val="0"/>
+        <w:spacing w:lineRule="auto" w:line="259" w:before="0" w:after="160"/>
+        <w:ind w:hanging="0" w:left="720" w:right="0"/>
+        <w:jc w:val="left"/>
+        <w:rPr/>
+      </w:pPr>
+      <w:r>
+        <w:rPr/>
+        <w:t>while set to 1, someone else has the critical code</w:t>
+      </w:r>
+    </w:p>
+    <w:p>
+      <w:pPr>
+        <w:pStyle w:val="Normal"/>
+        <w:spacing w:before="0" w:after="160"/>
+        <w:rPr/>
+      </w:pPr>
+      <w:r>
+        <w:rPr/>
+        <w:t>busy waiting</w:t>
       </w:r>
     </w:p>
     <w:sectPr>

--- a/Operating Systems.docx
+++ b/Operating Systems.docx
@@ -2713,6 +2713,1168 @@
       <w:r>
         <w:rPr/>
         <w:t>busy waiting</w:t>
+      </w:r>
+    </w:p>
+    <w:p>
+      <w:pPr>
+        <w:pStyle w:val="Normal"/>
+        <w:spacing w:before="0" w:after="160"/>
+        <w:rPr/>
+      </w:pPr>
+      <w:r>
+        <w:rPr/>
+        <w:t>semaphores is the final solution to race condition</w:t>
+      </w:r>
+    </w:p>
+    <w:p>
+      <w:pPr>
+        <w:pStyle w:val="Normal"/>
+        <w:spacing w:before="0" w:after="160"/>
+        <w:rPr/>
+      </w:pPr>
+      <w:r>
+        <w:rPr/>
+      </w:r>
+    </w:p>
+    <w:p>
+      <w:pPr>
+        <w:pStyle w:val="Normal"/>
+        <w:spacing w:before="0" w:after="160"/>
+        <w:rPr/>
+      </w:pPr>
+      <w:r>
+        <w:rPr/>
+        <w:t>flow chart assignment</w:t>
+      </w:r>
+    </w:p>
+    <w:p>
+      <w:pPr>
+        <w:pStyle w:val="Normal"/>
+        <w:widowControl/>
+        <w:suppressAutoHyphens w:val="true"/>
+        <w:bidi w:val="0"/>
+        <w:spacing w:lineRule="auto" w:line="259" w:before="0" w:after="160"/>
+        <w:ind w:hanging="0" w:left="720" w:right="0"/>
+        <w:jc w:val="left"/>
+        <w:rPr/>
+      </w:pPr>
+      <w:r>
+        <w:rPr/>
+        <w:t>rounded rectangle – entry and exit</w:t>
+      </w:r>
+    </w:p>
+    <w:p>
+      <w:pPr>
+        <w:pStyle w:val="Normal"/>
+        <w:widowControl/>
+        <w:suppressAutoHyphens w:val="true"/>
+        <w:bidi w:val="0"/>
+        <w:spacing w:lineRule="auto" w:line="259" w:before="0" w:after="160"/>
+        <w:ind w:hanging="0" w:left="720" w:right="0"/>
+        <w:jc w:val="left"/>
+        <w:rPr/>
+      </w:pPr>
+      <w:r>
+        <w:rPr/>
+        <w:t>rectangle – processing</w:t>
+      </w:r>
+    </w:p>
+    <w:p>
+      <w:pPr>
+        <w:pStyle w:val="Normal"/>
+        <w:widowControl/>
+        <w:suppressAutoHyphens w:val="true"/>
+        <w:bidi w:val="0"/>
+        <w:spacing w:lineRule="auto" w:line="259" w:before="0" w:after="160"/>
+        <w:ind w:hanging="0" w:left="720" w:right="0"/>
+        <w:jc w:val="left"/>
+        <w:rPr/>
+      </w:pPr>
+      <w:r>
+        <w:rPr/>
+        <w:t>diamond – decision making</w:t>
+      </w:r>
+    </w:p>
+    <w:p>
+      <w:pPr>
+        <w:pStyle w:val="Normal"/>
+        <w:widowControl/>
+        <w:suppressAutoHyphens w:val="true"/>
+        <w:bidi w:val="0"/>
+        <w:spacing w:lineRule="auto" w:line="259" w:before="0" w:after="160"/>
+        <w:ind w:hanging="0" w:left="720" w:right="0"/>
+        <w:jc w:val="left"/>
+        <w:rPr/>
+      </w:pPr>
+      <w:r>
+        <w:rPr/>
+        <w:t>rectangle with extra left-right edges – external procedure</w:t>
+      </w:r>
+    </w:p>
+    <w:p>
+      <w:pPr>
+        <w:pStyle w:val="Normal"/>
+        <w:widowControl/>
+        <w:suppressAutoHyphens w:val="true"/>
+        <w:bidi w:val="0"/>
+        <w:spacing w:lineRule="auto" w:line="259" w:before="0" w:after="160"/>
+        <w:ind w:hanging="0" w:left="720" w:right="0"/>
+        <w:jc w:val="left"/>
+        <w:rPr/>
+      </w:pPr>
+      <w:r>
+        <w:rPr/>
+        <w:t>scheduler, sleep, wakeup, and panic</w:t>
+      </w:r>
+    </w:p>
+    <w:p>
+      <w:pPr>
+        <w:pStyle w:val="Normal"/>
+        <w:spacing w:before="0" w:after="160"/>
+        <w:rPr/>
+      </w:pPr>
+      <w:r>
+        <w:rPr/>
+        <w:t>semaphore with interrupts – page 79</w:t>
+      </w:r>
+    </w:p>
+    <w:p>
+      <w:pPr>
+        <w:pStyle w:val="Normal"/>
+        <w:spacing w:before="0" w:after="160"/>
+        <w:rPr/>
+      </w:pPr>
+      <w:r>
+        <w:rPr/>
+        <w:t>synchronization primitives – page 78-85 (mutual exclusion primitives)</w:t>
+      </w:r>
+    </w:p>
+    <w:p>
+      <w:pPr>
+        <w:pStyle w:val="Normal"/>
+        <w:widowControl/>
+        <w:suppressAutoHyphens w:val="true"/>
+        <w:bidi w:val="0"/>
+        <w:spacing w:lineRule="auto" w:line="259" w:before="0" w:after="160"/>
+        <w:ind w:hanging="0" w:left="720" w:right="0"/>
+        <w:jc w:val="left"/>
+        <w:rPr/>
+      </w:pPr>
+      <w:r>
+        <w:rPr/>
+        <w:t>semaphores (know this)</w:t>
+      </w:r>
+    </w:p>
+    <w:p>
+      <w:pPr>
+        <w:pStyle w:val="Normal"/>
+        <w:widowControl/>
+        <w:suppressAutoHyphens w:val="true"/>
+        <w:bidi w:val="0"/>
+        <w:spacing w:lineRule="auto" w:line="259" w:before="0" w:after="160"/>
+        <w:ind w:hanging="0" w:left="720" w:right="0"/>
+        <w:jc w:val="left"/>
+        <w:rPr/>
+      </w:pPr>
+      <w:r>
+        <w:rPr/>
+        <w:t>event counters (page 81) (know this)</w:t>
+      </w:r>
+    </w:p>
+    <w:p>
+      <w:pPr>
+        <w:pStyle w:val="Normal"/>
+        <w:widowControl/>
+        <w:suppressAutoHyphens w:val="true"/>
+        <w:bidi w:val="0"/>
+        <w:spacing w:lineRule="auto" w:line="259" w:before="0" w:after="160"/>
+        <w:ind w:hanging="0" w:left="1440" w:right="0"/>
+        <w:jc w:val="left"/>
+        <w:rPr/>
+      </w:pPr>
+      <w:r>
+        <w:rPr/>
+        <w:t>event counter is a positive integer</w:t>
+      </w:r>
+    </w:p>
+    <w:p>
+      <w:pPr>
+        <w:pStyle w:val="Normal"/>
+        <w:widowControl/>
+        <w:suppressAutoHyphens w:val="true"/>
+        <w:bidi w:val="0"/>
+        <w:spacing w:lineRule="auto" w:line="259" w:before="0" w:after="160"/>
+        <w:ind w:hanging="0" w:left="1440" w:right="0"/>
+        <w:jc w:val="left"/>
+        <w:rPr/>
+      </w:pPr>
+      <w:r>
+        <w:rPr/>
+        <w:t>event counters only increase</w:t>
+      </w:r>
+    </w:p>
+    <w:p>
+      <w:pPr>
+        <w:pStyle w:val="Normal"/>
+        <w:widowControl/>
+        <w:suppressAutoHyphens w:val="true"/>
+        <w:bidi w:val="0"/>
+        <w:spacing w:lineRule="auto" w:line="259" w:before="0" w:after="160"/>
+        <w:ind w:hanging="0" w:left="1440" w:right="0"/>
+        <w:jc w:val="left"/>
+        <w:rPr/>
+      </w:pPr>
+      <w:r>
+        <w:rPr/>
+        <w:t>three operations</w:t>
+      </w:r>
+    </w:p>
+    <w:p>
+      <w:pPr>
+        <w:pStyle w:val="Normal"/>
+        <w:widowControl/>
+        <w:suppressAutoHyphens w:val="true"/>
+        <w:bidi w:val="0"/>
+        <w:spacing w:lineRule="auto" w:line="259" w:before="0" w:after="160"/>
+        <w:ind w:hanging="0" w:left="2160" w:right="0"/>
+        <w:jc w:val="left"/>
+        <w:rPr/>
+      </w:pPr>
+      <w:r>
+        <w:rPr/>
+        <w:t>read(E)</w:t>
+      </w:r>
+    </w:p>
+    <w:p>
+      <w:pPr>
+        <w:pStyle w:val="Normal"/>
+        <w:widowControl/>
+        <w:suppressAutoHyphens w:val="true"/>
+        <w:bidi w:val="0"/>
+        <w:spacing w:lineRule="auto" w:line="259" w:before="0" w:after="160"/>
+        <w:ind w:hanging="0" w:left="2160" w:right="0"/>
+        <w:jc w:val="left"/>
+        <w:rPr/>
+      </w:pPr>
+      <w:r>
+        <w:rPr/>
+        <w:t>advance(E)</w:t>
+      </w:r>
+    </w:p>
+    <w:p>
+      <w:pPr>
+        <w:pStyle w:val="Normal"/>
+        <w:widowControl/>
+        <w:suppressAutoHyphens w:val="true"/>
+        <w:bidi w:val="0"/>
+        <w:spacing w:lineRule="auto" w:line="259" w:before="0" w:after="160"/>
+        <w:ind w:hanging="0" w:left="2160" w:right="0"/>
+        <w:jc w:val="left"/>
+        <w:rPr/>
+      </w:pPr>
+      <w:r>
+        <w:rPr/>
+        <w:t>await(E, V)</w:t>
+      </w:r>
+    </w:p>
+    <w:p>
+      <w:pPr>
+        <w:pStyle w:val="Normal"/>
+        <w:widowControl/>
+        <w:suppressAutoHyphens w:val="true"/>
+        <w:bidi w:val="0"/>
+        <w:spacing w:lineRule="auto" w:line="259" w:before="0" w:after="160"/>
+        <w:ind w:hanging="0" w:left="720" w:right="0"/>
+        <w:jc w:val="left"/>
+        <w:rPr/>
+      </w:pPr>
+      <w:r>
+        <w:rPr/>
+        <w:t>monitors (page 81-85) (know this)</w:t>
+      </w:r>
+    </w:p>
+    <w:p>
+      <w:pPr>
+        <w:pStyle w:val="Normal"/>
+        <w:widowControl/>
+        <w:suppressAutoHyphens w:val="true"/>
+        <w:bidi w:val="0"/>
+        <w:spacing w:lineRule="auto" w:line="259" w:before="0" w:after="160"/>
+        <w:ind w:hanging="0" w:left="1440" w:right="0"/>
+        <w:jc w:val="left"/>
+        <w:rPr/>
+      </w:pPr>
+      <w:r>
+        <w:rPr/>
+        <w:t>aid in writing correct program synchronization code</w:t>
+      </w:r>
+    </w:p>
+    <w:p>
+      <w:pPr>
+        <w:pStyle w:val="Normal"/>
+        <w:widowControl/>
+        <w:suppressAutoHyphens w:val="true"/>
+        <w:bidi w:val="0"/>
+        <w:spacing w:lineRule="auto" w:line="259" w:before="0" w:after="160"/>
+        <w:ind w:hanging="0" w:left="1440" w:right="0"/>
+        <w:jc w:val="left"/>
+        <w:rPr/>
+      </w:pPr>
+      <w:r>
+        <w:rPr/>
+        <w:t>a programming language construct</w:t>
+      </w:r>
+    </w:p>
+    <w:p>
+      <w:pPr>
+        <w:pStyle w:val="Normal"/>
+        <w:widowControl/>
+        <w:suppressAutoHyphens w:val="true"/>
+        <w:bidi w:val="0"/>
+        <w:spacing w:lineRule="auto" w:line="259" w:before="0" w:after="160"/>
+        <w:ind w:hanging="0" w:left="1440" w:right="0"/>
+        <w:jc w:val="left"/>
+        <w:rPr/>
+      </w:pPr>
+      <w:r>
+        <w:rPr/>
+        <w:t>the compiler implements the mutual exclusion so it is less likely something will go wrong (e.g., Down calls out of order)</w:t>
+      </w:r>
+    </w:p>
+    <w:p>
+      <w:pPr>
+        <w:pStyle w:val="Normal"/>
+        <w:widowControl/>
+        <w:suppressAutoHyphens w:val="true"/>
+        <w:bidi w:val="0"/>
+        <w:spacing w:lineRule="auto" w:line="259" w:before="0" w:after="160"/>
+        <w:ind w:hanging="0" w:left="1440" w:right="0"/>
+        <w:jc w:val="left"/>
+        <w:rPr/>
+      </w:pPr>
+      <w:r>
+        <w:rPr/>
+        <w:t>usually implemented at compile time</w:t>
+      </w:r>
+    </w:p>
+    <w:p>
+      <w:pPr>
+        <w:pStyle w:val="Normal"/>
+        <w:widowControl/>
+        <w:suppressAutoHyphens w:val="true"/>
+        <w:bidi w:val="0"/>
+        <w:spacing w:lineRule="auto" w:line="259" w:before="0" w:after="160"/>
+        <w:ind w:hanging="0" w:left="1440" w:right="0"/>
+        <w:jc w:val="left"/>
+        <w:rPr/>
+      </w:pPr>
+      <w:r>
+        <w:rPr/>
+        <w:t>Ada and Concurent Euclid do not use monitors</w:t>
+      </w:r>
+    </w:p>
+    <w:p>
+      <w:pPr>
+        <w:pStyle w:val="Normal"/>
+        <w:widowControl/>
+        <w:suppressAutoHyphens w:val="true"/>
+        <w:bidi w:val="0"/>
+        <w:spacing w:lineRule="auto" w:line="259" w:before="0" w:after="160"/>
+        <w:ind w:hanging="0" w:left="1440" w:right="0"/>
+        <w:jc w:val="left"/>
+        <w:rPr/>
+      </w:pPr>
+      <w:r>
+        <w:rPr/>
+        <w:t>Semaphores and monitors are designed for systems with multiple CPUs</w:t>
+      </w:r>
+    </w:p>
+    <w:p>
+      <w:pPr>
+        <w:pStyle w:val="Normal"/>
+        <w:widowControl/>
+        <w:suppressAutoHyphens w:val="true"/>
+        <w:bidi w:val="0"/>
+        <w:spacing w:lineRule="auto" w:line="259" w:before="0" w:after="160"/>
+        <w:ind w:hanging="0" w:left="1440" w:right="0"/>
+        <w:jc w:val="left"/>
+        <w:rPr/>
+      </w:pPr>
+      <w:r>
+        <w:rPr/>
+        <w:t>will not work on network-distributed systems</w:t>
+      </w:r>
+    </w:p>
+    <w:p>
+      <w:pPr>
+        <w:pStyle w:val="Normal"/>
+        <w:widowControl/>
+        <w:suppressAutoHyphens w:val="true"/>
+        <w:bidi w:val="0"/>
+        <w:spacing w:lineRule="auto" w:line="259" w:before="0" w:after="160"/>
+        <w:ind w:hanging="0" w:left="0" w:right="0"/>
+        <w:jc w:val="left"/>
+        <w:rPr/>
+      </w:pPr>
+      <w:r>
+        <w:rPr/>
+        <w:t>Primitives (page 76b-88)</w:t>
+      </w:r>
+    </w:p>
+    <w:p>
+      <w:pPr>
+        <w:pStyle w:val="Normal"/>
+        <w:widowControl/>
+        <w:suppressAutoHyphens w:val="true"/>
+        <w:bidi w:val="0"/>
+        <w:spacing w:lineRule="auto" w:line="259" w:before="0" w:after="160"/>
+        <w:ind w:hanging="0" w:left="720" w:right="0"/>
+        <w:jc w:val="left"/>
+        <w:rPr/>
+      </w:pPr>
+      <w:r>
+        <w:rPr/>
+        <w:t>Messages</w:t>
+      </w:r>
+    </w:p>
+    <w:p>
+      <w:pPr>
+        <w:pStyle w:val="Normal"/>
+        <w:widowControl/>
+        <w:suppressAutoHyphens w:val="true"/>
+        <w:bidi w:val="0"/>
+        <w:spacing w:lineRule="auto" w:line="259" w:before="0" w:after="160"/>
+        <w:ind w:hanging="0" w:left="1440" w:right="0"/>
+        <w:jc w:val="left"/>
+        <w:rPr/>
+      </w:pPr>
+      <w:r>
+        <w:rPr/>
+        <w:t>interprocess communication</w:t>
+      </w:r>
+    </w:p>
+    <w:p>
+      <w:pPr>
+        <w:pStyle w:val="Normal"/>
+        <w:widowControl/>
+        <w:suppressAutoHyphens w:val="true"/>
+        <w:bidi w:val="0"/>
+        <w:spacing w:lineRule="auto" w:line="259" w:before="0" w:after="160"/>
+        <w:ind w:hanging="0" w:left="1440" w:right="0"/>
+        <w:jc w:val="left"/>
+        <w:rPr/>
+      </w:pPr>
+      <w:r>
+        <w:rPr/>
+        <w:t>primitives</w:t>
+      </w:r>
+    </w:p>
+    <w:p>
+      <w:pPr>
+        <w:pStyle w:val="Normal"/>
+        <w:widowControl/>
+        <w:suppressAutoHyphens w:val="true"/>
+        <w:bidi w:val="0"/>
+        <w:spacing w:lineRule="auto" w:line="259" w:before="0" w:after="160"/>
+        <w:ind w:hanging="0" w:left="2160" w:right="0"/>
+        <w:jc w:val="left"/>
+        <w:rPr/>
+      </w:pPr>
+      <w:r>
+        <w:rPr/>
+        <w:t>send(destination, &amp;message)</w:t>
+      </w:r>
+    </w:p>
+    <w:p>
+      <w:pPr>
+        <w:pStyle w:val="Normal"/>
+        <w:widowControl/>
+        <w:suppressAutoHyphens w:val="true"/>
+        <w:bidi w:val="0"/>
+        <w:spacing w:lineRule="auto" w:line="259" w:before="0" w:after="160"/>
+        <w:ind w:hanging="0" w:left="2160" w:right="0"/>
+        <w:jc w:val="left"/>
+        <w:rPr/>
+      </w:pPr>
+      <w:r>
+        <w:rPr/>
+        <w:t>receive(source, &amp;message)</w:t>
+      </w:r>
+    </w:p>
+    <w:p>
+      <w:pPr>
+        <w:pStyle w:val="Normal"/>
+        <w:widowControl/>
+        <w:suppressAutoHyphens w:val="true"/>
+        <w:bidi w:val="0"/>
+        <w:spacing w:lineRule="auto" w:line="259" w:before="0" w:after="160"/>
+        <w:ind w:hanging="0" w:left="1440" w:right="0"/>
+        <w:jc w:val="left"/>
+        <w:rPr/>
+      </w:pPr>
+      <w:r>
+        <w:rPr/>
+        <w:t>problems</w:t>
+      </w:r>
+    </w:p>
+    <w:p>
+      <w:pPr>
+        <w:pStyle w:val="Normal"/>
+        <w:widowControl/>
+        <w:suppressAutoHyphens w:val="true"/>
+        <w:bidi w:val="0"/>
+        <w:spacing w:lineRule="auto" w:line="259" w:before="0" w:after="160"/>
+        <w:ind w:hanging="0" w:left="2160" w:right="0"/>
+        <w:jc w:val="left"/>
+        <w:rPr/>
+      </w:pPr>
+      <w:r>
+        <w:rPr/>
+        <w:t>message loss</w:t>
+      </w:r>
+    </w:p>
+    <w:p>
+      <w:pPr>
+        <w:pStyle w:val="Normal"/>
+        <w:widowControl/>
+        <w:suppressAutoHyphens w:val="true"/>
+        <w:bidi w:val="0"/>
+        <w:spacing w:lineRule="auto" w:line="259" w:before="0" w:after="160"/>
+        <w:ind w:hanging="0" w:left="2160" w:right="0"/>
+        <w:jc w:val="left"/>
+        <w:rPr/>
+      </w:pPr>
+      <w:r>
+        <w:rPr/>
+        <w:t>acknowledgment loss</w:t>
+      </w:r>
+    </w:p>
+    <w:p>
+      <w:pPr>
+        <w:pStyle w:val="Normal"/>
+        <w:widowControl/>
+        <w:suppressAutoHyphens w:val="true"/>
+        <w:bidi w:val="0"/>
+        <w:spacing w:lineRule="auto" w:line="259" w:before="0" w:after="160"/>
+        <w:ind w:hanging="0" w:left="2160" w:right="0"/>
+        <w:jc w:val="left"/>
+        <w:rPr/>
+      </w:pPr>
+      <w:r>
+        <w:rPr/>
+        <w:t>message resending</w:t>
+      </w:r>
+    </w:p>
+    <w:p>
+      <w:pPr>
+        <w:pStyle w:val="Normal"/>
+        <w:widowControl/>
+        <w:suppressAutoHyphens w:val="true"/>
+        <w:bidi w:val="0"/>
+        <w:spacing w:lineRule="auto" w:line="259" w:before="0" w:after="160"/>
+        <w:ind w:hanging="0" w:left="2160" w:right="0"/>
+        <w:jc w:val="left"/>
+        <w:rPr/>
+      </w:pPr>
+      <w:r>
+        <w:rPr/>
+        <w:t>duplicate process names</w:t>
+      </w:r>
+    </w:p>
+    <w:p>
+      <w:pPr>
+        <w:pStyle w:val="Normal"/>
+        <w:widowControl/>
+        <w:suppressAutoHyphens w:val="true"/>
+        <w:bidi w:val="0"/>
+        <w:spacing w:lineRule="auto" w:line="259" w:before="0" w:after="160"/>
+        <w:ind w:hanging="0" w:left="2160" w:right="0"/>
+        <w:jc w:val="left"/>
+        <w:rPr/>
+      </w:pPr>
+      <w:r>
+        <w:rPr/>
+        <w:t>two machines have the same name</w:t>
+      </w:r>
+    </w:p>
+    <w:p>
+      <w:pPr>
+        <w:pStyle w:val="Normal"/>
+        <w:widowControl/>
+        <w:suppressAutoHyphens w:val="true"/>
+        <w:bidi w:val="0"/>
+        <w:spacing w:lineRule="auto" w:line="259" w:before="0" w:after="160"/>
+        <w:ind w:hanging="0" w:left="2160" w:right="0"/>
+        <w:jc w:val="left"/>
+        <w:rPr/>
+      </w:pPr>
+      <w:r>
+        <w:rPr/>
+        <w:t>sender authenticity</w:t>
+      </w:r>
+    </w:p>
+    <w:p>
+      <w:pPr>
+        <w:pStyle w:val="Normal"/>
+        <w:widowControl/>
+        <w:suppressAutoHyphens w:val="true"/>
+        <w:bidi w:val="0"/>
+        <w:spacing w:lineRule="auto" w:line="259" w:before="0" w:after="160"/>
+        <w:ind w:hanging="0" w:left="2160" w:right="0"/>
+        <w:jc w:val="left"/>
+        <w:rPr/>
+      </w:pPr>
+      <w:r>
+        <w:rPr/>
+        <w:t>receiver authenticity</w:t>
+      </w:r>
+    </w:p>
+    <w:p>
+      <w:pPr>
+        <w:pStyle w:val="Normal"/>
+        <w:widowControl/>
+        <w:suppressAutoHyphens w:val="true"/>
+        <w:bidi w:val="0"/>
+        <w:spacing w:lineRule="auto" w:line="259" w:before="0" w:after="160"/>
+        <w:ind w:hanging="0" w:left="2160" w:right="0"/>
+        <w:jc w:val="left"/>
+        <w:rPr/>
+      </w:pPr>
+      <w:r>
+        <w:rPr/>
+        <w:t>sending machine is receiver</w:t>
+      </w:r>
+    </w:p>
+    <w:p>
+      <w:pPr>
+        <w:pStyle w:val="Normal"/>
+        <w:widowControl/>
+        <w:suppressAutoHyphens w:val="true"/>
+        <w:bidi w:val="0"/>
+        <w:spacing w:lineRule="auto" w:line="259" w:before="0" w:after="160"/>
+        <w:ind w:hanging="0" w:left="1440" w:right="0"/>
+        <w:jc w:val="left"/>
+        <w:rPr/>
+      </w:pPr>
+      <w:r>
+        <w:rPr/>
+        <w:t>address messages to processes</w:t>
+      </w:r>
+    </w:p>
+    <w:p>
+      <w:pPr>
+        <w:pStyle w:val="Normal"/>
+        <w:widowControl/>
+        <w:suppressAutoHyphens w:val="true"/>
+        <w:bidi w:val="0"/>
+        <w:spacing w:lineRule="auto" w:line="259" w:before="0" w:after="160"/>
+        <w:ind w:hanging="0" w:left="2160" w:right="0"/>
+        <w:jc w:val="left"/>
+        <w:rPr/>
+      </w:pPr>
+      <w:r>
+        <w:rPr/>
+        <w:t>each process must have a unique address</w:t>
+      </w:r>
+    </w:p>
+    <w:p>
+      <w:pPr>
+        <w:pStyle w:val="Normal"/>
+        <w:widowControl/>
+        <w:suppressAutoHyphens w:val="true"/>
+        <w:bidi w:val="0"/>
+        <w:spacing w:lineRule="auto" w:line="259" w:before="0" w:after="160"/>
+        <w:ind w:hanging="0" w:left="1440" w:right="0"/>
+        <w:jc w:val="left"/>
+        <w:rPr/>
+      </w:pPr>
+      <w:r>
+        <w:rPr/>
+        <w:t>address messages to mailboxes</w:t>
+      </w:r>
+    </w:p>
+    <w:p>
+      <w:pPr>
+        <w:pStyle w:val="Normal"/>
+        <w:widowControl/>
+        <w:suppressAutoHyphens w:val="true"/>
+        <w:bidi w:val="0"/>
+        <w:spacing w:lineRule="auto" w:line="259" w:before="0" w:after="160"/>
+        <w:ind w:hanging="0" w:left="2160" w:right="0"/>
+        <w:jc w:val="left"/>
+        <w:rPr/>
+      </w:pPr>
+      <w:r>
+        <w:rPr/>
+        <w:t>a mailbox is a place to buffer a certain number of messages</w:t>
+      </w:r>
+    </w:p>
+    <w:p>
+      <w:pPr>
+        <w:pStyle w:val="Normal"/>
+        <w:widowControl/>
+        <w:suppressAutoHyphens w:val="true"/>
+        <w:bidi w:val="0"/>
+        <w:spacing w:lineRule="auto" w:line="259" w:before="0" w:after="160"/>
+        <w:ind w:hanging="0" w:left="2160" w:right="0"/>
+        <w:jc w:val="left"/>
+        <w:rPr/>
+      </w:pPr>
+      <w:r>
+        <w:rPr/>
+        <w:t>send() and receive() address parameters are mailboxes</w:t>
+      </w:r>
+    </w:p>
+    <w:p>
+      <w:pPr>
+        <w:pStyle w:val="Normal"/>
+        <w:widowControl/>
+        <w:suppressAutoHyphens w:val="true"/>
+        <w:bidi w:val="0"/>
+        <w:spacing w:lineRule="auto" w:line="259" w:before="0" w:after="160"/>
+        <w:ind w:hanging="0" w:left="2160" w:right="0"/>
+        <w:jc w:val="left"/>
+        <w:rPr/>
+      </w:pPr>
+      <w:r>
+        <w:rPr/>
+        <w:t>a process sending to a mailbox that is full blocks until a message is removed</w:t>
+      </w:r>
+    </w:p>
+    <w:p>
+      <w:pPr>
+        <w:pStyle w:val="Normal"/>
+        <w:widowControl/>
+        <w:suppressAutoHyphens w:val="true"/>
+        <w:bidi w:val="0"/>
+        <w:spacing w:lineRule="auto" w:line="259" w:before="0" w:after="160"/>
+        <w:ind w:hanging="0" w:left="1440" w:right="0"/>
+        <w:jc w:val="left"/>
+        <w:rPr/>
+      </w:pPr>
+      <w:r>
+        <w:rPr/>
+        <w:t>eliminate all buffering (rendezvous)</w:t>
+      </w:r>
+    </w:p>
+    <w:p>
+      <w:pPr>
+        <w:pStyle w:val="Normal"/>
+        <w:widowControl/>
+        <w:suppressAutoHyphens w:val="true"/>
+        <w:bidi w:val="0"/>
+        <w:spacing w:lineRule="auto" w:line="259" w:before="0" w:after="160"/>
+        <w:ind w:hanging="0" w:left="2160" w:right="0"/>
+        <w:jc w:val="left"/>
+        <w:rPr/>
+      </w:pPr>
+      <w:r>
+        <w:rPr/>
+        <w:t>if the send() is done before the receive() the sending process is blocked until the receive happens</w:t>
+      </w:r>
+    </w:p>
+    <w:p>
+      <w:pPr>
+        <w:pStyle w:val="Normal"/>
+        <w:widowControl/>
+        <w:suppressAutoHyphens w:val="true"/>
+        <w:bidi w:val="0"/>
+        <w:spacing w:lineRule="auto" w:line="259" w:before="0" w:after="160"/>
+        <w:ind w:hanging="0" w:left="2160" w:right="0"/>
+        <w:jc w:val="left"/>
+        <w:rPr/>
+      </w:pPr>
+      <w:r>
+        <w:rPr/>
+        <w:t>a message is copies directly from the sender to the receiver</w:t>
+      </w:r>
+    </w:p>
+    <w:p>
+      <w:pPr>
+        <w:pStyle w:val="Normal"/>
+        <w:widowControl/>
+        <w:suppressAutoHyphens w:val="true"/>
+        <w:bidi w:val="0"/>
+        <w:spacing w:lineRule="auto" w:line="259" w:before="0" w:after="160"/>
+        <w:ind w:hanging="0" w:left="2160" w:right="0"/>
+        <w:jc w:val="left"/>
+        <w:rPr/>
+      </w:pPr>
+      <w:r>
+        <w:rPr/>
+        <w:t>easier to implement, but is less flexible</w:t>
+      </w:r>
+    </w:p>
+    <w:p>
+      <w:pPr>
+        <w:pStyle w:val="Normal"/>
+        <w:widowControl/>
+        <w:suppressAutoHyphens w:val="true"/>
+        <w:bidi w:val="0"/>
+        <w:spacing w:lineRule="auto" w:line="259" w:before="0" w:after="160"/>
+        <w:ind w:hanging="0" w:left="2160" w:right="0"/>
+        <w:jc w:val="left"/>
+        <w:rPr/>
+      </w:pPr>
+      <w:r>
+        <w:rPr/>
+        <w:t>wastes time because send() and receive() are forced to run in lockstep</w:t>
+      </w:r>
+    </w:p>
+    <w:p>
+      <w:pPr>
+        <w:pStyle w:val="Normal"/>
+        <w:widowControl/>
+        <w:suppressAutoHyphens w:val="true"/>
+        <w:bidi w:val="0"/>
+        <w:spacing w:lineRule="auto" w:line="259" w:before="0" w:after="160"/>
+        <w:ind w:hanging="0" w:left="1440" w:right="0"/>
+        <w:jc w:val="left"/>
+        <w:rPr/>
+      </w:pPr>
+      <w:r>
+        <w:rPr/>
+        <w:t>IPC in Unix uses pipes</w:t>
+      </w:r>
+    </w:p>
+    <w:p>
+      <w:pPr>
+        <w:pStyle w:val="Normal"/>
+        <w:widowControl/>
+        <w:suppressAutoHyphens w:val="true"/>
+        <w:bidi w:val="0"/>
+        <w:spacing w:lineRule="auto" w:line="259" w:before="0" w:after="160"/>
+        <w:ind w:hanging="0" w:left="2160" w:right="0"/>
+        <w:jc w:val="left"/>
+        <w:rPr/>
+      </w:pPr>
+      <w:r>
+        <w:rPr/>
+        <w:t>pipes are effectively mailboxes</w:t>
+      </w:r>
+    </w:p>
+    <w:p>
+      <w:pPr>
+        <w:pStyle w:val="Normal"/>
+        <w:widowControl/>
+        <w:suppressAutoHyphens w:val="true"/>
+        <w:bidi w:val="0"/>
+        <w:spacing w:lineRule="auto" w:line="259" w:before="0" w:after="160"/>
+        <w:ind w:hanging="0" w:left="2160" w:right="0"/>
+        <w:jc w:val="left"/>
+        <w:rPr/>
+      </w:pPr>
+      <w:r>
+        <w:rPr/>
+        <w:t>pipes do not preserve message boundaries</w:t>
+      </w:r>
+    </w:p>
+    <w:p>
+      <w:pPr>
+        <w:pStyle w:val="Normal"/>
+        <w:widowControl/>
+        <w:suppressAutoHyphens w:val="true"/>
+        <w:bidi w:val="0"/>
+        <w:spacing w:lineRule="auto" w:line="259" w:before="0" w:after="160"/>
+        <w:ind w:hanging="0" w:left="2160" w:right="0"/>
+        <w:jc w:val="left"/>
+        <w:rPr/>
+      </w:pPr>
+      <w:r>
+        <w:rPr/>
+        <w:t>fixed by agreeing to read and write with fixed length messages</w:t>
+      </w:r>
+    </w:p>
+    <w:p>
+      <w:pPr>
+        <w:pStyle w:val="Normal"/>
+        <w:widowControl/>
+        <w:suppressAutoHyphens w:val="true"/>
+        <w:bidi w:val="0"/>
+        <w:spacing w:lineRule="auto" w:line="259" w:before="0" w:after="160"/>
+        <w:ind w:hanging="0" w:left="2160" w:right="0"/>
+        <w:jc w:val="left"/>
+        <w:rPr/>
+      </w:pPr>
+      <w:r>
+        <w:rPr/>
+        <w:t>fixed with a NULL terminator</w:t>
+      </w:r>
+    </w:p>
+    <w:p>
+      <w:pPr>
+        <w:pStyle w:val="Normal"/>
+        <w:widowControl/>
+        <w:suppressAutoHyphens w:val="true"/>
+        <w:bidi w:val="0"/>
+        <w:spacing w:lineRule="auto" w:line="259" w:before="0" w:after="160"/>
+        <w:ind w:hanging="0" w:left="1440" w:right="0"/>
+        <w:jc w:val="left"/>
+        <w:rPr/>
+      </w:pPr>
+      <w:r>
+        <w:rPr/>
+      </w:r>
+    </w:p>
+    <w:p>
+      <w:pPr>
+        <w:pStyle w:val="Normal"/>
+        <w:widowControl/>
+        <w:suppressAutoHyphens w:val="true"/>
+        <w:bidi w:val="0"/>
+        <w:spacing w:lineRule="auto" w:line="259" w:before="0" w:after="160"/>
+        <w:ind w:hanging="0" w:left="720" w:right="0"/>
+        <w:jc w:val="left"/>
+        <w:rPr/>
+      </w:pPr>
+      <w:r>
+        <w:rPr/>
+      </w:r>
+    </w:p>
+    <w:p>
+      <w:pPr>
+        <w:pStyle w:val="Normal"/>
+        <w:widowControl/>
+        <w:suppressAutoHyphens w:val="true"/>
+        <w:bidi w:val="0"/>
+        <w:spacing w:lineRule="auto" w:line="259" w:before="0" w:after="160"/>
+        <w:ind w:hanging="0" w:left="0" w:right="0"/>
+        <w:jc w:val="left"/>
+        <w:rPr/>
+      </w:pPr>
+      <w:r>
+        <w:rPr/>
+        <w:t>Readers and writers problem (page 92-93)</w:t>
+      </w:r>
+    </w:p>
+    <w:p>
+      <w:pPr>
+        <w:pStyle w:val="Normal"/>
+        <w:widowControl/>
+        <w:suppressAutoHyphens w:val="true"/>
+        <w:bidi w:val="0"/>
+        <w:spacing w:lineRule="auto" w:line="259" w:before="0" w:after="160"/>
+        <w:ind w:hanging="0" w:left="0" w:right="0"/>
+        <w:jc w:val="left"/>
+        <w:rPr/>
+      </w:pPr>
+      <w:r>
+        <w:rPr/>
+      </w:r>
+    </w:p>
+    <w:p>
+      <w:pPr>
+        <w:pStyle w:val="Normal"/>
+        <w:widowControl/>
+        <w:suppressAutoHyphens w:val="true"/>
+        <w:bidi w:val="0"/>
+        <w:spacing w:lineRule="auto" w:line="259" w:before="0" w:after="160"/>
+        <w:ind w:hanging="0" w:left="0" w:right="0"/>
+        <w:jc w:val="left"/>
+        <w:rPr/>
+      </w:pPr>
+      <w:r>
+        <w:rPr/>
+        <w:t>Scheduling – page 94</w:t>
+      </w:r>
+    </w:p>
+    <w:p>
+      <w:pPr>
+        <w:pStyle w:val="Normal"/>
+        <w:widowControl/>
+        <w:suppressAutoHyphens w:val="true"/>
+        <w:bidi w:val="0"/>
+        <w:spacing w:lineRule="auto" w:line="259" w:before="0" w:after="160"/>
+        <w:ind w:hanging="0" w:left="720" w:right="0"/>
+        <w:jc w:val="left"/>
+        <w:rPr/>
+      </w:pPr>
+      <w:r>
+        <w:rPr/>
+        <w:t>scheduler – the part of the operating system that makes the choice fo when a process gets to execute (use the cpu)</w:t>
+      </w:r>
+    </w:p>
+    <w:p>
+      <w:pPr>
+        <w:pStyle w:val="Normal"/>
+        <w:widowControl/>
+        <w:suppressAutoHyphens w:val="true"/>
+        <w:bidi w:val="0"/>
+        <w:spacing w:lineRule="auto" w:line="259" w:before="0" w:after="160"/>
+        <w:ind w:hanging="0" w:left="720" w:right="0"/>
+        <w:jc w:val="left"/>
+        <w:rPr/>
+      </w:pPr>
+      <w:r>
+        <w:rPr/>
+        <w:t>Scheduling algorithm – the method used by the scheduler</w:t>
+      </w:r>
+    </w:p>
+    <w:p>
+      <w:pPr>
+        <w:pStyle w:val="Normal"/>
+        <w:widowControl/>
+        <w:suppressAutoHyphens w:val="true"/>
+        <w:bidi w:val="0"/>
+        <w:spacing w:lineRule="auto" w:line="259" w:before="0" w:after="160"/>
+        <w:ind w:hanging="0" w:left="720" w:right="0"/>
+        <w:jc w:val="left"/>
+        <w:rPr/>
+      </w:pPr>
+      <w:r>
+        <w:rPr/>
+        <w:t>cpu-bound – process spending most of their time using the cpu (do little IO)</w:t>
+      </w:r>
+    </w:p>
+    <w:p>
+      <w:pPr>
+        <w:pStyle w:val="Normal"/>
+        <w:widowControl/>
+        <w:suppressAutoHyphens w:val="true"/>
+        <w:bidi w:val="0"/>
+        <w:spacing w:lineRule="auto" w:line="259" w:before="0" w:after="160"/>
+        <w:ind w:hanging="0" w:left="720" w:right="0"/>
+        <w:jc w:val="left"/>
+        <w:rPr/>
+      </w:pPr>
+      <w:r>
+        <w:rPr/>
+        <w:t>i/o-bound – processes spending most of their time waiting for I/O</w:t>
+      </w:r>
+    </w:p>
+    <w:p>
+      <w:pPr>
+        <w:pStyle w:val="Normal"/>
+        <w:widowControl/>
+        <w:suppressAutoHyphens w:val="true"/>
+        <w:bidi w:val="0"/>
+        <w:spacing w:lineRule="auto" w:line="259" w:before="0" w:after="160"/>
+        <w:ind w:hanging="0" w:left="0" w:right="0"/>
+        <w:jc w:val="left"/>
+        <w:rPr/>
+      </w:pPr>
+      <w:r>
+        <w:rPr/>
+        <w:t>when scheduling is required</w:t>
+      </w:r>
+    </w:p>
+    <w:p>
+      <w:pPr>
+        <w:pStyle w:val="Normal"/>
+        <w:widowControl/>
+        <w:tabs>
+          <w:tab w:val="clear" w:pos="720"/>
+          <w:tab w:val="left" w:pos="0" w:leader="none"/>
+        </w:tabs>
+        <w:suppressAutoHyphens w:val="true"/>
+        <w:bidi w:val="0"/>
+        <w:spacing w:lineRule="auto" w:line="259" w:before="0" w:after="160"/>
+        <w:ind w:hanging="0" w:left="720" w:right="0"/>
+        <w:jc w:val="left"/>
+        <w:rPr/>
+      </w:pPr>
+      <w:r>
+        <w:rPr/>
+        <w:t>when a process exits</w:t>
+      </w:r>
+    </w:p>
+    <w:p>
+      <w:pPr>
+        <w:pStyle w:val="Normal"/>
+        <w:widowControl/>
+        <w:tabs>
+          <w:tab w:val="clear" w:pos="720"/>
+          <w:tab w:val="left" w:pos="0" w:leader="none"/>
+        </w:tabs>
+        <w:suppressAutoHyphens w:val="true"/>
+        <w:bidi w:val="0"/>
+        <w:spacing w:lineRule="auto" w:line="259" w:before="0" w:after="160"/>
+        <w:ind w:hanging="0" w:left="720" w:right="0"/>
+        <w:jc w:val="left"/>
+        <w:rPr/>
+      </w:pPr>
+      <w:r>
+        <w:rPr/>
+        <w:t>when a process blocks on I/O, or a semaphore</w:t>
+      </w:r>
+    </w:p>
+    <w:p>
+      <w:pPr>
+        <w:pStyle w:val="Normal"/>
+        <w:widowControl/>
+        <w:suppressAutoHyphens w:val="true"/>
+        <w:bidi w:val="0"/>
+        <w:spacing w:lineRule="auto" w:line="259" w:before="0" w:after="160"/>
+        <w:ind w:hanging="0" w:left="0" w:right="0"/>
+        <w:jc w:val="left"/>
+        <w:rPr/>
+      </w:pPr>
+      <w:r>
+        <w:rPr/>
+        <w:t>when schedulling is usually done (but not necessary)</w:t>
+      </w:r>
+    </w:p>
+    <w:p>
+      <w:pPr>
+        <w:pStyle w:val="Normal"/>
+        <w:widowControl/>
+        <w:suppressAutoHyphens w:val="true"/>
+        <w:bidi w:val="0"/>
+        <w:spacing w:lineRule="auto" w:line="259" w:before="0" w:after="160"/>
+        <w:ind w:hanging="0" w:left="720" w:right="0"/>
+        <w:jc w:val="left"/>
+        <w:rPr/>
+      </w:pPr>
+      <w:r>
+        <w:rPr/>
+        <w:t>when a new process is created – reevaluate priorities at this time</w:t>
+      </w:r>
+    </w:p>
+    <w:p>
+      <w:pPr>
+        <w:pStyle w:val="Normal"/>
+        <w:widowControl/>
+        <w:suppressAutoHyphens w:val="true"/>
+        <w:bidi w:val="0"/>
+        <w:spacing w:lineRule="auto" w:line="259" w:before="0" w:after="160"/>
+        <w:ind w:hanging="0" w:left="720" w:right="0"/>
+        <w:jc w:val="left"/>
+        <w:rPr/>
+      </w:pPr>
+      <w:r>
+        <w:rPr/>
+        <w:t>when an i/o interrupt occurs – blocked process is now ready to run</w:t>
+      </w:r>
+    </w:p>
+    <w:p>
+      <w:pPr>
+        <w:pStyle w:val="Normal"/>
+        <w:widowControl/>
+        <w:suppressAutoHyphens w:val="true"/>
+        <w:bidi w:val="0"/>
+        <w:spacing w:lineRule="auto" w:line="259" w:before="0" w:after="160"/>
+        <w:ind w:hanging="0" w:left="720" w:right="0"/>
+        <w:jc w:val="left"/>
+        <w:rPr/>
+      </w:pPr>
+      <w:r>
+        <w:rPr/>
+        <w:t>when a clock interrupt occurs</w:t>
+      </w:r>
+    </w:p>
+    <w:p>
+      <w:pPr>
+        <w:pStyle w:val="Normal"/>
+        <w:widowControl/>
+        <w:suppressAutoHyphens w:val="true"/>
+        <w:bidi w:val="0"/>
+        <w:spacing w:lineRule="auto" w:line="259" w:before="0" w:after="160"/>
+        <w:ind w:hanging="0" w:left="0" w:right="0"/>
+        <w:jc w:val="left"/>
+        <w:rPr/>
+      </w:pPr>
+      <w:r>
+        <w:rPr/>
       </w:r>
     </w:p>
     <w:sectPr>
